--- a/ADMISION_FORM.docx
+++ b/ADMISION_FORM.docx
@@ -1222,8 +1222,10 @@
                                 <w:color w:val="FF0000"/>
                                 <w:sz w:val="24"/>
                               </w:rPr>
-                              <w:t>014</w:t>
+                              <w:t>016</w:t>
                             </w:r>
+                            <w:bookmarkStart w:id="0" w:name="_GoBack"/>
+                            <w:bookmarkEnd w:id="0"/>
                           </w:p>
                         </w:txbxContent>
                       </wps:txbx>
@@ -1247,7 +1249,11 @@
           </mc:Choice>
           <mc:Fallback>
             <w:pict>
-              <v:shape w14:anchorId="7F931714" id="Text Box 11" o:spid="_x0000_s1030" type="#_x0000_t202" style="position:absolute;left:0;text-align:left;margin-left:329.05pt;margin-top:9.5pt;width:141pt;height:23.25pt;z-index:251658752;visibility:visible;mso-wrap-style:square;mso-width-percent:0;mso-height-percent:0;mso-wrap-distance-left:9pt;mso-wrap-distance-top:0;mso-wrap-distance-right:9pt;mso-wrap-distance-bottom:0;mso-position-horizontal:absolute;mso-position-horizontal-relative:text;mso-position-vertical:absolute;mso-position-vertical-relative:text;mso-width-percent:0;mso-height-percent:0;mso-width-relative:margin;mso-height-relative:margin;v-text-anchor:top" o:gfxdata="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" filled="f" stroked="f" strokeweight=".5pt">
+              <v:shapetype w14:anchorId="7F931714" id="_x0000_t202" coordsize="21600,21600" o:spt="202" path="m,l,21600r21600,l21600,xe">
+                <v:stroke joinstyle="miter"/>
+                <v:path gradientshapeok="t" o:connecttype="rect"/>
+              </v:shapetype>
+              <v:shape id="Text Box 11" o:spid="_x0000_s1030" type="#_x0000_t202" style="position:absolute;left:0;text-align:left;margin-left:329.05pt;margin-top:9.5pt;width:141pt;height:23.25pt;z-index:251658752;visibility:visible;mso-wrap-style:square;mso-width-percent:0;mso-height-percent:0;mso-wrap-distance-left:9pt;mso-wrap-distance-top:0;mso-wrap-distance-right:9pt;mso-wrap-distance-bottom:0;mso-position-horizontal:absolute;mso-position-horizontal-relative:text;mso-position-vertical:absolute;mso-position-vertical-relative:text;mso-width-percent:0;mso-height-percent:0;mso-width-relative:margin;mso-height-relative:margin;v-text-anchor:top" o:gfxdata="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" filled="f" stroked="f" strokeweight=".5pt">
                 <v:textbox>
                   <w:txbxContent>
                     <w:p>
@@ -1293,8 +1299,10 @@
                           <w:color w:val="FF0000"/>
                           <w:sz w:val="24"/>
                         </w:rPr>
-                        <w:t>014</w:t>
+                        <w:t>016</w:t>
                       </w:r>
+                      <w:bookmarkStart w:id="1" w:name="_GoBack"/>
+                      <w:bookmarkEnd w:id="1"/>
                     </w:p>
                   </w:txbxContent>
                 </v:textbox>
@@ -1966,8 +1974,6 @@
       <w:r>
         <w:t xml:space="preserve">[  ] </w:t>
       </w:r>
-      <w:bookmarkStart w:id="0" w:name="_GoBack"/>
-      <w:bookmarkEnd w:id="0"/>
     </w:p>
     <w:p>
       <w:pPr>

--- a/ADMISION_FORM.docx
+++ b/ADMISION_FORM.docx
@@ -1195,7 +1195,7 @@
                                 <w:color w:val="FF0000"/>
                                 <w:sz w:val="24"/>
                               </w:rPr>
-                              <w:t>RICT/25/12</w:t>
+                              <w:t>RICT/26/01</w:t>
                             </w:r>
                             <w:r>
                               <w:rPr>
@@ -1222,10 +1222,8 @@
                                 <w:color w:val="FF0000"/>
                                 <w:sz w:val="24"/>
                               </w:rPr>
-                              <w:t>016</w:t>
+                              <w:t>018</w:t>
                             </w:r>
-                            <w:bookmarkStart w:id="0" w:name="_GoBack"/>
-                            <w:bookmarkEnd w:id="0"/>
                           </w:p>
                         </w:txbxContent>
                       </wps:txbx>
@@ -1272,7 +1270,7 @@
                           <w:color w:val="FF0000"/>
                           <w:sz w:val="24"/>
                         </w:rPr>
-                        <w:t>RICT/25/12</w:t>
+                        <w:t>RICT/26/01</w:t>
                       </w:r>
                       <w:r>
                         <w:rPr>
@@ -1299,10 +1297,8 @@
                           <w:color w:val="FF0000"/>
                           <w:sz w:val="24"/>
                         </w:rPr>
-                        <w:t>016</w:t>
+                        <w:t>018</w:t>
                       </w:r>
-                      <w:bookmarkStart w:id="1" w:name="_GoBack"/>
-                      <w:bookmarkEnd w:id="1"/>
                     </w:p>
                   </w:txbxContent>
                 </v:textbox>
@@ -1504,7 +1500,15 @@
         <w:tab/>
       </w:r>
       <w:r>
-        <w:t>parents /guardians Tel: ___________</w:t>
+        <w:t>parents /guardians Tel: __</w:t>
+      </w:r>
+      <w:r>
+        <w:t xml:space="preserve"> </w:t>
+      </w:r>
+      <w:bookmarkStart w:id="0" w:name="_GoBack"/>
+      <w:bookmarkEnd w:id="0"/>
+      <w:r>
+        <w:t>_________</w:t>
       </w:r>
       <w:r>
         <w:t xml:space="preserve"> </w:t>

--- a/ADMISION_FORM.docx
+++ b/ADMISION_FORM.docx
@@ -1222,7 +1222,7 @@
                                 <w:color w:val="FF0000"/>
                                 <w:sz w:val="24"/>
                               </w:rPr>
-                              <w:t>018</w:t>
+                              <w:t>019</w:t>
                             </w:r>
                           </w:p>
                         </w:txbxContent>
@@ -1297,7 +1297,7 @@
                           <w:color w:val="FF0000"/>
                           <w:sz w:val="24"/>
                         </w:rPr>
-                        <w:t>018</w:t>
+                        <w:t>019</w:t>
                       </w:r>
                     </w:p>
                   </w:txbxContent>
@@ -1367,6 +1367,8 @@
         </w:rPr>
         <w:t>PERSONAL DETAILS:</w:t>
       </w:r>
+      <w:bookmarkStart w:id="0" w:name="_GoBack"/>
+      <w:bookmarkEnd w:id="0"/>
       <w:r>
         <w:rPr>
           <w:b/>
@@ -1505,8 +1507,6 @@
       <w:r>
         <w:t xml:space="preserve"> </w:t>
       </w:r>
-      <w:bookmarkStart w:id="0" w:name="_GoBack"/>
-      <w:bookmarkEnd w:id="0"/>
       <w:r>
         <w:t>_________</w:t>
       </w:r>

--- a/ADMISION_FORM.docx
+++ b/ADMISION_FORM.docx
@@ -345,7 +345,7 @@
                                 <w:rPr>
                                   <w:rStyle w:val="Hyperlink"/>
                                 </w:rPr>
-                                <w:t>www.ruralnetict.co.ke</w:t>
+                                <w:t>www.ruralnet.co.ke</w:t>
                               </w:r>
                             </w:hyperlink>
                             <w:r>
@@ -414,7 +414,7 @@
                           <w:rPr>
                             <w:rStyle w:val="Hyperlink"/>
                           </w:rPr>
-                          <w:t>www.ruralnetict.co.ke</w:t>
+                          <w:t>www.ruralnet.co.ke</w:t>
                         </w:r>
                       </w:hyperlink>
                       <w:r>
@@ -1222,7 +1222,7 @@
                                 <w:color w:val="FF0000"/>
                                 <w:sz w:val="24"/>
                               </w:rPr>
-                              <w:t>019</w:t>
+                              <w:t>020</w:t>
                             </w:r>
                           </w:p>
                         </w:txbxContent>
@@ -1247,11 +1247,7 @@
           </mc:Choice>
           <mc:Fallback>
             <w:pict>
-              <v:shapetype w14:anchorId="7F931714" id="_x0000_t202" coordsize="21600,21600" o:spt="202" path="m,l,21600r21600,l21600,xe">
-                <v:stroke joinstyle="miter"/>
-                <v:path gradientshapeok="t" o:connecttype="rect"/>
-              </v:shapetype>
-              <v:shape id="Text Box 11" o:spid="_x0000_s1030" type="#_x0000_t202" style="position:absolute;left:0;text-align:left;margin-left:329.05pt;margin-top:9.5pt;width:141pt;height:23.25pt;z-index:251658752;visibility:visible;mso-wrap-style:square;mso-width-percent:0;mso-height-percent:0;mso-wrap-distance-left:9pt;mso-wrap-distance-top:0;mso-wrap-distance-right:9pt;mso-wrap-distance-bottom:0;mso-position-horizontal:absolute;mso-position-horizontal-relative:text;mso-position-vertical:absolute;mso-position-vertical-relative:text;mso-width-percent:0;mso-height-percent:0;mso-width-relative:margin;mso-height-relative:margin;v-text-anchor:top" o:gfxdata="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" filled="f" stroked="f" strokeweight=".5pt">
+              <v:shape w14:anchorId="7F931714" id="Text Box 11" o:spid="_x0000_s1030" type="#_x0000_t202" style="position:absolute;left:0;text-align:left;margin-left:329.05pt;margin-top:9.5pt;width:141pt;height:23.25pt;z-index:251658752;visibility:visible;mso-wrap-style:square;mso-width-percent:0;mso-height-percent:0;mso-wrap-distance-left:9pt;mso-wrap-distance-top:0;mso-wrap-distance-right:9pt;mso-wrap-distance-bottom:0;mso-position-horizontal:absolute;mso-position-horizontal-relative:text;mso-position-vertical:absolute;mso-position-vertical-relative:text;mso-width-percent:0;mso-height-percent:0;mso-width-relative:margin;mso-height-relative:margin;v-text-anchor:top" o:gfxdata="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" filled="f" stroked="f" strokeweight=".5pt">
                 <v:textbox>
                   <w:txbxContent>
                     <w:p>
@@ -1297,7 +1293,7 @@
                           <w:color w:val="FF0000"/>
                           <w:sz w:val="24"/>
                         </w:rPr>
-                        <w:t>019</w:t>
+                        <w:t>020</w:t>
                       </w:r>
                     </w:p>
                   </w:txbxContent>
@@ -1367,148 +1363,151 @@
         </w:rPr>
         <w:t>PERSONAL DETAILS:</w:t>
       </w:r>
+      <w:r>
+        <w:rPr>
+          <w:b/>
+        </w:rPr>
+        <w:t xml:space="preserve"> </w:t>
+      </w:r>
+    </w:p>
+    <w:p>
+      <w:pPr>
+        <w:pStyle w:val="ListParagraph"/>
+      </w:pPr>
+      <w:r>
+        <w:t>Surname/family name</w:t>
+      </w:r>
+      <w:r>
+        <w:t>___________________</w:t>
+      </w:r>
+      <w:r>
+        <w:t xml:space="preserve"> </w:t>
+      </w:r>
+      <w:r>
+        <w:t>ot</w:t>
+      </w:r>
+      <w:r>
+        <w:t xml:space="preserve">her names: </w:t>
+      </w:r>
+      <w:r>
+        <w:t>________________</w:t>
+      </w:r>
+    </w:p>
+    <w:p>
+      <w:pPr>
+        <w:pStyle w:val="ListParagraph"/>
+      </w:pPr>
+      <w:r>
+        <w:t>Date o</w:t>
+      </w:r>
+      <w:r>
+        <w:t>f B</w:t>
+      </w:r>
+      <w:r>
+        <w:t xml:space="preserve">irth: </w:t>
+      </w:r>
+      <w:r>
+        <w:t>______/_____</w:t>
+      </w:r>
+      <w:r>
+        <w:t>/______</w:t>
+      </w:r>
+      <w:r>
+        <w:t xml:space="preserve"> </w:t>
+      </w:r>
+      <w:r>
+        <w:tab/>
+        <w:t>Address: _____________</w:t>
+      </w:r>
+    </w:p>
+    <w:p>
+      <w:pPr>
+        <w:pStyle w:val="ListParagraph"/>
+      </w:pPr>
+      <w:r>
+        <w:t>Gender:</w:t>
+      </w:r>
+      <w:r>
+        <w:t xml:space="preserve">          </w:t>
+      </w:r>
+      <w:r>
+        <w:t xml:space="preserve"> [  ]</w:t>
+      </w:r>
+      <w:r>
+        <w:t xml:space="preserve"> Male </w:t>
+      </w:r>
+      <w:r>
+        <w:t xml:space="preserve">[  ] </w:t>
+      </w:r>
+      <w:r>
+        <w:tab/>
+      </w:r>
+      <w:r>
+        <w:tab/>
+      </w:r>
+      <w:r>
+        <w:t>Female</w:t>
+      </w:r>
+      <w:r>
+        <w:t xml:space="preserve"> Marital status:    [  ] Single      [  ] married</w:t>
+      </w:r>
+    </w:p>
+    <w:p>
+      <w:pPr>
+        <w:pStyle w:val="ListParagraph"/>
+      </w:pPr>
+      <w:r>
+        <w:t>Nationality: ____________</w:t>
+      </w:r>
+      <w:r>
+        <w:t xml:space="preserve"> </w:t>
+      </w:r>
+      <w:r>
+        <w:tab/>
+        <w:t>County</w:t>
+      </w:r>
+      <w:r>
+        <w:t>_</w:t>
+      </w:r>
+      <w:r>
+        <w:t>_____________</w:t>
+      </w:r>
+      <w:r>
+        <w:tab/>
+        <w:t>Sub County ______________ Constituency ________________</w:t>
+      </w:r>
+      <w:r>
+        <w:tab/>
+        <w:t>Ward ____________</w:t>
+      </w:r>
+      <w:r>
+        <w:tab/>
+        <w:t xml:space="preserve">Location/Village: ___________ </w:t>
+      </w:r>
+    </w:p>
+    <w:p>
+      <w:pPr>
+        <w:pStyle w:val="ListParagraph"/>
+      </w:pPr>
+      <w:r>
+        <w:t>Telephone: _______________</w:t>
+      </w:r>
+      <w:r>
+        <w:tab/>
+      </w:r>
+      <w:r>
+        <w:t>parents /guardians Tel: __</w:t>
+      </w:r>
+      <w:r>
+        <w:t xml:space="preserve"> </w:t>
+      </w:r>
+      <w:r>
+        <w:t>______</w:t>
+      </w:r>
       <w:bookmarkStart w:id="0" w:name="_GoBack"/>
       <w:bookmarkEnd w:id="0"/>
       <w:r>
-        <w:rPr>
-          <w:b/>
-        </w:rPr>
-        <w:t xml:space="preserve"> </w:t>
-      </w:r>
-    </w:p>
-    <w:p>
-      <w:pPr>
-        <w:pStyle w:val="ListParagraph"/>
-      </w:pPr>
-      <w:r>
-        <w:t>Surname/family name</w:t>
-      </w:r>
-      <w:r>
-        <w:t>___________________</w:t>
-      </w:r>
-      <w:r>
-        <w:t xml:space="preserve"> </w:t>
-      </w:r>
-      <w:r>
-        <w:t>ot</w:t>
-      </w:r>
-      <w:r>
-        <w:t xml:space="preserve">her names: </w:t>
-      </w:r>
-      <w:r>
-        <w:t>________________</w:t>
-      </w:r>
-    </w:p>
-    <w:p>
-      <w:pPr>
-        <w:pStyle w:val="ListParagraph"/>
-      </w:pPr>
-      <w:r>
-        <w:t>Date o</w:t>
-      </w:r>
-      <w:r>
-        <w:t>f B</w:t>
-      </w:r>
-      <w:r>
-        <w:t xml:space="preserve">irth: </w:t>
-      </w:r>
-      <w:r>
-        <w:t>______/_____</w:t>
-      </w:r>
-      <w:r>
-        <w:t>/______</w:t>
-      </w:r>
-      <w:r>
-        <w:t xml:space="preserve"> </w:t>
-      </w:r>
-      <w:r>
-        <w:tab/>
-        <w:t>Address: _____________</w:t>
-      </w:r>
-    </w:p>
-    <w:p>
-      <w:pPr>
-        <w:pStyle w:val="ListParagraph"/>
-      </w:pPr>
-      <w:r>
-        <w:t>Gender:</w:t>
-      </w:r>
-      <w:r>
-        <w:t xml:space="preserve">          </w:t>
-      </w:r>
-      <w:r>
-        <w:t xml:space="preserve"> [  ]</w:t>
-      </w:r>
-      <w:r>
-        <w:t xml:space="preserve"> Male </w:t>
-      </w:r>
-      <w:r>
-        <w:t xml:space="preserve">[  ] </w:t>
-      </w:r>
-      <w:r>
-        <w:tab/>
-      </w:r>
-      <w:r>
-        <w:tab/>
-      </w:r>
-      <w:r>
-        <w:t>Female</w:t>
-      </w:r>
-      <w:r>
-        <w:t xml:space="preserve"> Marital status:    [  ] Single      [  ] married</w:t>
-      </w:r>
-    </w:p>
-    <w:p>
-      <w:pPr>
-        <w:pStyle w:val="ListParagraph"/>
-      </w:pPr>
-      <w:r>
-        <w:t>Nationality: ____________</w:t>
-      </w:r>
-      <w:r>
-        <w:t xml:space="preserve"> </w:t>
-      </w:r>
-      <w:r>
-        <w:tab/>
-        <w:t>County</w:t>
-      </w:r>
-      <w:r>
-        <w:t>_</w:t>
-      </w:r>
-      <w:r>
-        <w:t>_____________</w:t>
-      </w:r>
-      <w:r>
-        <w:tab/>
-        <w:t>Sub County ______________ Constituency ________________</w:t>
-      </w:r>
-      <w:r>
-        <w:tab/>
-        <w:t>Ward ____________</w:t>
-      </w:r>
-      <w:r>
-        <w:tab/>
-        <w:t xml:space="preserve">Location/Village: ___________ </w:t>
-      </w:r>
-    </w:p>
-    <w:p>
-      <w:pPr>
-        <w:pStyle w:val="ListParagraph"/>
-      </w:pPr>
-      <w:r>
-        <w:t>Telephone: _______________</w:t>
-      </w:r>
-      <w:r>
-        <w:tab/>
-      </w:r>
-      <w:r>
-        <w:t>parents /guardians Tel: __</w:t>
-      </w:r>
-      <w:r>
-        <w:t xml:space="preserve"> </w:t>
-      </w:r>
-      <w:r>
-        <w:t>_________</w:t>
+        <w:t>___</w:t>
       </w:r>
       <w:r>
         <w:t xml:space="preserve"> </w:t>

--- a/ADMISION_FORM.docx
+++ b/ADMISION_FORM.docx
@@ -1222,7 +1222,7 @@
                                 <w:color w:val="FF0000"/>
                                 <w:sz w:val="24"/>
                               </w:rPr>
-                              <w:t>020</w:t>
+                              <w:t>023</w:t>
                             </w:r>
                           </w:p>
                         </w:txbxContent>
@@ -1247,7 +1247,11 @@
           </mc:Choice>
           <mc:Fallback>
             <w:pict>
-              <v:shape w14:anchorId="7F931714" id="Text Box 11" o:spid="_x0000_s1030" type="#_x0000_t202" style="position:absolute;left:0;text-align:left;margin-left:329.05pt;margin-top:9.5pt;width:141pt;height:23.25pt;z-index:251658752;visibility:visible;mso-wrap-style:square;mso-width-percent:0;mso-height-percent:0;mso-wrap-distance-left:9pt;mso-wrap-distance-top:0;mso-wrap-distance-right:9pt;mso-wrap-distance-bottom:0;mso-position-horizontal:absolute;mso-position-horizontal-relative:text;mso-position-vertical:absolute;mso-position-vertical-relative:text;mso-width-percent:0;mso-height-percent:0;mso-width-relative:margin;mso-height-relative:margin;v-text-anchor:top" o:gfxdata="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" filled="f" stroked="f" strokeweight=".5pt">
+              <v:shapetype w14:anchorId="7F931714" id="_x0000_t202" coordsize="21600,21600" o:spt="202" path="m,l,21600r21600,l21600,xe">
+                <v:stroke joinstyle="miter"/>
+                <v:path gradientshapeok="t" o:connecttype="rect"/>
+              </v:shapetype>
+              <v:shape id="Text Box 11" o:spid="_x0000_s1030" type="#_x0000_t202" style="position:absolute;left:0;text-align:left;margin-left:329.05pt;margin-top:9.5pt;width:141pt;height:23.25pt;z-index:251658752;visibility:visible;mso-wrap-style:square;mso-width-percent:0;mso-height-percent:0;mso-wrap-distance-left:9pt;mso-wrap-distance-top:0;mso-wrap-distance-right:9pt;mso-wrap-distance-bottom:0;mso-position-horizontal:absolute;mso-position-horizontal-relative:text;mso-position-vertical:absolute;mso-position-vertical-relative:text;mso-width-percent:0;mso-height-percent:0;mso-width-relative:margin;mso-height-relative:margin;v-text-anchor:top" o:gfxdata="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" filled="f" stroked="f" strokeweight=".5pt">
                 <v:textbox>
                   <w:txbxContent>
                     <w:p>
@@ -1293,7 +1297,7 @@
                           <w:color w:val="FF0000"/>
                           <w:sz w:val="24"/>
                         </w:rPr>
-                        <w:t>020</w:t>
+                        <w:t>023</w:t>
                       </w:r>
                     </w:p>
                   </w:txbxContent>
@@ -1478,7 +1482,12 @@
       </w:r>
       <w:r>
         <w:tab/>
-        <w:t>Ward ____________</w:t>
+        <w:t>Ward _____</w:t>
+      </w:r>
+      <w:bookmarkStart w:id="0" w:name="_GoBack"/>
+      <w:bookmarkEnd w:id="0"/>
+      <w:r>
+        <w:t>_______</w:t>
       </w:r>
       <w:r>
         <w:tab/>
@@ -1502,12 +1511,7 @@
         <w:t xml:space="preserve"> </w:t>
       </w:r>
       <w:r>
-        <w:t>______</w:t>
-      </w:r>
-      <w:bookmarkStart w:id="0" w:name="_GoBack"/>
-      <w:bookmarkEnd w:id="0"/>
-      <w:r>
-        <w:t>___</w:t>
+        <w:t>_________</w:t>
       </w:r>
       <w:r>
         <w:t xml:space="preserve"> </w:t>

--- a/ADMISION_FORM.docx
+++ b/ADMISION_FORM.docx
@@ -1222,7 +1222,7 @@
                                 <w:color w:val="FF0000"/>
                                 <w:sz w:val="24"/>
                               </w:rPr>
-                              <w:t>023</w:t>
+                              <w:t>024</w:t>
                             </w:r>
                           </w:p>
                         </w:txbxContent>
@@ -1297,7 +1297,7 @@
                           <w:color w:val="FF0000"/>
                           <w:sz w:val="24"/>
                         </w:rPr>
-                        <w:t>023</w:t>
+                        <w:t>024</w:t>
                       </w:r>
                     </w:p>
                   </w:txbxContent>
@@ -1423,6 +1423,8 @@
         <w:tab/>
         <w:t>Address: _____________</w:t>
       </w:r>
+      <w:bookmarkStart w:id="0" w:name="_GoBack"/>
+      <w:bookmarkEnd w:id="0"/>
     </w:p>
     <w:p>
       <w:pPr>
@@ -1482,12 +1484,7 @@
       </w:r>
       <w:r>
         <w:tab/>
-        <w:t>Ward _____</w:t>
-      </w:r>
-      <w:bookmarkStart w:id="0" w:name="_GoBack"/>
-      <w:bookmarkEnd w:id="0"/>
-      <w:r>
-        <w:t>_______</w:t>
+        <w:t>Ward ____________</w:t>
       </w:r>
       <w:r>
         <w:tab/>

--- a/ADMISION_FORM.docx
+++ b/ADMISION_FORM.docx
@@ -1222,7 +1222,7 @@
                                 <w:color w:val="FF0000"/>
                                 <w:sz w:val="24"/>
                               </w:rPr>
-                              <w:t>024</w:t>
+                              <w:t>026</w:t>
                             </w:r>
                           </w:p>
                         </w:txbxContent>
@@ -1297,7 +1297,7 @@
                           <w:color w:val="FF0000"/>
                           <w:sz w:val="24"/>
                         </w:rPr>
-                        <w:t>024</w:t>
+                        <w:t>026</w:t>
                       </w:r>
                     </w:p>
                   </w:txbxContent>
@@ -1347,7 +1347,16 @@
           <w:b/>
           <w:i/>
         </w:rPr>
-        <w:t>NOTE: That the names appearing on this form should be the same as those in your certificates,</w:t>
+        <w:t>NOTE: That the names appe</w:t>
+      </w:r>
+      <w:bookmarkStart w:id="0" w:name="_GoBack"/>
+      <w:bookmarkEnd w:id="0"/>
+      <w:r>
+        <w:rPr>
+          <w:b/>
+          <w:i/>
+        </w:rPr>
+        <w:t>aring on this form should be the same as those in your certificates,</w:t>
       </w:r>
     </w:p>
     <w:p>
@@ -1423,8 +1432,6 @@
         <w:tab/>
         <w:t>Address: _____________</w:t>
       </w:r>
-      <w:bookmarkStart w:id="0" w:name="_GoBack"/>
-      <w:bookmarkEnd w:id="0"/>
     </w:p>
     <w:p>
       <w:pPr>

--- a/ADMISION_FORM.docx
+++ b/ADMISION_FORM.docx
@@ -1222,7 +1222,7 @@
                                 <w:color w:val="FF0000"/>
                                 <w:sz w:val="24"/>
                               </w:rPr>
-                              <w:t>026</w:t>
+                              <w:t>028</w:t>
                             </w:r>
                           </w:p>
                         </w:txbxContent>
@@ -1297,7 +1297,7 @@
                           <w:color w:val="FF0000"/>
                           <w:sz w:val="24"/>
                         </w:rPr>
-                        <w:t>026</w:t>
+                        <w:t>028</w:t>
                       </w:r>
                     </w:p>
                   </w:txbxContent>
@@ -1347,16 +1347,7 @@
           <w:b/>
           <w:i/>
         </w:rPr>
-        <w:t>NOTE: That the names appe</w:t>
-      </w:r>
-      <w:bookmarkStart w:id="0" w:name="_GoBack"/>
-      <w:bookmarkEnd w:id="0"/>
-      <w:r>
-        <w:rPr>
-          <w:b/>
-          <w:i/>
-        </w:rPr>
-        <w:t>aring on this form should be the same as those in your certificates,</w:t>
+        <w:t>NOTE: That the names appearing on this form should be the same as those in your certificates,</w:t>
       </w:r>
     </w:p>
     <w:p>
@@ -1400,7 +1391,12 @@
         <w:t>ot</w:t>
       </w:r>
       <w:r>
-        <w:t xml:space="preserve">her names: </w:t>
+        <w:t>her na</w:t>
+      </w:r>
+      <w:bookmarkStart w:id="0" w:name="_GoBack"/>
+      <w:bookmarkEnd w:id="0"/>
+      <w:r>
+        <w:t xml:space="preserve">mes: </w:t>
       </w:r>
       <w:r>
         <w:t>________________</w:t>

--- a/ADMISION_FORM.docx
+++ b/ADMISION_FORM.docx
@@ -1222,7 +1222,7 @@
                                 <w:color w:val="FF0000"/>
                                 <w:sz w:val="24"/>
                               </w:rPr>
-                              <w:t>028</w:t>
+                              <w:t>029</w:t>
                             </w:r>
                           </w:p>
                         </w:txbxContent>
@@ -1297,7 +1297,7 @@
                           <w:color w:val="FF0000"/>
                           <w:sz w:val="24"/>
                         </w:rPr>
-                        <w:t>028</w:t>
+                        <w:t>029</w:t>
                       </w:r>
                     </w:p>
                   </w:txbxContent>
@@ -1391,107 +1391,107 @@
         <w:t>ot</w:t>
       </w:r>
       <w:r>
-        <w:t>her na</w:t>
+        <w:t xml:space="preserve">her names: </w:t>
+      </w:r>
+      <w:r>
+        <w:t>________________</w:t>
+      </w:r>
+    </w:p>
+    <w:p>
+      <w:pPr>
+        <w:pStyle w:val="ListParagraph"/>
+      </w:pPr>
+      <w:r>
+        <w:t>Date o</w:t>
+      </w:r>
+      <w:r>
+        <w:t>f B</w:t>
+      </w:r>
+      <w:r>
+        <w:t xml:space="preserve">irth: </w:t>
+      </w:r>
+      <w:r>
+        <w:t>______/_____</w:t>
+      </w:r>
+      <w:r>
+        <w:t>/______</w:t>
+      </w:r>
+      <w:r>
+        <w:t xml:space="preserve"> </w:t>
+      </w:r>
+      <w:r>
+        <w:tab/>
+        <w:t>Address: _____________</w:t>
+      </w:r>
+    </w:p>
+    <w:p>
+      <w:pPr>
+        <w:pStyle w:val="ListParagraph"/>
+      </w:pPr>
+      <w:r>
+        <w:t>Gender:</w:t>
+      </w:r>
+      <w:r>
+        <w:t xml:space="preserve">          </w:t>
+      </w:r>
+      <w:r>
+        <w:t xml:space="preserve"> [  ]</w:t>
+      </w:r>
+      <w:r>
+        <w:t xml:space="preserve"> Male </w:t>
+      </w:r>
+      <w:r>
+        <w:t xml:space="preserve">[  ] </w:t>
+      </w:r>
+      <w:r>
+        <w:tab/>
+      </w:r>
+      <w:r>
+        <w:tab/>
+      </w:r>
+      <w:r>
+        <w:t>Female</w:t>
+      </w:r>
+      <w:r>
+        <w:t xml:space="preserve"> Marital status:    [  ] Single      [  ] married</w:t>
+      </w:r>
+    </w:p>
+    <w:p>
+      <w:pPr>
+        <w:pStyle w:val="ListParagraph"/>
+      </w:pPr>
+      <w:r>
+        <w:t>Nationality: ____________</w:t>
+      </w:r>
+      <w:r>
+        <w:t xml:space="preserve"> </w:t>
+      </w:r>
+      <w:r>
+        <w:tab/>
+        <w:t>County</w:t>
+      </w:r>
+      <w:r>
+        <w:t>_</w:t>
+      </w:r>
+      <w:r>
+        <w:t>_____________</w:t>
+      </w:r>
+      <w:r>
+        <w:tab/>
+        <w:t>Sub County ______________ Constituency ________________</w:t>
+      </w:r>
+      <w:r>
+        <w:tab/>
+        <w:t>Ward ____________</w:t>
+      </w:r>
+      <w:r>
+        <w:tab/>
+        <w:t>Location/Village:</w:t>
       </w:r>
       <w:bookmarkStart w:id="0" w:name="_GoBack"/>
       <w:bookmarkEnd w:id="0"/>
       <w:r>
-        <w:t xml:space="preserve">mes: </w:t>
-      </w:r>
-      <w:r>
-        <w:t>________________</w:t>
-      </w:r>
-    </w:p>
-    <w:p>
-      <w:pPr>
-        <w:pStyle w:val="ListParagraph"/>
-      </w:pPr>
-      <w:r>
-        <w:t>Date o</w:t>
-      </w:r>
-      <w:r>
-        <w:t>f B</w:t>
-      </w:r>
-      <w:r>
-        <w:t xml:space="preserve">irth: </w:t>
-      </w:r>
-      <w:r>
-        <w:t>______/_____</w:t>
-      </w:r>
-      <w:r>
-        <w:t>/______</w:t>
-      </w:r>
-      <w:r>
-        <w:t xml:space="preserve"> </w:t>
-      </w:r>
-      <w:r>
-        <w:tab/>
-        <w:t>Address: _____________</w:t>
-      </w:r>
-    </w:p>
-    <w:p>
-      <w:pPr>
-        <w:pStyle w:val="ListParagraph"/>
-      </w:pPr>
-      <w:r>
-        <w:t>Gender:</w:t>
-      </w:r>
-      <w:r>
-        <w:t xml:space="preserve">          </w:t>
-      </w:r>
-      <w:r>
-        <w:t xml:space="preserve"> [  ]</w:t>
-      </w:r>
-      <w:r>
-        <w:t xml:space="preserve"> Male </w:t>
-      </w:r>
-      <w:r>
-        <w:t xml:space="preserve">[  ] </w:t>
-      </w:r>
-      <w:r>
-        <w:tab/>
-      </w:r>
-      <w:r>
-        <w:tab/>
-      </w:r>
-      <w:r>
-        <w:t>Female</w:t>
-      </w:r>
-      <w:r>
-        <w:t xml:space="preserve"> Marital status:    [  ] Single      [  ] married</w:t>
-      </w:r>
-    </w:p>
-    <w:p>
-      <w:pPr>
-        <w:pStyle w:val="ListParagraph"/>
-      </w:pPr>
-      <w:r>
-        <w:t>Nationality: ____________</w:t>
-      </w:r>
-      <w:r>
-        <w:t xml:space="preserve"> </w:t>
-      </w:r>
-      <w:r>
-        <w:tab/>
-        <w:t>County</w:t>
-      </w:r>
-      <w:r>
-        <w:t>_</w:t>
-      </w:r>
-      <w:r>
-        <w:t>_____________</w:t>
-      </w:r>
-      <w:r>
-        <w:tab/>
-        <w:t>Sub County ______________ Constituency ________________</w:t>
-      </w:r>
-      <w:r>
-        <w:tab/>
-        <w:t>Ward ____________</w:t>
-      </w:r>
-      <w:r>
-        <w:tab/>
-        <w:t xml:space="preserve">Location/Village: ___________ </w:t>
+        <w:t xml:space="preserve"> ___________ </w:t>
       </w:r>
     </w:p>
     <w:p>

--- a/ADMISION_FORM.docx
+++ b/ADMISION_FORM.docx
@@ -14,13 +14,86 @@
       </w:pPr>
       <w:r>
         <w:rPr>
+          <w:b/>
+          <w:noProof/>
+          <w:sz w:val="32"/>
+          <w:szCs w:val="32"/>
+        </w:rPr>
+        <w:drawing>
+          <wp:anchor distT="0" distB="0" distL="114300" distR="114300" simplePos="0" relativeHeight="251659264" behindDoc="1" locked="0" layoutInCell="1" allowOverlap="1" wp14:anchorId="7B1542E9" wp14:editId="79B4D5DC">
+            <wp:simplePos x="0" y="0"/>
+            <wp:positionH relativeFrom="column">
+              <wp:posOffset>1971675</wp:posOffset>
+            </wp:positionH>
+            <wp:positionV relativeFrom="paragraph">
+              <wp:posOffset>0</wp:posOffset>
+            </wp:positionV>
+            <wp:extent cx="2066925" cy="752475"/>
+            <wp:effectExtent l="0" t="0" r="9525" b="9525"/>
+            <wp:wrapNone/>
+            <wp:docPr id="8" name="Picture 8" descr="C:\SERVER\Github\ruralnet.co.ke\images\RURALNET.png"/>
+            <wp:cNvGraphicFramePr>
+              <a:graphicFrameLocks xmlns:a="http://schemas.openxmlformats.org/drawingml/2006/main" noChangeAspect="1"/>
+            </wp:cNvGraphicFramePr>
+            <a:graphic xmlns:a="http://schemas.openxmlformats.org/drawingml/2006/main">
+              <a:graphicData uri="http://schemas.openxmlformats.org/drawingml/2006/picture">
+                <pic:pic xmlns:pic="http://schemas.openxmlformats.org/drawingml/2006/picture">
+                  <pic:nvPicPr>
+                    <pic:cNvPr id="0" name="Picture 1" descr="C:\SERVER\Github\ruralnet.co.ke\images\RURALNET.png"/>
+                    <pic:cNvPicPr>
+                      <a:picLocks noChangeAspect="1" noChangeArrowheads="1"/>
+                    </pic:cNvPicPr>
+                  </pic:nvPicPr>
+                  <pic:blipFill rotWithShape="1">
+                    <a:blip r:embed="rId7" cstate="print">
+                      <a:extLst>
+                        <a:ext uri="{28A0092B-C50C-407E-A947-70E740481C1C}">
+                          <a14:useLocalDpi xmlns:a14="http://schemas.microsoft.com/office/drawing/2010/main" val="0"/>
+                        </a:ext>
+                      </a:extLst>
+                    </a:blip>
+                    <a:srcRect b="37980"/>
+                    <a:stretch/>
+                  </pic:blipFill>
+                  <pic:spPr bwMode="auto">
+                    <a:xfrm>
+                      <a:off x="0" y="0"/>
+                      <a:ext cx="2066925" cy="752475"/>
+                    </a:xfrm>
+                    <a:prstGeom prst="rect">
+                      <a:avLst/>
+                    </a:prstGeom>
+                    <a:noFill/>
+                    <a:ln>
+                      <a:noFill/>
+                    </a:ln>
+                    <a:extLst>
+                      <a:ext uri="{53640926-AAD7-44D8-BBD7-CCE9431645EC}">
+                        <a14:shadowObscured xmlns:a14="http://schemas.microsoft.com/office/drawing/2010/main"/>
+                      </a:ext>
+                    </a:extLst>
+                  </pic:spPr>
+                </pic:pic>
+              </a:graphicData>
+            </a:graphic>
+            <wp14:sizeRelH relativeFrom="page">
+              <wp14:pctWidth>0</wp14:pctWidth>
+            </wp14:sizeRelH>
+            <wp14:sizeRelV relativeFrom="page">
+              <wp14:pctHeight>0</wp14:pctHeight>
+            </wp14:sizeRelV>
+          </wp:anchor>
+        </w:drawing>
+      </w:r>
+      <w:r>
+        <w:rPr>
           <w:rFonts w:ascii="Times New Roman" w:hAnsi="Times New Roman" w:cs="Times New Roman"/>
           <w:noProof/>
           <w:sz w:val="24"/>
           <w:szCs w:val="24"/>
         </w:rPr>
         <w:drawing>
-          <wp:anchor distT="36576" distB="36576" distL="36576" distR="36576" simplePos="0" relativeHeight="251656192" behindDoc="0" locked="0" layoutInCell="1" allowOverlap="1" wp14:anchorId="6D71493F" wp14:editId="2E13F857">
+          <wp:anchor distT="36576" distB="36576" distL="36576" distR="36576" simplePos="0" relativeHeight="251656192" behindDoc="0" locked="0" layoutInCell="1" allowOverlap="1" wp14:anchorId="43A2F34C" wp14:editId="5D5C79A8">
             <wp:simplePos x="0" y="0"/>
             <wp:positionH relativeFrom="column">
               <wp:posOffset>4923790</wp:posOffset>
@@ -45,7 +118,7 @@
                     </pic:cNvPicPr>
                   </pic:nvPicPr>
                   <pic:blipFill rotWithShape="1">
-                    <a:blip r:embed="rId7">
+                    <a:blip r:embed="rId8">
                       <a:extLst>
                         <a:ext uri="{28A0092B-C50C-407E-A947-70E740481C1C}">
                           <a14:useLocalDpi xmlns:a14="http://schemas.microsoft.com/office/drawing/2010/main" val="0"/>
@@ -94,7 +167,7 @@
           <w:szCs w:val="24"/>
         </w:rPr>
         <w:drawing>
-          <wp:anchor distT="36576" distB="36576" distL="36576" distR="36576" simplePos="0" relativeHeight="251657216" behindDoc="0" locked="0" layoutInCell="1" allowOverlap="1" wp14:anchorId="237862FF" wp14:editId="5C7A8F5A">
+          <wp:anchor distT="36576" distB="36576" distL="36576" distR="36576" simplePos="0" relativeHeight="251657216" behindDoc="0" locked="0" layoutInCell="1" allowOverlap="1" wp14:anchorId="3FB41413" wp14:editId="7A72E1E8">
             <wp:simplePos x="0" y="0"/>
             <wp:positionH relativeFrom="column">
               <wp:posOffset>-952500</wp:posOffset>
@@ -119,7 +192,7 @@
                     </pic:cNvPicPr>
                   </pic:nvPicPr>
                   <pic:blipFill rotWithShape="1">
-                    <a:blip r:embed="rId7">
+                    <a:blip r:embed="rId8">
                       <a:extLst>
                         <a:ext uri="{28A0092B-C50C-407E-A947-70E740481C1C}">
                           <a14:useLocalDpi xmlns:a14="http://schemas.microsoft.com/office/drawing/2010/main" val="0"/>
@@ -167,103 +240,10 @@
           <w:sz w:val="32"/>
           <w:szCs w:val="32"/>
         </w:rPr>
-        <w:drawing>
-          <wp:anchor distT="0" distB="0" distL="114300" distR="114300" simplePos="0" relativeHeight="251659264" behindDoc="0" locked="0" layoutInCell="1" allowOverlap="1" wp14:anchorId="64DA4ACE" wp14:editId="2574BC3F">
-            <wp:simplePos x="0" y="0"/>
-            <wp:positionH relativeFrom="column">
-              <wp:posOffset>1981200</wp:posOffset>
-            </wp:positionH>
-            <wp:positionV relativeFrom="paragraph">
-              <wp:posOffset>-247650</wp:posOffset>
-            </wp:positionV>
-            <wp:extent cx="2066925" cy="752475"/>
-            <wp:effectExtent l="0" t="0" r="9525" b="9525"/>
-            <wp:wrapThrough wrapText="bothSides">
-              <wp:wrapPolygon edited="0">
-                <wp:start x="9755" y="0"/>
-                <wp:lineTo x="5972" y="2734"/>
-                <wp:lineTo x="0" y="7656"/>
-                <wp:lineTo x="0" y="13671"/>
-                <wp:lineTo x="1991" y="17499"/>
-                <wp:lineTo x="4380" y="17499"/>
-                <wp:lineTo x="8959" y="21327"/>
-                <wp:lineTo x="9158" y="21327"/>
-                <wp:lineTo x="12741" y="21327"/>
-                <wp:lineTo x="12940" y="21327"/>
-                <wp:lineTo x="17121" y="17499"/>
-                <wp:lineTo x="19510" y="17499"/>
-                <wp:lineTo x="21500" y="13671"/>
-                <wp:lineTo x="21500" y="7656"/>
-                <wp:lineTo x="19908" y="6015"/>
-                <wp:lineTo x="12144" y="0"/>
-                <wp:lineTo x="9755" y="0"/>
-              </wp:wrapPolygon>
-            </wp:wrapThrough>
-            <wp:docPr id="8" name="Picture 8" descr="C:\SERVER\Github\ruralnet.co.ke\images\RURALNET.png"/>
-            <wp:cNvGraphicFramePr>
-              <a:graphicFrameLocks xmlns:a="http://schemas.openxmlformats.org/drawingml/2006/main" noChangeAspect="1"/>
-            </wp:cNvGraphicFramePr>
-            <a:graphic xmlns:a="http://schemas.openxmlformats.org/drawingml/2006/main">
-              <a:graphicData uri="http://schemas.openxmlformats.org/drawingml/2006/picture">
-                <pic:pic xmlns:pic="http://schemas.openxmlformats.org/drawingml/2006/picture">
-                  <pic:nvPicPr>
-                    <pic:cNvPr id="0" name="Picture 1" descr="C:\SERVER\Github\ruralnet.co.ke\images\RURALNET.png"/>
-                    <pic:cNvPicPr>
-                      <a:picLocks noChangeAspect="1" noChangeArrowheads="1"/>
-                    </pic:cNvPicPr>
-                  </pic:nvPicPr>
-                  <pic:blipFill rotWithShape="1">
-                    <a:blip r:embed="rId8" cstate="print">
-                      <a:extLst>
-                        <a:ext uri="{28A0092B-C50C-407E-A947-70E740481C1C}">
-                          <a14:useLocalDpi xmlns:a14="http://schemas.microsoft.com/office/drawing/2010/main" val="0"/>
-                        </a:ext>
-                      </a:extLst>
-                    </a:blip>
-                    <a:srcRect b="37980"/>
-                    <a:stretch/>
-                  </pic:blipFill>
-                  <pic:spPr bwMode="auto">
-                    <a:xfrm>
-                      <a:off x="0" y="0"/>
-                      <a:ext cx="2066925" cy="752475"/>
-                    </a:xfrm>
-                    <a:prstGeom prst="rect">
-                      <a:avLst/>
-                    </a:prstGeom>
-                    <a:noFill/>
-                    <a:ln>
-                      <a:noFill/>
-                    </a:ln>
-                    <a:extLst>
-                      <a:ext uri="{53640926-AAD7-44D8-BBD7-CCE9431645EC}">
-                        <a14:shadowObscured xmlns:a14="http://schemas.microsoft.com/office/drawing/2010/main"/>
-                      </a:ext>
-                    </a:extLst>
-                  </pic:spPr>
-                </pic:pic>
-              </a:graphicData>
-            </a:graphic>
-            <wp14:sizeRelH relativeFrom="page">
-              <wp14:pctWidth>0</wp14:pctWidth>
-            </wp14:sizeRelH>
-            <wp14:sizeRelV relativeFrom="page">
-              <wp14:pctHeight>0</wp14:pctHeight>
-            </wp14:sizeRelV>
-          </wp:anchor>
-        </w:drawing>
-      </w:r>
-      <w:r>
-        <w:rPr>
-          <w:b/>
-          <w:noProof/>
-          <w:sz w:val="32"/>
-          <w:szCs w:val="32"/>
-        </w:rPr>
         <mc:AlternateContent>
           <mc:Choice Requires="wps">
             <w:drawing>
-              <wp:anchor distT="0" distB="0" distL="114300" distR="114300" simplePos="0" relativeHeight="251665408" behindDoc="0" locked="0" layoutInCell="1" allowOverlap="1" wp14:anchorId="3CCC235E" wp14:editId="7E759FCA">
+              <wp:anchor distT="0" distB="0" distL="114300" distR="114300" simplePos="0" relativeHeight="251665408" behindDoc="0" locked="0" layoutInCell="1" allowOverlap="1" wp14:anchorId="573E725E" wp14:editId="11B66947">
                 <wp:simplePos x="0" y="0"/>
                 <wp:positionH relativeFrom="column">
                   <wp:posOffset>4591050</wp:posOffset>
@@ -374,7 +354,7 @@
           </mc:Choice>
           <mc:Fallback>
             <w:pict>
-              <v:shapetype w14:anchorId="3CCC235E" id="_x0000_t202" coordsize="21600,21600" o:spt="202" path="m,l,21600r21600,l21600,xe">
+              <v:shapetype w14:anchorId="573E725E" id="_x0000_t202" coordsize="21600,21600" o:spt="202" path="m,l,21600r21600,l21600,xe">
                 <v:stroke joinstyle="miter"/>
                 <v:path gradientshapeok="t" o:connecttype="rect"/>
               </v:shapetype>
@@ -449,7 +429,7 @@
         <mc:AlternateContent>
           <mc:Choice Requires="wps">
             <w:drawing>
-              <wp:anchor distT="0" distB="0" distL="114300" distR="114300" simplePos="0" relativeHeight="251667456" behindDoc="0" locked="0" layoutInCell="1" allowOverlap="1" wp14:anchorId="2D5DD4E7" wp14:editId="03BD5A45">
+              <wp:anchor distT="0" distB="0" distL="114300" distR="114300" simplePos="0" relativeHeight="251667456" behindDoc="0" locked="0" layoutInCell="1" allowOverlap="1" wp14:anchorId="03925ECA" wp14:editId="214B2112">
                 <wp:simplePos x="0" y="0"/>
                 <wp:positionH relativeFrom="column">
                   <wp:posOffset>-600075</wp:posOffset>
@@ -1222,7 +1202,7 @@
                                 <w:color w:val="FF0000"/>
                                 <w:sz w:val="24"/>
                               </w:rPr>
-                              <w:t>029</w:t>
+                              <w:t>034</w:t>
                             </w:r>
                           </w:p>
                         </w:txbxContent>
@@ -1297,7 +1277,7 @@
                           <w:color w:val="FF0000"/>
                           <w:sz w:val="24"/>
                         </w:rPr>
-                        <w:t>029</w:t>
+                        <w:t>034</w:t>
                       </w:r>
                     </w:p>
                   </w:txbxContent>
@@ -1347,7 +1327,16 @@
           <w:b/>
           <w:i/>
         </w:rPr>
-        <w:t>NOTE: That the names appearing on this form should be the same as those in your certificates,</w:t>
+        <w:t xml:space="preserve">NOTE: That the names appearing on this form </w:t>
+      </w:r>
+      <w:bookmarkStart w:id="0" w:name="_GoBack"/>
+      <w:bookmarkEnd w:id="0"/>
+      <w:r>
+        <w:rPr>
+          <w:b/>
+          <w:i/>
+        </w:rPr>
+        <w:t>should be the same as those in your certificates,</w:t>
       </w:r>
     </w:p>
     <w:p>
@@ -1486,12 +1475,7 @@
       </w:r>
       <w:r>
         <w:tab/>
-        <w:t>Location/Village:</w:t>
-      </w:r>
-      <w:bookmarkStart w:id="0" w:name="_GoBack"/>
-      <w:bookmarkEnd w:id="0"/>
-      <w:r>
-        <w:t xml:space="preserve"> ___________ </w:t>
+        <w:t xml:space="preserve">Location/Village: ___________ </w:t>
       </w:r>
     </w:p>
     <w:p>

--- a/ADMISION_FORM.docx
+++ b/ADMISION_FORM.docx
@@ -1202,7 +1202,7 @@
                                 <w:color w:val="FF0000"/>
                                 <w:sz w:val="24"/>
                               </w:rPr>
-                              <w:t>034</w:t>
+                              <w:t>036</w:t>
                             </w:r>
                           </w:p>
                         </w:txbxContent>
@@ -1277,7 +1277,7 @@
                           <w:color w:val="FF0000"/>
                           <w:sz w:val="24"/>
                         </w:rPr>
-                        <w:t>034</w:t>
+                        <w:t>036</w:t>
                       </w:r>
                     </w:p>
                   </w:txbxContent>
@@ -1327,16 +1327,7 @@
           <w:b/>
           <w:i/>
         </w:rPr>
-        <w:t xml:space="preserve">NOTE: That the names appearing on this form </w:t>
-      </w:r>
-      <w:bookmarkStart w:id="0" w:name="_GoBack"/>
-      <w:bookmarkEnd w:id="0"/>
-      <w:r>
-        <w:rPr>
-          <w:b/>
-          <w:i/>
-        </w:rPr>
-        <w:t>should be the same as those in your certificates,</w:t>
+        <w:t>NOTE: That the names appearing on this form should be the same as those in your certificates,</w:t>
       </w:r>
     </w:p>
     <w:p>
@@ -1410,7 +1401,12 @@
       </w:r>
       <w:r>
         <w:tab/>
-        <w:t>Address: _____________</w:t>
+        <w:t>Ad</w:t>
+      </w:r>
+      <w:bookmarkStart w:id="0" w:name="_GoBack"/>
+      <w:bookmarkEnd w:id="0"/>
+      <w:r>
+        <w:t>dress: _____________</w:t>
       </w:r>
     </w:p>
     <w:p>

--- a/ADMISION_FORM.docx
+++ b/ADMISION_FORM.docx
@@ -1202,7 +1202,7 @@
                                 <w:color w:val="FF0000"/>
                                 <w:sz w:val="24"/>
                               </w:rPr>
-                              <w:t>036</w:t>
+                              <w:t>040</w:t>
                             </w:r>
                           </w:p>
                         </w:txbxContent>
@@ -1277,7 +1277,7 @@
                           <w:color w:val="FF0000"/>
                           <w:sz w:val="24"/>
                         </w:rPr>
-                        <w:t>036</w:t>
+                        <w:t>040</w:t>
                       </w:r>
                     </w:p>
                   </w:txbxContent>
@@ -1327,7 +1327,16 @@
           <w:b/>
           <w:i/>
         </w:rPr>
-        <w:t>NOTE: That the names appearing on this form should be the same as those in your certificates,</w:t>
+        <w:t xml:space="preserve">NOTE: That the names appearing on this form </w:t>
+      </w:r>
+      <w:bookmarkStart w:id="0" w:name="_GoBack"/>
+      <w:bookmarkEnd w:id="0"/>
+      <w:r>
+        <w:rPr>
+          <w:b/>
+          <w:i/>
+        </w:rPr>
+        <w:t>should be the same as those in your certificates,</w:t>
       </w:r>
     </w:p>
     <w:p>
@@ -1401,12 +1410,7 @@
       </w:r>
       <w:r>
         <w:tab/>
-        <w:t>Ad</w:t>
-      </w:r>
-      <w:bookmarkStart w:id="0" w:name="_GoBack"/>
-      <w:bookmarkEnd w:id="0"/>
-      <w:r>
-        <w:t>dress: _____________</w:t>
+        <w:t>Address: _____________</w:t>
       </w:r>
     </w:p>
     <w:p>

--- a/ADMISION_FORM.docx
+++ b/ADMISION_FORM.docx
@@ -1202,7 +1202,7 @@
                                 <w:color w:val="FF0000"/>
                                 <w:sz w:val="24"/>
                               </w:rPr>
-                              <w:t>040</w:t>
+                              <w:t>043</w:t>
                             </w:r>
                           </w:p>
                         </w:txbxContent>
@@ -1277,7 +1277,7 @@
                           <w:color w:val="FF0000"/>
                           <w:sz w:val="24"/>
                         </w:rPr>
-                        <w:t>040</w:t>
+                        <w:t>043</w:t>
                       </w:r>
                     </w:p>
                   </w:txbxContent>
@@ -1327,16 +1327,7 @@
           <w:b/>
           <w:i/>
         </w:rPr>
-        <w:t xml:space="preserve">NOTE: That the names appearing on this form </w:t>
-      </w:r>
-      <w:bookmarkStart w:id="0" w:name="_GoBack"/>
-      <w:bookmarkEnd w:id="0"/>
-      <w:r>
-        <w:rPr>
-          <w:b/>
-          <w:i/>
-        </w:rPr>
-        <w:t>should be the same as those in your certificates,</w:t>
+        <w:t>NOTE: That the names appearing on this form should be the same as those in your certificates,</w:t>
       </w:r>
     </w:p>
     <w:p>
@@ -1563,7 +1554,12 @@
       </w:r>
       <w:r>
         <w:tab/>
-        <w:t>School: _______________</w:t>
+        <w:t>School: _________</w:t>
+      </w:r>
+      <w:bookmarkStart w:id="0" w:name="_GoBack"/>
+      <w:bookmarkEnd w:id="0"/>
+      <w:r>
+        <w:t>______</w:t>
       </w:r>
     </w:p>
     <w:p>

--- a/ADMISION_FORM.docx
+++ b/ADMISION_FORM.docx
@@ -1202,7 +1202,7 @@
                                 <w:color w:val="FF0000"/>
                                 <w:sz w:val="24"/>
                               </w:rPr>
-                              <w:t>043</w:t>
+                              <w:t>049</w:t>
                             </w:r>
                           </w:p>
                         </w:txbxContent>
@@ -1277,7 +1277,7 @@
                           <w:color w:val="FF0000"/>
                           <w:sz w:val="24"/>
                         </w:rPr>
-                        <w:t>043</w:t>
+                        <w:t>049</w:t>
                       </w:r>
                     </w:p>
                   </w:txbxContent>
@@ -1403,6 +1403,8 @@
         <w:tab/>
         <w:t>Address: _____________</w:t>
       </w:r>
+      <w:bookmarkStart w:id="0" w:name="_GoBack"/>
+      <w:bookmarkEnd w:id="0"/>
     </w:p>
     <w:p>
       <w:pPr>
@@ -1554,12 +1556,7 @@
       </w:r>
       <w:r>
         <w:tab/>
-        <w:t>School: _________</w:t>
-      </w:r>
-      <w:bookmarkStart w:id="0" w:name="_GoBack"/>
-      <w:bookmarkEnd w:id="0"/>
-      <w:r>
-        <w:t>______</w:t>
+        <w:t>School: _______________</w:t>
       </w:r>
     </w:p>
     <w:p>

--- a/ADMISION_FORM.docx
+++ b/ADMISION_FORM.docx
@@ -1202,8 +1202,10 @@
                                 <w:color w:val="FF0000"/>
                                 <w:sz w:val="24"/>
                               </w:rPr>
-                              <w:t>049</w:t>
+                              <w:t>051</w:t>
                             </w:r>
+                            <w:bookmarkStart w:id="0" w:name="_GoBack"/>
+                            <w:bookmarkEnd w:id="0"/>
                           </w:p>
                         </w:txbxContent>
                       </wps:txbx>
@@ -1277,8 +1279,10 @@
                           <w:color w:val="FF0000"/>
                           <w:sz w:val="24"/>
                         </w:rPr>
-                        <w:t>049</w:t>
+                        <w:t>051</w:t>
                       </w:r>
+                      <w:bookmarkStart w:id="1" w:name="_GoBack"/>
+                      <w:bookmarkEnd w:id="1"/>
                     </w:p>
                   </w:txbxContent>
                 </v:textbox>
@@ -1403,8 +1407,6 @@
         <w:tab/>
         <w:t>Address: _____________</w:t>
       </w:r>
-      <w:bookmarkStart w:id="0" w:name="_GoBack"/>
-      <w:bookmarkEnd w:id="0"/>
     </w:p>
     <w:p>
       <w:pPr>

--- a/ADMISION_FORM.docx
+++ b/ADMISION_FORM.docx
@@ -296,22 +296,37 @@
                             <w:pPr>
                               <w:jc w:val="right"/>
                             </w:pPr>
+                            <w:bookmarkStart w:id="0" w:name="_GoBack"/>
                             <w:r>
                               <w:t>0723845040/0700886058</w:t>
                             </w:r>
                           </w:p>
+                          <w:bookmarkEnd w:id="0"/>
                           <w:p>
                             <w:pPr>
                               <w:jc w:val="right"/>
                             </w:pPr>
-                            <w:hyperlink r:id="rId9" w:history="1">
-                              <w:r>
-                                <w:rPr>
-                                  <w:rStyle w:val="Hyperlink"/>
-                                </w:rPr>
-                                <w:t>Ruralnet2016@gmail.com</w:t>
-                              </w:r>
-                            </w:hyperlink>
+                            <w:r>
+                              <w:fldChar w:fldCharType="begin"/>
+                            </w:r>
+                            <w:r>
+                              <w:instrText xml:space="preserve"> HYPERLINK "mailto:Ruralnet2016@gmail.com" </w:instrText>
+                            </w:r>
+                            <w:r>
+                              <w:fldChar w:fldCharType="separate"/>
+                            </w:r>
+                            <w:r>
+                              <w:rPr>
+                                <w:rStyle w:val="Hyperlink"/>
+                              </w:rPr>
+                              <w:t>Ruralnet2016@gmail.com</w:t>
+                            </w:r>
+                            <w:r>
+                              <w:rPr>
+                                <w:rStyle w:val="Hyperlink"/>
+                              </w:rPr>
+                              <w:fldChar w:fldCharType="end"/>
+                            </w:r>
                             <w:r>
                               <w:t xml:space="preserve"> </w:t>
                             </w:r>
@@ -320,7 +335,7 @@
                             <w:pPr>
                               <w:jc w:val="right"/>
                             </w:pPr>
-                            <w:hyperlink r:id="rId10" w:history="1">
+                            <w:hyperlink r:id="rId9" w:history="1">
                               <w:r>
                                 <w:rPr>
                                   <w:rStyle w:val="Hyperlink"/>
@@ -1202,10 +1217,8 @@
                                 <w:color w:val="FF0000"/>
                                 <w:sz w:val="24"/>
                               </w:rPr>
-                              <w:t>051</w:t>
+                              <w:t>052</w:t>
                             </w:r>
-                            <w:bookmarkStart w:id="0" w:name="_GoBack"/>
-                            <w:bookmarkEnd w:id="0"/>
                           </w:p>
                         </w:txbxContent>
                       </wps:txbx>
@@ -1279,10 +1292,8 @@
                           <w:color w:val="FF0000"/>
                           <w:sz w:val="24"/>
                         </w:rPr>
-                        <w:t>051</w:t>
+                        <w:t>052</w:t>
                       </w:r>
-                      <w:bookmarkStart w:id="1" w:name="_GoBack"/>
-                      <w:bookmarkEnd w:id="1"/>
                     </w:p>
                   </w:txbxContent>
                 </v:textbox>

--- a/ADMISION_FORM.docx
+++ b/ADMISION_FORM.docx
@@ -296,37 +296,22 @@
                             <w:pPr>
                               <w:jc w:val="right"/>
                             </w:pPr>
-                            <w:bookmarkStart w:id="0" w:name="_GoBack"/>
                             <w:r>
                               <w:t>0723845040/0700886058</w:t>
                             </w:r>
                           </w:p>
-                          <w:bookmarkEnd w:id="0"/>
                           <w:p>
                             <w:pPr>
                               <w:jc w:val="right"/>
                             </w:pPr>
-                            <w:r>
-                              <w:fldChar w:fldCharType="begin"/>
-                            </w:r>
-                            <w:r>
-                              <w:instrText xml:space="preserve"> HYPERLINK "mailto:Ruralnet2016@gmail.com" </w:instrText>
-                            </w:r>
-                            <w:r>
-                              <w:fldChar w:fldCharType="separate"/>
-                            </w:r>
-                            <w:r>
-                              <w:rPr>
-                                <w:rStyle w:val="Hyperlink"/>
-                              </w:rPr>
-                              <w:t>Ruralnet2016@gmail.com</w:t>
-                            </w:r>
-                            <w:r>
-                              <w:rPr>
-                                <w:rStyle w:val="Hyperlink"/>
-                              </w:rPr>
-                              <w:fldChar w:fldCharType="end"/>
-                            </w:r>
+                            <w:hyperlink r:id="rId9" w:history="1">
+                              <w:r>
+                                <w:rPr>
+                                  <w:rStyle w:val="Hyperlink"/>
+                                </w:rPr>
+                                <w:t>Ruralnet2016@gmail.com</w:t>
+                              </w:r>
+                            </w:hyperlink>
                             <w:r>
                               <w:t xml:space="preserve"> </w:t>
                             </w:r>
@@ -335,7 +320,7 @@
                             <w:pPr>
                               <w:jc w:val="right"/>
                             </w:pPr>
-                            <w:hyperlink r:id="rId9" w:history="1">
+                            <w:hyperlink r:id="rId10" w:history="1">
                               <w:r>
                                 <w:rPr>
                                   <w:rStyle w:val="Hyperlink"/>
@@ -1190,7 +1175,7 @@
                                 <w:color w:val="FF0000"/>
                                 <w:sz w:val="24"/>
                               </w:rPr>
-                              <w:t>RICT/26/01</w:t>
+                              <w:t>RICT/26/02</w:t>
                             </w:r>
                             <w:r>
                               <w:rPr>
@@ -1217,8 +1202,10 @@
                                 <w:color w:val="FF0000"/>
                                 <w:sz w:val="24"/>
                               </w:rPr>
-                              <w:t>052</w:t>
+                              <w:t>054</w:t>
                             </w:r>
+                            <w:bookmarkStart w:id="0" w:name="_GoBack"/>
+                            <w:bookmarkEnd w:id="0"/>
                           </w:p>
                         </w:txbxContent>
                       </wps:txbx>
@@ -1265,7 +1252,7 @@
                           <w:color w:val="FF0000"/>
                           <w:sz w:val="24"/>
                         </w:rPr>
-                        <w:t>RICT/26/01</w:t>
+                        <w:t>RICT/26/02</w:t>
                       </w:r>
                       <w:r>
                         <w:rPr>
@@ -1292,8 +1279,10 @@
                           <w:color w:val="FF0000"/>
                           <w:sz w:val="24"/>
                         </w:rPr>
-                        <w:t>052</w:t>
+                        <w:t>054</w:t>
                       </w:r>
+                      <w:bookmarkStart w:id="1" w:name="_GoBack"/>
+                      <w:bookmarkEnd w:id="1"/>
                     </w:p>
                   </w:txbxContent>
                 </v:textbox>

--- a/ADMISION_FORM.docx
+++ b/ADMISION_FORM.docx
@@ -1103,6 +1103,8 @@
           <w:sz w:val="16"/>
         </w:rPr>
       </w:pPr>
+      <w:bookmarkStart w:id="0" w:name="_GoBack"/>
+      <w:bookmarkEnd w:id="0"/>
       <w:r>
         <w:rPr>
           <w:b/>
@@ -1202,10 +1204,8 @@
                                 <w:color w:val="FF0000"/>
                                 <w:sz w:val="24"/>
                               </w:rPr>
-                              <w:t>054</w:t>
+                              <w:t>057</w:t>
                             </w:r>
-                            <w:bookmarkStart w:id="0" w:name="_GoBack"/>
-                            <w:bookmarkEnd w:id="0"/>
                           </w:p>
                         </w:txbxContent>
                       </wps:txbx>
@@ -1279,10 +1279,8 @@
                           <w:color w:val="FF0000"/>
                           <w:sz w:val="24"/>
                         </w:rPr>
-                        <w:t>054</w:t>
+                        <w:t>057</w:t>
                       </w:r>
-                      <w:bookmarkStart w:id="1" w:name="_GoBack"/>
-                      <w:bookmarkEnd w:id="1"/>
                     </w:p>
                   </w:txbxContent>
                 </v:textbox>

--- a/ADMISION_FORM.docx
+++ b/ADMISION_FORM.docx
@@ -1103,8 +1103,6 @@
           <w:sz w:val="16"/>
         </w:rPr>
       </w:pPr>
-      <w:bookmarkStart w:id="0" w:name="_GoBack"/>
-      <w:bookmarkEnd w:id="0"/>
       <w:r>
         <w:rPr>
           <w:b/>
@@ -1204,7 +1202,7 @@
                                 <w:color w:val="FF0000"/>
                                 <w:sz w:val="24"/>
                               </w:rPr>
-                              <w:t>057</w:t>
+                              <w:t>058</w:t>
                             </w:r>
                           </w:p>
                         </w:txbxContent>
@@ -1279,7 +1277,7 @@
                           <w:color w:val="FF0000"/>
                           <w:sz w:val="24"/>
                         </w:rPr>
-                        <w:t>057</w:t>
+                        <w:t>058</w:t>
                       </w:r>
                     </w:p>
                   </w:txbxContent>
@@ -1315,6 +1313,8 @@
         </w:rPr>
         <w:t>……………………………</w:t>
       </w:r>
+      <w:bookmarkStart w:id="0" w:name="_GoBack"/>
+      <w:bookmarkEnd w:id="0"/>
     </w:p>
     <w:p>
       <w:pPr>

--- a/ADMISION_FORM.docx
+++ b/ADMISION_FORM.docx
@@ -1202,7 +1202,7 @@
                                 <w:color w:val="FF0000"/>
                                 <w:sz w:val="24"/>
                               </w:rPr>
-                              <w:t>058</w:t>
+                              <w:t>060</w:t>
                             </w:r>
                           </w:p>
                         </w:txbxContent>
@@ -1277,7 +1277,7 @@
                           <w:color w:val="FF0000"/>
                           <w:sz w:val="24"/>
                         </w:rPr>
-                        <w:t>058</w:t>
+                        <w:t>060</w:t>
                       </w:r>
                     </w:p>
                   </w:txbxContent>
@@ -1295,26 +1295,26 @@
           <w:b/>
         </w:rPr>
       </w:pPr>
-      <w:r>
-        <w:rPr>
-          <w:b/>
-        </w:rPr>
-        <w:t>Application No…………</w:t>
-      </w:r>
-      <w:r>
-        <w:rPr>
-          <w:b/>
-        </w:rPr>
-        <w:t>…..</w:t>
-      </w:r>
-      <w:r>
-        <w:rPr>
-          <w:b/>
-        </w:rPr>
-        <w:t>……………………………</w:t>
-      </w:r>
       <w:bookmarkStart w:id="0" w:name="_GoBack"/>
       <w:bookmarkEnd w:id="0"/>
+      <w:r>
+        <w:rPr>
+          <w:b/>
+        </w:rPr>
+        <w:t>Application No…………</w:t>
+      </w:r>
+      <w:r>
+        <w:rPr>
+          <w:b/>
+        </w:rPr>
+        <w:t>…..</w:t>
+      </w:r>
+      <w:r>
+        <w:rPr>
+          <w:b/>
+        </w:rPr>
+        <w:t>……………………………</w:t>
+      </w:r>
     </w:p>
     <w:p>
       <w:pPr>

--- a/ADMISION_FORM.docx
+++ b/ADMISION_FORM.docx
@@ -1202,7 +1202,7 @@
                                 <w:color w:val="FF0000"/>
                                 <w:sz w:val="24"/>
                               </w:rPr>
-                              <w:t>060</w:t>
+                              <w:t>061</w:t>
                             </w:r>
                           </w:p>
                         </w:txbxContent>
@@ -1277,7 +1277,7 @@
                           <w:color w:val="FF0000"/>
                           <w:sz w:val="24"/>
                         </w:rPr>
-                        <w:t>060</w:t>
+                        <w:t>061</w:t>
                       </w:r>
                     </w:p>
                   </w:txbxContent>
@@ -1295,41 +1295,48 @@
           <w:b/>
         </w:rPr>
       </w:pPr>
+      <w:r>
+        <w:rPr>
+          <w:b/>
+        </w:rPr>
+        <w:t>Application No…………</w:t>
+      </w:r>
+      <w:r>
+        <w:rPr>
+          <w:b/>
+        </w:rPr>
+        <w:t>…..</w:t>
+      </w:r>
+      <w:r>
+        <w:rPr>
+          <w:b/>
+        </w:rPr>
+        <w:t>……………………………</w:t>
+      </w:r>
+    </w:p>
+    <w:p>
+      <w:pPr>
+        <w:jc w:val="right"/>
+        <w:rPr>
+          <w:b/>
+          <w:i/>
+        </w:rPr>
+      </w:pPr>
+      <w:r>
+        <w:rPr>
+          <w:b/>
+          <w:i/>
+        </w:rPr>
+        <w:t>NOTE: That the names appearing on this form should be the same as those i</w:t>
+      </w:r>
       <w:bookmarkStart w:id="0" w:name="_GoBack"/>
       <w:bookmarkEnd w:id="0"/>
       <w:r>
         <w:rPr>
           <w:b/>
-        </w:rPr>
-        <w:t>Application No…………</w:t>
-      </w:r>
-      <w:r>
-        <w:rPr>
-          <w:b/>
-        </w:rPr>
-        <w:t>…..</w:t>
-      </w:r>
-      <w:r>
-        <w:rPr>
-          <w:b/>
-        </w:rPr>
-        <w:t>……………………………</w:t>
-      </w:r>
-    </w:p>
-    <w:p>
-      <w:pPr>
-        <w:jc w:val="right"/>
-        <w:rPr>
-          <w:b/>
           <w:i/>
         </w:rPr>
-      </w:pPr>
-      <w:r>
-        <w:rPr>
-          <w:b/>
-          <w:i/>
-        </w:rPr>
-        <w:t>NOTE: That the names appearing on this form should be the same as those in your certificates,</w:t>
+        <w:t>n your certificates,</w:t>
       </w:r>
     </w:p>
     <w:p>

--- a/ADMISION_FORM.docx
+++ b/ADMISION_FORM.docx
@@ -1202,7 +1202,7 @@
                                 <w:color w:val="FF0000"/>
                                 <w:sz w:val="24"/>
                               </w:rPr>
-                              <w:t>061</w:t>
+                              <w:t>062</w:t>
                             </w:r>
                           </w:p>
                         </w:txbxContent>
@@ -1277,7 +1277,7 @@
                           <w:color w:val="FF0000"/>
                           <w:sz w:val="24"/>
                         </w:rPr>
-                        <w:t>061</w:t>
+                        <w:t>062</w:t>
                       </w:r>
                     </w:p>
                   </w:txbxContent>
@@ -1327,7 +1327,7 @@
           <w:b/>
           <w:i/>
         </w:rPr>
-        <w:t>NOTE: That the names appearing on this form should be the same as those i</w:t>
+        <w:t>NOTE: That the names appearing on this form should be the same as tho</w:t>
       </w:r>
       <w:bookmarkStart w:id="0" w:name="_GoBack"/>
       <w:bookmarkEnd w:id="0"/>
@@ -1336,7 +1336,7 @@
           <w:b/>
           <w:i/>
         </w:rPr>
-        <w:t>n your certificates,</w:t>
+        <w:t>se in your certificates,</w:t>
       </w:r>
     </w:p>
     <w:p>

--- a/ADMISION_FORM.docx
+++ b/ADMISION_FORM.docx
@@ -1202,8 +1202,10 @@
                                 <w:color w:val="FF0000"/>
                                 <w:sz w:val="24"/>
                               </w:rPr>
-                              <w:t>062</w:t>
+                              <w:t>065</w:t>
                             </w:r>
+                            <w:bookmarkStart w:id="0" w:name="_GoBack"/>
+                            <w:bookmarkEnd w:id="0"/>
                           </w:p>
                         </w:txbxContent>
                       </wps:txbx>
@@ -1277,8 +1279,10 @@
                           <w:color w:val="FF0000"/>
                           <w:sz w:val="24"/>
                         </w:rPr>
-                        <w:t>062</w:t>
+                        <w:t>065</w:t>
                       </w:r>
+                      <w:bookmarkStart w:id="1" w:name="_GoBack"/>
+                      <w:bookmarkEnd w:id="1"/>
                     </w:p>
                   </w:txbxContent>
                 </v:textbox>
@@ -1327,16 +1331,7 @@
           <w:b/>
           <w:i/>
         </w:rPr>
-        <w:t>NOTE: That the names appearing on this form should be the same as tho</w:t>
-      </w:r>
-      <w:bookmarkStart w:id="0" w:name="_GoBack"/>
-      <w:bookmarkEnd w:id="0"/>
-      <w:r>
-        <w:rPr>
-          <w:b/>
-          <w:i/>
-        </w:rPr>
-        <w:t>se in your certificates,</w:t>
+        <w:t>NOTE: That the names appearing on this form should be the same as those in your certificates,</w:t>
       </w:r>
     </w:p>
     <w:p>

--- a/ADMISION_FORM.docx
+++ b/ADMISION_FORM.docx
@@ -1202,7 +1202,7 @@
                                 <w:color w:val="FF0000"/>
                                 <w:sz w:val="24"/>
                               </w:rPr>
-                              <w:t>065</w:t>
+                              <w:t>066</w:t>
                             </w:r>
                             <w:bookmarkStart w:id="0" w:name="_GoBack"/>
                             <w:bookmarkEnd w:id="0"/>
@@ -1279,7 +1279,7 @@
                           <w:color w:val="FF0000"/>
                           <w:sz w:val="24"/>
                         </w:rPr>
-                        <w:t>065</w:t>
+                        <w:t>066</w:t>
                       </w:r>
                       <w:bookmarkStart w:id="1" w:name="_GoBack"/>
                       <w:bookmarkEnd w:id="1"/>

--- a/ADMISION_FORM.docx
+++ b/ADMISION_FORM.docx
@@ -1202,10 +1202,8 @@
                                 <w:color w:val="FF0000"/>
                                 <w:sz w:val="24"/>
                               </w:rPr>
-                              <w:t>066</w:t>
+                              <w:t>067</w:t>
                             </w:r>
-                            <w:bookmarkStart w:id="0" w:name="_GoBack"/>
-                            <w:bookmarkEnd w:id="0"/>
                           </w:p>
                         </w:txbxContent>
                       </wps:txbx>
@@ -1279,10 +1277,8 @@
                           <w:color w:val="FF0000"/>
                           <w:sz w:val="24"/>
                         </w:rPr>
-                        <w:t>066</w:t>
+                        <w:t>067</w:t>
                       </w:r>
-                      <w:bookmarkStart w:id="1" w:name="_GoBack"/>
-                      <w:bookmarkEnd w:id="1"/>
                     </w:p>
                   </w:txbxContent>
                 </v:textbox>
@@ -1331,7 +1327,16 @@
           <w:b/>
           <w:i/>
         </w:rPr>
-        <w:t>NOTE: That the names appearing on this form should be the same as those in your certificates,</w:t>
+        <w:t>NOTE: That the names appearing on this for</w:t>
+      </w:r>
+      <w:bookmarkStart w:id="0" w:name="_GoBack"/>
+      <w:bookmarkEnd w:id="0"/>
+      <w:r>
+        <w:rPr>
+          <w:b/>
+          <w:i/>
+        </w:rPr>
+        <w:t>m should be the same as those in your certificates,</w:t>
       </w:r>
     </w:p>
     <w:p>

--- a/ADMISION_FORM.docx
+++ b/ADMISION_FORM.docx
@@ -1115,12 +1115,12 @@
               <wp:anchor distT="0" distB="0" distL="114300" distR="114300" simplePos="0" relativeHeight="251658752" behindDoc="0" locked="0" layoutInCell="1" allowOverlap="1" wp14:anchorId="7F931714" wp14:editId="48E9482F">
                 <wp:simplePos x="0" y="0"/>
                 <wp:positionH relativeFrom="column">
-                  <wp:posOffset>4178935</wp:posOffset>
+                  <wp:posOffset>4181475</wp:posOffset>
                 </wp:positionH>
                 <wp:positionV relativeFrom="paragraph">
-                  <wp:posOffset>120650</wp:posOffset>
+                  <wp:posOffset>124460</wp:posOffset>
                 </wp:positionV>
-                <wp:extent cx="1790700" cy="295275"/>
+                <wp:extent cx="2362200" cy="295275"/>
                 <wp:effectExtent l="0" t="0" r="0" b="0"/>
                 <wp:wrapNone/>
                 <wp:docPr id="11" name="Text Box 11"/>
@@ -1132,7 +1132,7 @@
                       <wps:spPr>
                         <a:xfrm>
                           <a:off x="0" y="0"/>
-                          <a:ext cx="1790700" cy="295275"/>
+                          <a:ext cx="2362200" cy="295275"/>
                         </a:xfrm>
                         <a:prstGeom prst="rect">
                           <a:avLst/>
@@ -1175,7 +1175,25 @@
                                 <w:color w:val="FF0000"/>
                                 <w:sz w:val="24"/>
                               </w:rPr>
-                              <w:t>RICT/26/02</w:t>
+                              <w:t>RICT</w:t>
+                            </w:r>
+                            <w:r>
+                              <w:rPr>
+                                <w:rFonts w:ascii="Algerian" w:hAnsi="Algerian"/>
+                                <w:b/>
+                                <w:color w:val="FF0000"/>
+                                <w:sz w:val="24"/>
+                              </w:rPr>
+                              <w:t>102</w:t>
+                            </w:r>
+                            <w:r>
+                              <w:rPr>
+                                <w:rFonts w:ascii="Algerian" w:hAnsi="Algerian"/>
+                                <w:b/>
+                                <w:color w:val="FF0000"/>
+                                <w:sz w:val="24"/>
+                              </w:rPr>
+                              <w:t>/26/02</w:t>
                             </w:r>
                             <w:r>
                               <w:rPr>
@@ -1193,17 +1211,10 @@
                                 <w:color w:val="FF0000"/>
                                 <w:sz w:val="24"/>
                               </w:rPr>
-                              <w:t>BAPK</w:t>
+                              <w:t>068</w:t>
                             </w:r>
-                            <w:r>
-                              <w:rPr>
-                                <w:rFonts w:ascii="Algerian" w:hAnsi="Algerian"/>
-                                <w:b/>
-                                <w:color w:val="FF0000"/>
-                                <w:sz w:val="24"/>
-                              </w:rPr>
-                              <w:t>067</w:t>
-                            </w:r>
+                            <w:bookmarkStart w:id="0" w:name="_GoBack"/>
+                            <w:bookmarkEnd w:id="0"/>
                           </w:p>
                         </w:txbxContent>
                       </wps:txbx>
@@ -1231,7 +1242,7 @@
                 <v:stroke joinstyle="miter"/>
                 <v:path gradientshapeok="t" o:connecttype="rect"/>
               </v:shapetype>
-              <v:shape id="Text Box 11" o:spid="_x0000_s1030" type="#_x0000_t202" style="position:absolute;left:0;text-align:left;margin-left:329.05pt;margin-top:9.5pt;width:141pt;height:23.25pt;z-index:251658752;visibility:visible;mso-wrap-style:square;mso-width-percent:0;mso-height-percent:0;mso-wrap-distance-left:9pt;mso-wrap-distance-top:0;mso-wrap-distance-right:9pt;mso-wrap-distance-bottom:0;mso-position-horizontal:absolute;mso-position-horizontal-relative:text;mso-position-vertical:absolute;mso-position-vertical-relative:text;mso-width-percent:0;mso-height-percent:0;mso-width-relative:margin;mso-height-relative:margin;v-text-anchor:top" o:gfxdata="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" filled="f" stroked="f" strokeweight=".5pt">
+              <v:shape id="Text Box 11" o:spid="_x0000_s1030" type="#_x0000_t202" style="position:absolute;left:0;text-align:left;margin-left:329.25pt;margin-top:9.8pt;width:186pt;height:23.25pt;z-index:251658752;visibility:visible;mso-wrap-style:square;mso-width-percent:0;mso-height-percent:0;mso-wrap-distance-left:9pt;mso-wrap-distance-top:0;mso-wrap-distance-right:9pt;mso-wrap-distance-bottom:0;mso-position-horizontal:absolute;mso-position-horizontal-relative:text;mso-position-vertical:absolute;mso-position-vertical-relative:text;mso-width-percent:0;mso-height-percent:0;mso-width-relative:margin;mso-height-relative:margin;v-text-anchor:top" o:gfxdata="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" filled="f" stroked="f" strokeweight=".5pt">
                 <v:textbox>
                   <w:txbxContent>
                     <w:p>
@@ -1250,7 +1261,25 @@
                           <w:color w:val="FF0000"/>
                           <w:sz w:val="24"/>
                         </w:rPr>
-                        <w:t>RICT/26/02</w:t>
+                        <w:t>RICT</w:t>
+                      </w:r>
+                      <w:r>
+                        <w:rPr>
+                          <w:rFonts w:ascii="Algerian" w:hAnsi="Algerian"/>
+                          <w:b/>
+                          <w:color w:val="FF0000"/>
+                          <w:sz w:val="24"/>
+                        </w:rPr>
+                        <w:t>102</w:t>
+                      </w:r>
+                      <w:r>
+                        <w:rPr>
+                          <w:rFonts w:ascii="Algerian" w:hAnsi="Algerian"/>
+                          <w:b/>
+                          <w:color w:val="FF0000"/>
+                          <w:sz w:val="24"/>
+                        </w:rPr>
+                        <w:t>/26/02</w:t>
                       </w:r>
                       <w:r>
                         <w:rPr>
@@ -1268,17 +1297,10 @@
                           <w:color w:val="FF0000"/>
                           <w:sz w:val="24"/>
                         </w:rPr>
-                        <w:t>BAPK</w:t>
+                        <w:t>068</w:t>
                       </w:r>
-                      <w:r>
-                        <w:rPr>
-                          <w:rFonts w:ascii="Algerian" w:hAnsi="Algerian"/>
-                          <w:b/>
-                          <w:color w:val="FF0000"/>
-                          <w:sz w:val="24"/>
-                        </w:rPr>
-                        <w:t>067</w:t>
-                      </w:r>
+                      <w:bookmarkStart w:id="1" w:name="_GoBack"/>
+                      <w:bookmarkEnd w:id="1"/>
                     </w:p>
                   </w:txbxContent>
                 </v:textbox>
@@ -1327,16 +1349,7 @@
           <w:b/>
           <w:i/>
         </w:rPr>
-        <w:t>NOTE: That the names appearing on this for</w:t>
-      </w:r>
-      <w:bookmarkStart w:id="0" w:name="_GoBack"/>
-      <w:bookmarkEnd w:id="0"/>
-      <w:r>
-        <w:rPr>
-          <w:b/>
-          <w:i/>
-        </w:rPr>
-        <w:t>m should be the same as those in your certificates,</w:t>
+        <w:t>NOTE: That the names appearing on this form should be the same as those in your certificates,</w:t>
       </w:r>
     </w:p>
     <w:p>

--- a/ADMISION_FORM.docx
+++ b/ADMISION_FORM.docx
@@ -499,13 +499,7 @@
                               <w:spacing w:after="0"/>
                             </w:pPr>
                             <w:r>
-                              <w:t>Along Kisumu/</w:t>
-                            </w:r>
-                            <w:r>
-                              <w:t>B</w:t>
-                            </w:r>
-                            <w:r>
-                              <w:t>usia Road</w:t>
+                              <w:t>Along Kisumu/Busia Road</w:t>
                             </w:r>
                           </w:p>
                           <w:p>
@@ -513,13 +507,7 @@
                               <w:spacing w:after="0"/>
                             </w:pPr>
                             <w:r>
-                              <w:t>Opposite</w:t>
-                            </w:r>
-                            <w:r>
-                              <w:t xml:space="preserve"> Easy  Coach </w:t>
-                            </w:r>
-                            <w:r>
-                              <w:t>booking office</w:t>
+                              <w:t>Opposite Easy  Coach booking office</w:t>
                             </w:r>
                           </w:p>
                         </w:txbxContent>
@@ -544,7 +532,7 @@
           </mc:Choice>
           <mc:Fallback>
             <w:pict>
-              <v:shape w14:anchorId="2D5DD4E7" id="Text Box 5" o:spid="_x0000_s1027" type="#_x0000_t202" style="position:absolute;left:0;text-align:left;margin-left:-47.25pt;margin-top:11.9pt;width:177pt;height:68.25pt;z-index:251667456;visibility:visible;mso-wrap-style:square;mso-width-percent:0;mso-height-percent:0;mso-wrap-distance-left:9pt;mso-wrap-distance-top:0;mso-wrap-distance-right:9pt;mso-wrap-distance-bottom:0;mso-position-horizontal:absolute;mso-position-horizontal-relative:text;mso-position-vertical:absolute;mso-position-vertical-relative:text;mso-width-percent:0;mso-height-percent:0;mso-width-relative:margin;mso-height-relative:margin;v-text-anchor:top" o:gfxdata="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" fillcolor="white [3201]" stroked="f" strokeweight=".5pt">
+              <v:shape w14:anchorId="03925ECA" id="Text Box 5" o:spid="_x0000_s1027" type="#_x0000_t202" style="position:absolute;left:0;text-align:left;margin-left:-47.25pt;margin-top:11.9pt;width:177pt;height:68.25pt;z-index:251667456;visibility:visible;mso-wrap-style:square;mso-width-percent:0;mso-height-percent:0;mso-wrap-distance-left:9pt;mso-wrap-distance-top:0;mso-wrap-distance-right:9pt;mso-wrap-distance-bottom:0;mso-position-horizontal:absolute;mso-position-horizontal-relative:text;mso-position-vertical:absolute;mso-position-vertical-relative:text;mso-width-percent:0;mso-height-percent:0;mso-width-relative:margin;mso-height-relative:margin;v-text-anchor:top" o:gfxdata="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" fillcolor="white [3201]" stroked="f" strokeweight=".5pt">
                 <v:textbox>
                   <w:txbxContent>
                     <w:p>
@@ -568,13 +556,7 @@
                         <w:spacing w:after="0"/>
                       </w:pPr>
                       <w:r>
-                        <w:t>Along Kisumu/</w:t>
-                      </w:r>
-                      <w:r>
-                        <w:t>B</w:t>
-                      </w:r>
-                      <w:r>
-                        <w:t>usia Road</w:t>
+                        <w:t>Along Kisumu/Busia Road</w:t>
                       </w:r>
                     </w:p>
                     <w:p>
@@ -582,13 +564,7 @@
                         <w:spacing w:after="0"/>
                       </w:pPr>
                       <w:r>
-                        <w:t>Opposite</w:t>
-                      </w:r>
-                      <w:r>
-                        <w:t xml:space="preserve"> Easy  Coach </w:t>
-                      </w:r>
-                      <w:r>
-                        <w:t>booking office</w:t>
+                        <w:t>Opposite Easy  Coach booking office</w:t>
                       </w:r>
                     </w:p>
                   </w:txbxContent>
@@ -1175,7 +1151,7 @@
                                 <w:color w:val="FF0000"/>
                                 <w:sz w:val="24"/>
                               </w:rPr>
-                              <w:t>RICT</w:t>
+                              <w:t>RICT102/2</w:t>
                             </w:r>
                             <w:r>
                               <w:rPr>
@@ -1184,16 +1160,7 @@
                                 <w:color w:val="FF0000"/>
                                 <w:sz w:val="24"/>
                               </w:rPr>
-                              <w:t>102</w:t>
-                            </w:r>
-                            <w:r>
-                              <w:rPr>
-                                <w:rFonts w:ascii="Algerian" w:hAnsi="Algerian"/>
-                                <w:b/>
-                                <w:color w:val="FF0000"/>
-                                <w:sz w:val="24"/>
-                              </w:rPr>
-                              <w:t>/26/02</w:t>
+                              <w:t>6/03</w:t>
                             </w:r>
                             <w:r>
                               <w:rPr>
@@ -1211,10 +1178,8 @@
                                 <w:color w:val="FF0000"/>
                                 <w:sz w:val="24"/>
                               </w:rPr>
-                              <w:t>068</w:t>
+                              <w:t>070</w:t>
                             </w:r>
-                            <w:bookmarkStart w:id="0" w:name="_GoBack"/>
-                            <w:bookmarkEnd w:id="0"/>
                           </w:p>
                         </w:txbxContent>
                       </wps:txbx>
@@ -1238,11 +1203,7 @@
           </mc:Choice>
           <mc:Fallback>
             <w:pict>
-              <v:shapetype w14:anchorId="7F931714" id="_x0000_t202" coordsize="21600,21600" o:spt="202" path="m,l,21600r21600,l21600,xe">
-                <v:stroke joinstyle="miter"/>
-                <v:path gradientshapeok="t" o:connecttype="rect"/>
-              </v:shapetype>
-              <v:shape id="Text Box 11" o:spid="_x0000_s1030" type="#_x0000_t202" style="position:absolute;left:0;text-align:left;margin-left:329.25pt;margin-top:9.8pt;width:186pt;height:23.25pt;z-index:251658752;visibility:visible;mso-wrap-style:square;mso-width-percent:0;mso-height-percent:0;mso-wrap-distance-left:9pt;mso-wrap-distance-top:0;mso-wrap-distance-right:9pt;mso-wrap-distance-bottom:0;mso-position-horizontal:absolute;mso-position-horizontal-relative:text;mso-position-vertical:absolute;mso-position-vertical-relative:text;mso-width-percent:0;mso-height-percent:0;mso-width-relative:margin;mso-height-relative:margin;v-text-anchor:top" o:gfxdata="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" filled="f" stroked="f" strokeweight=".5pt">
+              <v:shape w14:anchorId="7F931714" id="Text Box 11" o:spid="_x0000_s1030" type="#_x0000_t202" style="position:absolute;left:0;text-align:left;margin-left:329.25pt;margin-top:9.8pt;width:186pt;height:23.25pt;z-index:251658752;visibility:visible;mso-wrap-style:square;mso-width-percent:0;mso-height-percent:0;mso-wrap-distance-left:9pt;mso-wrap-distance-top:0;mso-wrap-distance-right:9pt;mso-wrap-distance-bottom:0;mso-position-horizontal:absolute;mso-position-horizontal-relative:text;mso-position-vertical:absolute;mso-position-vertical-relative:text;mso-width-percent:0;mso-height-percent:0;mso-width-relative:margin;mso-height-relative:margin;v-text-anchor:top" o:gfxdata="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" filled="f" stroked="f" strokeweight=".5pt">
                 <v:textbox>
                   <w:txbxContent>
                     <w:p>
@@ -1261,7 +1222,7 @@
                           <w:color w:val="FF0000"/>
                           <w:sz w:val="24"/>
                         </w:rPr>
-                        <w:t>RICT</w:t>
+                        <w:t>RICT102/2</w:t>
                       </w:r>
                       <w:r>
                         <w:rPr>
@@ -1270,16 +1231,7 @@
                           <w:color w:val="FF0000"/>
                           <w:sz w:val="24"/>
                         </w:rPr>
-                        <w:t>102</w:t>
-                      </w:r>
-                      <w:r>
-                        <w:rPr>
-                          <w:rFonts w:ascii="Algerian" w:hAnsi="Algerian"/>
-                          <w:b/>
-                          <w:color w:val="FF0000"/>
-                          <w:sz w:val="24"/>
-                        </w:rPr>
-                        <w:t>/26/02</w:t>
+                        <w:t>6/03</w:t>
                       </w:r>
                       <w:r>
                         <w:rPr>
@@ -1297,10 +1249,8 @@
                           <w:color w:val="FF0000"/>
                           <w:sz w:val="24"/>
                         </w:rPr>
-                        <w:t>068</w:t>
+                        <w:t>070</w:t>
                       </w:r>
-                      <w:bookmarkStart w:id="1" w:name="_GoBack"/>
-                      <w:bookmarkEnd w:id="1"/>
                     </w:p>
                   </w:txbxContent>
                 </v:textbox>
@@ -1375,6 +1325,8 @@
         </w:rPr>
         <w:t xml:space="preserve"> </w:t>
       </w:r>
+      <w:bookmarkStart w:id="0" w:name="_GoBack"/>
+      <w:bookmarkEnd w:id="0"/>
     </w:p>
     <w:p>
       <w:pPr>

--- a/ADMISION_FORM.docx
+++ b/ADMISION_FORM.docx
@@ -1178,7 +1178,7 @@
                                 <w:color w:val="FF0000"/>
                                 <w:sz w:val="24"/>
                               </w:rPr>
-                              <w:t>070</w:t>
+                              <w:t>075</w:t>
                             </w:r>
                           </w:p>
                         </w:txbxContent>
@@ -1203,7 +1203,11 @@
           </mc:Choice>
           <mc:Fallback>
             <w:pict>
-              <v:shape w14:anchorId="7F931714" id="Text Box 11" o:spid="_x0000_s1030" type="#_x0000_t202" style="position:absolute;left:0;text-align:left;margin-left:329.25pt;margin-top:9.8pt;width:186pt;height:23.25pt;z-index:251658752;visibility:visible;mso-wrap-style:square;mso-width-percent:0;mso-height-percent:0;mso-wrap-distance-left:9pt;mso-wrap-distance-top:0;mso-wrap-distance-right:9pt;mso-wrap-distance-bottom:0;mso-position-horizontal:absolute;mso-position-horizontal-relative:text;mso-position-vertical:absolute;mso-position-vertical-relative:text;mso-width-percent:0;mso-height-percent:0;mso-width-relative:margin;mso-height-relative:margin;v-text-anchor:top" o:gfxdata="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" filled="f" stroked="f" strokeweight=".5pt">
+              <v:shapetype w14:anchorId="7F931714" id="_x0000_t202" coordsize="21600,21600" o:spt="202" path="m,l,21600r21600,l21600,xe">
+                <v:stroke joinstyle="miter"/>
+                <v:path gradientshapeok="t" o:connecttype="rect"/>
+              </v:shapetype>
+              <v:shape id="Text Box 11" o:spid="_x0000_s1030" type="#_x0000_t202" style="position:absolute;left:0;text-align:left;margin-left:329.25pt;margin-top:9.8pt;width:186pt;height:23.25pt;z-index:251658752;visibility:visible;mso-wrap-style:square;mso-width-percent:0;mso-height-percent:0;mso-wrap-distance-left:9pt;mso-wrap-distance-top:0;mso-wrap-distance-right:9pt;mso-wrap-distance-bottom:0;mso-position-horizontal:absolute;mso-position-horizontal-relative:text;mso-position-vertical:absolute;mso-position-vertical-relative:text;mso-width-percent:0;mso-height-percent:0;mso-width-relative:margin;mso-height-relative:margin;v-text-anchor:top" o:gfxdata="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" filled="f" stroked="f" strokeweight=".5pt">
                 <v:textbox>
                   <w:txbxContent>
                     <w:p>
@@ -1249,7 +1253,7 @@
                           <w:color w:val="FF0000"/>
                           <w:sz w:val="24"/>
                         </w:rPr>
-                        <w:t>070</w:t>
+                        <w:t>075</w:t>
                       </w:r>
                     </w:p>
                   </w:txbxContent>
@@ -1325,57 +1329,60 @@
         </w:rPr>
         <w:t xml:space="preserve"> </w:t>
       </w:r>
+    </w:p>
+    <w:p>
+      <w:pPr>
+        <w:pStyle w:val="ListParagraph"/>
+      </w:pPr>
+      <w:r>
+        <w:t>Surname/family name</w:t>
+      </w:r>
+      <w:r>
+        <w:t>___________________</w:t>
+      </w:r>
+      <w:r>
+        <w:t xml:space="preserve"> </w:t>
+      </w:r>
+      <w:r>
+        <w:t>ot</w:t>
+      </w:r>
+      <w:r>
+        <w:t xml:space="preserve">her names: </w:t>
+      </w:r>
+      <w:r>
+        <w:t>________________</w:t>
+      </w:r>
+    </w:p>
+    <w:p>
+      <w:pPr>
+        <w:pStyle w:val="ListParagraph"/>
+      </w:pPr>
+      <w:r>
+        <w:t>Date o</w:t>
+      </w:r>
+      <w:r>
+        <w:t>f B</w:t>
+      </w:r>
+      <w:r>
+        <w:t xml:space="preserve">irth: </w:t>
+      </w:r>
+      <w:r>
+        <w:t>______/_____</w:t>
+      </w:r>
+      <w:r>
+        <w:t>/______</w:t>
+      </w:r>
+      <w:r>
+        <w:t xml:space="preserve"> </w:t>
+      </w:r>
+      <w:r>
+        <w:tab/>
+        <w:t xml:space="preserve">Address: </w:t>
+      </w:r>
       <w:bookmarkStart w:id="0" w:name="_GoBack"/>
       <w:bookmarkEnd w:id="0"/>
-    </w:p>
-    <w:p>
-      <w:pPr>
-        <w:pStyle w:val="ListParagraph"/>
-      </w:pPr>
-      <w:r>
-        <w:t>Surname/family name</w:t>
-      </w:r>
-      <w:r>
-        <w:t>___________________</w:t>
-      </w:r>
-      <w:r>
-        <w:t xml:space="preserve"> </w:t>
-      </w:r>
-      <w:r>
-        <w:t>ot</w:t>
-      </w:r>
-      <w:r>
-        <w:t xml:space="preserve">her names: </w:t>
-      </w:r>
-      <w:r>
-        <w:t>________________</w:t>
-      </w:r>
-    </w:p>
-    <w:p>
-      <w:pPr>
-        <w:pStyle w:val="ListParagraph"/>
-      </w:pPr>
-      <w:r>
-        <w:t>Date o</w:t>
-      </w:r>
-      <w:r>
-        <w:t>f B</w:t>
-      </w:r>
-      <w:r>
-        <w:t xml:space="preserve">irth: </w:t>
-      </w:r>
-      <w:r>
-        <w:t>______/_____</w:t>
-      </w:r>
-      <w:r>
-        <w:t>/______</w:t>
-      </w:r>
-      <w:r>
-        <w:t xml:space="preserve"> </w:t>
-      </w:r>
-      <w:r>
-        <w:tab/>
-        <w:t>Address: _____________</w:t>
+      <w:r>
+        <w:t>_____________</w:t>
       </w:r>
     </w:p>
     <w:p>

--- a/ADMISION_FORM.docx
+++ b/ADMISION_FORM.docx
@@ -1178,8 +1178,10 @@
                                 <w:color w:val="FF0000"/>
                                 <w:sz w:val="24"/>
                               </w:rPr>
-                              <w:t>075</w:t>
+                              <w:t>077</w:t>
                             </w:r>
+                            <w:bookmarkStart w:id="0" w:name="_GoBack"/>
+                            <w:bookmarkEnd w:id="0"/>
                           </w:p>
                         </w:txbxContent>
                       </wps:txbx>
@@ -1253,8 +1255,10 @@
                           <w:color w:val="FF0000"/>
                           <w:sz w:val="24"/>
                         </w:rPr>
-                        <w:t>075</w:t>
+                        <w:t>077</w:t>
                       </w:r>
+                      <w:bookmarkStart w:id="1" w:name="_GoBack"/>
+                      <w:bookmarkEnd w:id="1"/>
                     </w:p>
                   </w:txbxContent>
                 </v:textbox>
@@ -1377,12 +1381,7 @@
       </w:r>
       <w:r>
         <w:tab/>
-        <w:t xml:space="preserve">Address: </w:t>
-      </w:r>
-      <w:bookmarkStart w:id="0" w:name="_GoBack"/>
-      <w:bookmarkEnd w:id="0"/>
-      <w:r>
-        <w:t>_____________</w:t>
+        <w:t>Address: _____________</w:t>
       </w:r>
     </w:p>
     <w:p>

--- a/ADMISION_FORM.docx
+++ b/ADMISION_FORM.docx
@@ -1178,7 +1178,7 @@
                                 <w:color w:val="FF0000"/>
                                 <w:sz w:val="24"/>
                               </w:rPr>
-                              <w:t>077</w:t>
+                              <w:t>079</w:t>
                             </w:r>
                             <w:bookmarkStart w:id="0" w:name="_GoBack"/>
                             <w:bookmarkEnd w:id="0"/>
@@ -1255,7 +1255,7 @@
                           <w:color w:val="FF0000"/>
                           <w:sz w:val="24"/>
                         </w:rPr>
-                        <w:t>077</w:t>
+                        <w:t>079</w:t>
                       </w:r>
                       <w:bookmarkStart w:id="1" w:name="_GoBack"/>
                       <w:bookmarkEnd w:id="1"/>

--- a/ADMISION_FORM.docx
+++ b/ADMISION_FORM.docx
@@ -1178,7 +1178,7 @@
                                 <w:color w:val="FF0000"/>
                                 <w:sz w:val="24"/>
                               </w:rPr>
-                              <w:t>079</w:t>
+                              <w:t>087</w:t>
                             </w:r>
                             <w:bookmarkStart w:id="0" w:name="_GoBack"/>
                             <w:bookmarkEnd w:id="0"/>
@@ -1255,7 +1255,7 @@
                           <w:color w:val="FF0000"/>
                           <w:sz w:val="24"/>
                         </w:rPr>
-                        <w:t>079</w:t>
+                        <w:t>087</w:t>
                       </w:r>
                       <w:bookmarkStart w:id="1" w:name="_GoBack"/>
                       <w:bookmarkEnd w:id="1"/>

--- a/ADMISION_FORM.docx
+++ b/ADMISION_FORM.docx
@@ -22,11 +22,11 @@
         <w:drawing>
           <wp:anchor distT="0" distB="0" distL="114300" distR="114300" simplePos="0" relativeHeight="251659264" behindDoc="1" locked="0" layoutInCell="1" allowOverlap="1" wp14:anchorId="7B1542E9" wp14:editId="79B4D5DC">
             <wp:simplePos x="0" y="0"/>
-            <wp:positionH relativeFrom="column">
-              <wp:posOffset>1971675</wp:posOffset>
+            <wp:positionH relativeFrom="margin">
+              <wp:align>center</wp:align>
             </wp:positionH>
             <wp:positionV relativeFrom="paragraph">
-              <wp:posOffset>0</wp:posOffset>
+              <wp:posOffset>-266700</wp:posOffset>
             </wp:positionV>
             <wp:extent cx="2066925" cy="752475"/>
             <wp:effectExtent l="0" t="0" r="9525" b="9525"/>
@@ -1071,6 +1071,8 @@
         <w:t>Ugunja</w:t>
       </w:r>
     </w:p>
+    <w:bookmarkStart w:id="0" w:name="_GoBack"/>
+    <w:bookmarkEnd w:id="0"/>
     <w:p>
       <w:pPr>
         <w:jc w:val="right"/>
@@ -1180,8 +1182,6 @@
                               </w:rPr>
                               <w:t>087</w:t>
                             </w:r>
-                            <w:bookmarkStart w:id="0" w:name="_GoBack"/>
-                            <w:bookmarkEnd w:id="0"/>
                           </w:p>
                         </w:txbxContent>
                       </wps:txbx>
@@ -1454,7 +1454,10 @@
         <w:pStyle w:val="ListParagraph"/>
       </w:pPr>
       <w:r>
-        <w:t>Telephone: _______________</w:t>
+        <w:t>Student’s Contact</w:t>
+      </w:r>
+      <w:r>
+        <w:t>: _______________</w:t>
       </w:r>
       <w:r>
         <w:tab/>
@@ -1472,7 +1475,10 @@
         <w:t xml:space="preserve"> </w:t>
       </w:r>
       <w:r>
-        <w:t>Email: _______________</w:t>
+        <w:t xml:space="preserve">Email: </w:t>
+      </w:r>
+      <w:r>
+        <w:t>__________</w:t>
       </w:r>
     </w:p>
     <w:p>
@@ -1686,7 +1692,7 @@
         <w:pStyle w:val="ListParagraph"/>
         <w:sectPr>
           <w:pgSz w:w="12240" w:h="15840"/>
-          <w:pgMar w:top="540" w:right="1440" w:bottom="1440" w:left="1530" w:header="720" w:footer="720" w:gutter="0"/>
+          <w:pgMar w:top="540" w:right="1260" w:bottom="1440" w:left="1530" w:header="720" w:footer="720" w:gutter="0"/>
           <w:cols w:space="720"/>
           <w:docGrid w:linePitch="360"/>
         </w:sectPr>

--- a/ADMISION_FORM.docx
+++ b/ADMISION_FORM.docx
@@ -1071,8 +1071,6 @@
         <w:t>Ugunja</w:t>
       </w:r>
     </w:p>
-    <w:bookmarkStart w:id="0" w:name="_GoBack"/>
-    <w:bookmarkEnd w:id="0"/>
     <w:p>
       <w:pPr>
         <w:jc w:val="right"/>
@@ -1392,10 +1390,10 @@
         <w:t>Gender:</w:t>
       </w:r>
       <w:r>
-        <w:t xml:space="preserve">          </w:t>
-      </w:r>
-      <w:r>
-        <w:t xml:space="preserve"> [  ]</w:t>
+        <w:t xml:space="preserve">   </w:t>
+      </w:r>
+      <w:r>
+        <w:t>[  ]</w:t>
       </w:r>
       <w:r>
         <w:t xml:space="preserve"> Male </w:t>
@@ -1404,16 +1402,19 @@
         <w:t xml:space="preserve">[  ] </w:t>
       </w:r>
       <w:r>
+        <w:t>Female</w:t>
+      </w:r>
+      <w:r>
+        <w:t xml:space="preserve"> </w:t>
+      </w:r>
+      <w:r>
         <w:tab/>
       </w:r>
       <w:r>
         <w:tab/>
       </w:r>
       <w:r>
-        <w:t>Female</w:t>
-      </w:r>
-      <w:r>
-        <w:t xml:space="preserve"> Marital status:    [  ] Single      [  ] married</w:t>
+        <w:t>Marital status:    [  ] Single      [  ] married</w:t>
       </w:r>
     </w:p>
     <w:p>
@@ -1666,7 +1667,15 @@
         <w:rPr>
           <w:b/>
         </w:rPr>
-        <w:t xml:space="preserve"> RURALNET </w:t>
+        <w:t xml:space="preserve"> RURALN</w:t>
+      </w:r>
+      <w:bookmarkStart w:id="0" w:name="_GoBack"/>
+      <w:bookmarkEnd w:id="0"/>
+      <w:r>
+        <w:rPr>
+          <w:b/>
+        </w:rPr>
+        <w:t xml:space="preserve">ET </w:t>
       </w:r>
       <w:r>
         <w:rPr>

--- a/ADMISION_FORM.docx
+++ b/ADMISION_FORM.docx
@@ -14,13 +14,95 @@
       </w:pPr>
       <w:r>
         <w:rPr>
+          <w:noProof/>
+        </w:rPr>
+        <mc:AlternateContent>
+          <mc:Choice Requires="wps">
+            <w:drawing>
+              <wp:anchor distT="0" distB="0" distL="114300" distR="114300" simplePos="0" relativeHeight="251664895" behindDoc="1" locked="0" layoutInCell="1" allowOverlap="1" wp14:anchorId="351E904C" wp14:editId="70928DBF">
+                <wp:simplePos x="0" y="0"/>
+                <wp:positionH relativeFrom="page">
+                  <wp:align>right</wp:align>
+                </wp:positionH>
+                <wp:positionV relativeFrom="paragraph">
+                  <wp:posOffset>-353533</wp:posOffset>
+                </wp:positionV>
+                <wp:extent cx="7761767" cy="10047768"/>
+                <wp:effectExtent l="0" t="0" r="10795" b="10795"/>
+                <wp:wrapNone/>
+                <wp:docPr id="10" name="Rectangle 10"/>
+                <wp:cNvGraphicFramePr/>
+                <a:graphic xmlns:a="http://schemas.openxmlformats.org/drawingml/2006/main">
+                  <a:graphicData uri="http://schemas.microsoft.com/office/word/2010/wordprocessingShape">
+                    <wps:wsp>
+                      <wps:cNvSpPr/>
+                      <wps:spPr>
+                        <a:xfrm>
+                          <a:off x="0" y="0"/>
+                          <a:ext cx="7761767" cy="10047768"/>
+                        </a:xfrm>
+                        <a:prstGeom prst="rect">
+                          <a:avLst/>
+                        </a:prstGeom>
+                        <a:solidFill>
+                          <a:schemeClr val="accent6">
+                            <a:lumMod val="20000"/>
+                            <a:lumOff val="80000"/>
+                          </a:schemeClr>
+                        </a:solidFill>
+                      </wps:spPr>
+                      <wps:style>
+                        <a:lnRef idx="2">
+                          <a:schemeClr val="accent1">
+                            <a:shade val="50000"/>
+                          </a:schemeClr>
+                        </a:lnRef>
+                        <a:fillRef idx="1">
+                          <a:schemeClr val="accent1"/>
+                        </a:fillRef>
+                        <a:effectRef idx="0">
+                          <a:schemeClr val="accent1"/>
+                        </a:effectRef>
+                        <a:fontRef idx="minor">
+                          <a:schemeClr val="lt1"/>
+                        </a:fontRef>
+                      </wps:style>
+                      <wps:bodyPr rot="0" spcFirstLastPara="0" vertOverflow="overflow" horzOverflow="overflow" vert="horz" wrap="square" lIns="91440" tIns="45720" rIns="91440" bIns="45720" numCol="1" spcCol="0" rtlCol="0" fromWordArt="0" anchor="ctr" anchorCtr="0" forceAA="0" compatLnSpc="1">
+                        <a:prstTxWarp prst="textNoShape">
+                          <a:avLst/>
+                        </a:prstTxWarp>
+                        <a:noAutofit/>
+                      </wps:bodyPr>
+                    </wps:wsp>
+                  </a:graphicData>
+                </a:graphic>
+                <wp14:sizeRelH relativeFrom="margin">
+                  <wp14:pctWidth>0</wp14:pctWidth>
+                </wp14:sizeRelH>
+                <wp14:sizeRelV relativeFrom="margin">
+                  <wp14:pctHeight>0</wp14:pctHeight>
+                </wp14:sizeRelV>
+              </wp:anchor>
+            </w:drawing>
+          </mc:Choice>
+          <mc:Fallback>
+            <w:pict>
+              <v:rect w14:anchorId="450ABC45" id="Rectangle 10" o:spid="_x0000_s1026" style="position:absolute;margin-left:559.95pt;margin-top:-27.85pt;width:611.15pt;height:791.15pt;z-index:-251651585;visibility:visible;mso-wrap-style:square;mso-width-percent:0;mso-height-percent:0;mso-wrap-distance-left:9pt;mso-wrap-distance-top:0;mso-wrap-distance-right:9pt;mso-wrap-distance-bottom:0;mso-position-horizontal:right;mso-position-horizontal-relative:page;mso-position-vertical:absolute;mso-position-vertical-relative:text;mso-width-percent:0;mso-height-percent:0;mso-width-relative:margin;mso-height-relative:margin;v-text-anchor:middle" o:gfxdata="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" fillcolor="#e2efd9 [665]" strokecolor="#1f4d78 [1604]" strokeweight="1pt">
+                <w10:wrap anchorx="page"/>
+              </v:rect>
+            </w:pict>
+          </mc:Fallback>
+        </mc:AlternateContent>
+      </w:r>
+      <w:r>
+        <w:rPr>
           <w:b/>
           <w:noProof/>
           <w:sz w:val="32"/>
           <w:szCs w:val="32"/>
         </w:rPr>
         <w:drawing>
-          <wp:anchor distT="0" distB="0" distL="114300" distR="114300" simplePos="0" relativeHeight="251659264" behindDoc="1" locked="0" layoutInCell="1" allowOverlap="1" wp14:anchorId="7B1542E9" wp14:editId="79B4D5DC">
+          <wp:anchor distT="0" distB="0" distL="114300" distR="114300" simplePos="0" relativeHeight="251659264" behindDoc="1" locked="0" layoutInCell="1" allowOverlap="1" wp14:anchorId="6228C8E2" wp14:editId="51AF5E11">
             <wp:simplePos x="0" y="0"/>
             <wp:positionH relativeFrom="margin">
               <wp:align>center</wp:align>
@@ -93,7 +175,7 @@
           <w:szCs w:val="24"/>
         </w:rPr>
         <w:drawing>
-          <wp:anchor distT="36576" distB="36576" distL="36576" distR="36576" simplePos="0" relativeHeight="251656192" behindDoc="0" locked="0" layoutInCell="1" allowOverlap="1" wp14:anchorId="43A2F34C" wp14:editId="5D5C79A8">
+          <wp:anchor distT="36576" distB="36576" distL="36576" distR="36576" simplePos="0" relativeHeight="251656192" behindDoc="0" locked="0" layoutInCell="1" allowOverlap="1" wp14:anchorId="4FB89575" wp14:editId="774A76D4">
             <wp:simplePos x="0" y="0"/>
             <wp:positionH relativeFrom="column">
               <wp:posOffset>4923790</wp:posOffset>
@@ -167,7 +249,7 @@
           <w:szCs w:val="24"/>
         </w:rPr>
         <w:drawing>
-          <wp:anchor distT="36576" distB="36576" distL="36576" distR="36576" simplePos="0" relativeHeight="251657216" behindDoc="0" locked="0" layoutInCell="1" allowOverlap="1" wp14:anchorId="3FB41413" wp14:editId="7A72E1E8">
+          <wp:anchor distT="36576" distB="36576" distL="36576" distR="36576" simplePos="0" relativeHeight="251657216" behindDoc="0" locked="0" layoutInCell="1" allowOverlap="1" wp14:anchorId="7EBD8E3C" wp14:editId="4906914D">
             <wp:simplePos x="0" y="0"/>
             <wp:positionH relativeFrom="column">
               <wp:posOffset>-952500</wp:posOffset>
@@ -243,7 +325,7 @@
         <mc:AlternateContent>
           <mc:Choice Requires="wps">
             <w:drawing>
-              <wp:anchor distT="0" distB="0" distL="114300" distR="114300" simplePos="0" relativeHeight="251665408" behindDoc="0" locked="0" layoutInCell="1" allowOverlap="1" wp14:anchorId="573E725E" wp14:editId="11B66947">
+              <wp:anchor distT="0" distB="0" distL="114300" distR="114300" simplePos="0" relativeHeight="251665408" behindDoc="0" locked="0" layoutInCell="1" allowOverlap="1" wp14:anchorId="1C011A68" wp14:editId="715EBCAE">
                 <wp:simplePos x="0" y="0"/>
                 <wp:positionH relativeFrom="column">
                   <wp:posOffset>4591050</wp:posOffset>
@@ -252,7 +334,7 @@
                   <wp:posOffset>247650</wp:posOffset>
                 </wp:positionV>
                 <wp:extent cx="1695450" cy="866775"/>
-                <wp:effectExtent l="0" t="0" r="0" b="9525"/>
+                <wp:effectExtent l="0" t="0" r="0" b="0"/>
                 <wp:wrapNone/>
                 <wp:docPr id="4" name="Text Box 4"/>
                 <wp:cNvGraphicFramePr/>
@@ -268,9 +350,7 @@
                         <a:prstGeom prst="rect">
                           <a:avLst/>
                         </a:prstGeom>
-                        <a:solidFill>
-                          <a:schemeClr val="lt1"/>
-                        </a:solidFill>
+                        <a:noFill/>
                         <a:ln w="6350">
                           <a:noFill/>
                         </a:ln>
@@ -354,11 +434,11 @@
           </mc:Choice>
           <mc:Fallback>
             <w:pict>
-              <v:shapetype w14:anchorId="573E725E" id="_x0000_t202" coordsize="21600,21600" o:spt="202" path="m,l,21600r21600,l21600,xe">
+              <v:shapetype w14:anchorId="1C011A68" id="_x0000_t202" coordsize="21600,21600" o:spt="202" path="m,l,21600r21600,l21600,xe">
                 <v:stroke joinstyle="miter"/>
                 <v:path gradientshapeok="t" o:connecttype="rect"/>
               </v:shapetype>
-              <v:shape id="Text Box 4" o:spid="_x0000_s1026" type="#_x0000_t202" style="position:absolute;left:0;text-align:left;margin-left:361.5pt;margin-top:19.5pt;width:133.5pt;height:68.25pt;z-index:251665408;visibility:visible;mso-wrap-style:square;mso-width-percent:0;mso-height-percent:0;mso-wrap-distance-left:9pt;mso-wrap-distance-top:0;mso-wrap-distance-right:9pt;mso-wrap-distance-bottom:0;mso-position-horizontal:absolute;mso-position-horizontal-relative:text;mso-position-vertical:absolute;mso-position-vertical-relative:text;mso-width-percent:0;mso-height-percent:0;mso-width-relative:margin;mso-height-relative:margin;v-text-anchor:top" o:gfxdata="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" fillcolor="white [3201]" stroked="f" strokeweight=".5pt">
+              <v:shape id="Text Box 4" o:spid="_x0000_s1026" type="#_x0000_t202" style="position:absolute;left:0;text-align:left;margin-left:361.5pt;margin-top:19.5pt;width:133.5pt;height:68.25pt;z-index:251665408;visibility:visible;mso-wrap-style:square;mso-width-percent:0;mso-height-percent:0;mso-wrap-distance-left:9pt;mso-wrap-distance-top:0;mso-wrap-distance-right:9pt;mso-wrap-distance-bottom:0;mso-position-horizontal:absolute;mso-position-horizontal-relative:text;mso-position-vertical:absolute;mso-position-vertical-relative:text;mso-width-percent:0;mso-height-percent:0;mso-width-relative:margin;mso-height-relative:margin;v-text-anchor:top" o:gfxdata="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" filled="f" stroked="f" strokeweight=".5pt">
                 <v:textbox>
                   <w:txbxContent>
                     <w:p>
@@ -429,7 +509,7 @@
         <mc:AlternateContent>
           <mc:Choice Requires="wps">
             <w:drawing>
-              <wp:anchor distT="0" distB="0" distL="114300" distR="114300" simplePos="0" relativeHeight="251667456" behindDoc="0" locked="0" layoutInCell="1" allowOverlap="1" wp14:anchorId="03925ECA" wp14:editId="214B2112">
+              <wp:anchor distT="0" distB="0" distL="114300" distR="114300" simplePos="0" relativeHeight="251667456" behindDoc="0" locked="0" layoutInCell="1" allowOverlap="1" wp14:anchorId="5A794231" wp14:editId="78ED29B0">
                 <wp:simplePos x="0" y="0"/>
                 <wp:positionH relativeFrom="column">
                   <wp:posOffset>-600075</wp:posOffset>
@@ -438,7 +518,7 @@
                   <wp:posOffset>151130</wp:posOffset>
                 </wp:positionV>
                 <wp:extent cx="2247900" cy="866775"/>
-                <wp:effectExtent l="0" t="0" r="0" b="9525"/>
+                <wp:effectExtent l="0" t="0" r="0" b="0"/>
                 <wp:wrapNone/>
                 <wp:docPr id="5" name="Text Box 5"/>
                 <wp:cNvGraphicFramePr/>
@@ -454,9 +534,7 @@
                         <a:prstGeom prst="rect">
                           <a:avLst/>
                         </a:prstGeom>
-                        <a:solidFill>
-                          <a:schemeClr val="lt1"/>
-                        </a:solidFill>
+                        <a:noFill/>
                         <a:ln w="6350">
                           <a:noFill/>
                         </a:ln>
@@ -532,7 +610,7 @@
           </mc:Choice>
           <mc:Fallback>
             <w:pict>
-              <v:shape w14:anchorId="03925ECA" id="Text Box 5" o:spid="_x0000_s1027" type="#_x0000_t202" style="position:absolute;left:0;text-align:left;margin-left:-47.25pt;margin-top:11.9pt;width:177pt;height:68.25pt;z-index:251667456;visibility:visible;mso-wrap-style:square;mso-width-percent:0;mso-height-percent:0;mso-wrap-distance-left:9pt;mso-wrap-distance-top:0;mso-wrap-distance-right:9pt;mso-wrap-distance-bottom:0;mso-position-horizontal:absolute;mso-position-horizontal-relative:text;mso-position-vertical:absolute;mso-position-vertical-relative:text;mso-width-percent:0;mso-height-percent:0;mso-width-relative:margin;mso-height-relative:margin;v-text-anchor:top" o:gfxdata="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" fillcolor="white [3201]" stroked="f" strokeweight=".5pt">
+              <v:shape w14:anchorId="5A794231" id="Text Box 5" o:spid="_x0000_s1027" type="#_x0000_t202" style="position:absolute;left:0;text-align:left;margin-left:-47.25pt;margin-top:11.9pt;width:177pt;height:68.25pt;z-index:251667456;visibility:visible;mso-wrap-style:square;mso-width-percent:0;mso-height-percent:0;mso-wrap-distance-left:9pt;mso-wrap-distance-top:0;mso-wrap-distance-right:9pt;mso-wrap-distance-bottom:0;mso-position-horizontal:absolute;mso-position-horizontal-relative:text;mso-position-vertical:absolute;mso-position-vertical-relative:text;mso-width-percent:0;mso-height-percent:0;mso-width-relative:margin;mso-height-relative:margin;v-text-anchor:top" o:gfxdata="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" filled="f" stroked="f" strokeweight=".5pt">
                 <v:textbox>
                   <w:txbxContent>
                     <w:p>
@@ -640,7 +718,7 @@
         <mc:AlternateContent>
           <mc:Choice Requires="wps">
             <w:drawing>
-              <wp:anchor distT="0" distB="0" distL="114300" distR="114300" simplePos="0" relativeHeight="251662336" behindDoc="0" locked="0" layoutInCell="1" allowOverlap="1" wp14:anchorId="123CACF6" wp14:editId="3CC40D11">
+              <wp:anchor distT="0" distB="0" distL="114300" distR="114300" simplePos="0" relativeHeight="251662336" behindDoc="0" locked="0" layoutInCell="1" allowOverlap="1" wp14:anchorId="3D65479D" wp14:editId="7179237B">
                 <wp:simplePos x="0" y="0"/>
                 <wp:positionH relativeFrom="column">
                   <wp:posOffset>-904875</wp:posOffset>
@@ -732,7 +810,7 @@
         <mc:AlternateContent>
           <mc:Choice Requires="wps">
             <w:drawing>
-              <wp:anchor distT="0" distB="0" distL="114300" distR="114300" simplePos="0" relativeHeight="251661312" behindDoc="0" locked="0" layoutInCell="1" allowOverlap="1" wp14:anchorId="5314ACB6" wp14:editId="5B32AC24">
+              <wp:anchor distT="0" distB="0" distL="114300" distR="114300" simplePos="0" relativeHeight="251661312" behindDoc="0" locked="0" layoutInCell="1" allowOverlap="1" wp14:anchorId="4F531088" wp14:editId="40AE0C25">
                 <wp:simplePos x="0" y="0"/>
                 <wp:positionH relativeFrom="column">
                   <wp:posOffset>-438150</wp:posOffset>
@@ -842,7 +920,7 @@
         <mc:AlternateContent>
           <mc:Choice Requires="wps">
             <w:drawing>
-              <wp:anchor distT="0" distB="0" distL="114300" distR="114300" simplePos="0" relativeHeight="251670528" behindDoc="0" locked="0" layoutInCell="1" allowOverlap="1" wp14:anchorId="4202BBBE" wp14:editId="7DE9399E">
+              <wp:anchor distT="0" distB="0" distL="114300" distR="114300" simplePos="0" relativeHeight="251670528" behindDoc="0" locked="0" layoutInCell="1" allowOverlap="1" wp14:anchorId="7014C001" wp14:editId="6716DB06">
                 <wp:simplePos x="0" y="0"/>
                 <wp:positionH relativeFrom="column">
                   <wp:posOffset>2190750</wp:posOffset>
@@ -851,7 +929,7 @@
                   <wp:posOffset>331470</wp:posOffset>
                 </wp:positionV>
                 <wp:extent cx="1743075" cy="371475"/>
-                <wp:effectExtent l="0" t="0" r="9525" b="9525"/>
+                <wp:effectExtent l="0" t="0" r="0" b="0"/>
                 <wp:wrapNone/>
                 <wp:docPr id="7" name="Text Box 7"/>
                 <wp:cNvGraphicFramePr/>
@@ -867,9 +945,7 @@
                         <a:prstGeom prst="rect">
                           <a:avLst/>
                         </a:prstGeom>
-                        <a:solidFill>
-                          <a:schemeClr val="lt1"/>
-                        </a:solidFill>
+                        <a:noFill/>
                         <a:ln w="6350">
                           <a:noFill/>
                         </a:ln>
@@ -928,7 +1004,7 @@
           </mc:Choice>
           <mc:Fallback>
             <w:pict>
-              <v:shape w14:anchorId="4202BBBE" id="Text Box 7" o:spid="_x0000_s1029" type="#_x0000_t202" style="position:absolute;left:0;text-align:left;margin-left:172.5pt;margin-top:26.1pt;width:137.25pt;height:29.25pt;z-index:251670528;visibility:visible;mso-wrap-style:square;mso-height-percent:0;mso-wrap-distance-left:9pt;mso-wrap-distance-top:0;mso-wrap-distance-right:9pt;mso-wrap-distance-bottom:0;mso-position-horizontal:absolute;mso-position-horizontal-relative:text;mso-position-vertical:absolute;mso-position-vertical-relative:text;mso-height-percent:0;mso-height-relative:margin;v-text-anchor:top" o:gfxdata="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" fillcolor="white [3201]" stroked="f" strokeweight=".5pt">
+              <v:shape w14:anchorId="7014C001" id="Text Box 7" o:spid="_x0000_s1029" type="#_x0000_t202" style="position:absolute;left:0;text-align:left;margin-left:172.5pt;margin-top:26.1pt;width:137.25pt;height:29.25pt;z-index:251670528;visibility:visible;mso-wrap-style:square;mso-height-percent:0;mso-wrap-distance-left:9pt;mso-wrap-distance-top:0;mso-wrap-distance-right:9pt;mso-wrap-distance-bottom:0;mso-position-horizontal:absolute;mso-position-horizontal-relative:text;mso-position-vertical:absolute;mso-position-vertical-relative:text;mso-height-percent:0;mso-height-relative:margin;v-text-anchor:top" o:gfxdata="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" filled="f" stroked="f" strokeweight=".5pt">
                 <v:textbox>
                   <w:txbxContent>
                     <w:p>
@@ -966,7 +1042,7 @@
         <mc:AlternateContent>
           <mc:Choice Requires="wps">
             <w:drawing>
-              <wp:anchor distT="0" distB="0" distL="114300" distR="114300" simplePos="0" relativeHeight="251664384" behindDoc="0" locked="0" layoutInCell="1" allowOverlap="1" wp14:anchorId="77545B2E" wp14:editId="7A3AEC6B">
+              <wp:anchor distT="0" distB="0" distL="114300" distR="114300" simplePos="0" relativeHeight="251664384" behindDoc="0" locked="0" layoutInCell="1" allowOverlap="1" wp14:anchorId="72DD6E56" wp14:editId="33DECE6E">
                 <wp:simplePos x="0" y="0"/>
                 <wp:positionH relativeFrom="column">
                   <wp:posOffset>-904875</wp:posOffset>
@@ -1079,6 +1155,8 @@
           <w:sz w:val="16"/>
         </w:rPr>
       </w:pPr>
+      <w:bookmarkStart w:id="0" w:name="_GoBack"/>
+      <w:bookmarkEnd w:id="0"/>
       <w:r>
         <w:rPr>
           <w:b/>
@@ -1091,7 +1169,7 @@
               <wp:anchor distT="0" distB="0" distL="114300" distR="114300" simplePos="0" relativeHeight="251658752" behindDoc="0" locked="0" layoutInCell="1" allowOverlap="1" wp14:anchorId="7F931714" wp14:editId="48E9482F">
                 <wp:simplePos x="0" y="0"/>
                 <wp:positionH relativeFrom="column">
-                  <wp:posOffset>4181475</wp:posOffset>
+                  <wp:posOffset>4305300</wp:posOffset>
                 </wp:positionH>
                 <wp:positionV relativeFrom="paragraph">
                   <wp:posOffset>124460</wp:posOffset>
@@ -1178,7 +1256,7 @@
                                 <w:color w:val="FF0000"/>
                                 <w:sz w:val="24"/>
                               </w:rPr>
-                              <w:t>087</w:t>
+                              <w:t>088</w:t>
                             </w:r>
                           </w:p>
                         </w:txbxContent>
@@ -1203,11 +1281,7 @@
           </mc:Choice>
           <mc:Fallback>
             <w:pict>
-              <v:shapetype w14:anchorId="7F931714" id="_x0000_t202" coordsize="21600,21600" o:spt="202" path="m,l,21600r21600,l21600,xe">
-                <v:stroke joinstyle="miter"/>
-                <v:path gradientshapeok="t" o:connecttype="rect"/>
-              </v:shapetype>
-              <v:shape id="Text Box 11" o:spid="_x0000_s1030" type="#_x0000_t202" style="position:absolute;left:0;text-align:left;margin-left:329.25pt;margin-top:9.8pt;width:186pt;height:23.25pt;z-index:251658752;visibility:visible;mso-wrap-style:square;mso-width-percent:0;mso-height-percent:0;mso-wrap-distance-left:9pt;mso-wrap-distance-top:0;mso-wrap-distance-right:9pt;mso-wrap-distance-bottom:0;mso-position-horizontal:absolute;mso-position-horizontal-relative:text;mso-position-vertical:absolute;mso-position-vertical-relative:text;mso-width-percent:0;mso-height-percent:0;mso-width-relative:margin;mso-height-relative:margin;v-text-anchor:top" o:gfxdata="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" filled="f" stroked="f" strokeweight=".5pt">
+              <v:shape w14:anchorId="7F931714" id="Text Box 11" o:spid="_x0000_s1030" type="#_x0000_t202" style="position:absolute;left:0;text-align:left;margin-left:339pt;margin-top:9.8pt;width:186pt;height:23.25pt;z-index:251658752;visibility:visible;mso-wrap-style:square;mso-width-percent:0;mso-height-percent:0;mso-wrap-distance-left:9pt;mso-wrap-distance-top:0;mso-wrap-distance-right:9pt;mso-wrap-distance-bottom:0;mso-position-horizontal:absolute;mso-position-horizontal-relative:text;mso-position-vertical:absolute;mso-position-vertical-relative:text;mso-width-percent:0;mso-height-percent:0;mso-width-relative:margin;mso-height-relative:margin;v-text-anchor:top" o:gfxdata="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" filled="f" stroked="f" strokeweight=".5pt">
                 <v:textbox>
                   <w:txbxContent>
                     <w:p>
@@ -1253,10 +1327,8 @@
                           <w:color w:val="FF0000"/>
                           <w:sz w:val="24"/>
                         </w:rPr>
-                        <w:t>087</w:t>
+                        <w:t>088</w:t>
                       </w:r>
-                      <w:bookmarkStart w:id="1" w:name="_GoBack"/>
-                      <w:bookmarkEnd w:id="1"/>
                     </w:p>
                   </w:txbxContent>
                 </v:textbox>
@@ -1667,15 +1739,7 @@
         <w:rPr>
           <w:b/>
         </w:rPr>
-        <w:t xml:space="preserve"> RURALN</w:t>
-      </w:r>
-      <w:bookmarkStart w:id="0" w:name="_GoBack"/>
-      <w:bookmarkEnd w:id="0"/>
-      <w:r>
-        <w:rPr>
-          <w:b/>
-        </w:rPr>
-        <w:t xml:space="preserve">ET </w:t>
+        <w:t xml:space="preserve"> RURALNET </w:t>
       </w:r>
       <w:r>
         <w:rPr>
@@ -1712,367 +1776,23 @@
         <w:pStyle w:val="ListParagraph"/>
       </w:pPr>
       <w:r>
+        <w:rPr>
+          <w:noProof/>
+        </w:rPr>
         <w:lastRenderedPageBreak/>
-        <w:t>Applicable</w:t>
-      </w:r>
-      <w:r>
-        <w:t>)</w:t>
-      </w:r>
-      <w:r>
-        <w:t>:</w:t>
-      </w:r>
-    </w:p>
-    <w:p>
-      <w:pPr>
-        <w:pStyle w:val="ListParagraph"/>
-      </w:pPr>
-      <w:r>
-        <w:t xml:space="preserve">Website </w:t>
-      </w:r>
-      <w:r>
-        <w:tab/>
-      </w:r>
-      <w:r>
-        <w:t>[</w:t>
-      </w:r>
-      <w:r>
-        <w:t xml:space="preserve">  ]</w:t>
-      </w:r>
-    </w:p>
-    <w:p>
-      <w:pPr>
-        <w:pStyle w:val="ListParagraph"/>
-      </w:pPr>
-      <w:r>
-        <w:t>N</w:t>
-      </w:r>
-      <w:r>
-        <w:t>ewspaper</w:t>
-      </w:r>
-      <w:r>
-        <w:tab/>
-      </w:r>
-      <w:r>
-        <w:t>[</w:t>
-      </w:r>
-      <w:r>
-        <w:t xml:space="preserve">  ]</w:t>
-      </w:r>
-    </w:p>
-    <w:p>
-      <w:pPr>
-        <w:pStyle w:val="ListParagraph"/>
-      </w:pPr>
-      <w:r>
-        <w:t xml:space="preserve">Television </w:t>
-      </w:r>
-      <w:r>
-        <w:tab/>
-      </w:r>
-      <w:r>
-        <w:t>[</w:t>
-      </w:r>
-      <w:r>
-        <w:t xml:space="preserve">  ]</w:t>
-      </w:r>
-    </w:p>
-    <w:p>
-      <w:pPr>
-        <w:pStyle w:val="ListParagraph"/>
-      </w:pPr>
-      <w:r>
-        <w:t>R</w:t>
-      </w:r>
-      <w:r>
-        <w:t xml:space="preserve">adio </w:t>
-      </w:r>
-      <w:r>
-        <w:tab/>
-      </w:r>
-      <w:r>
-        <w:tab/>
-      </w:r>
-      <w:r>
-        <w:t>[</w:t>
-      </w:r>
-      <w:r>
-        <w:t xml:space="preserve">  ]</w:t>
-      </w:r>
-    </w:p>
-    <w:p>
-      <w:pPr>
-        <w:pStyle w:val="ListParagraph"/>
-      </w:pPr>
-      <w:r>
-        <w:t>I</w:t>
-      </w:r>
-      <w:r>
-        <w:t>nternet</w:t>
-      </w:r>
-      <w:r>
-        <w:tab/>
-      </w:r>
-      <w:r>
-        <w:t>[</w:t>
-      </w:r>
-      <w:r>
-        <w:t xml:space="preserve">  ]</w:t>
-      </w:r>
-    </w:p>
-    <w:p>
-      <w:pPr>
-        <w:pStyle w:val="ListParagraph"/>
-      </w:pPr>
-      <w:r>
-        <w:t>P</w:t>
-      </w:r>
-      <w:r>
-        <w:t xml:space="preserve">osters </w:t>
-      </w:r>
-      <w:r>
-        <w:tab/>
-      </w:r>
-      <w:r>
-        <w:tab/>
-      </w:r>
-      <w:r>
-        <w:t>[</w:t>
-      </w:r>
-      <w:r>
-        <w:t xml:space="preserve">  ]</w:t>
-      </w:r>
-    </w:p>
-    <w:p>
-      <w:pPr>
-        <w:pStyle w:val="ListParagraph"/>
-      </w:pPr>
-      <w:r>
-        <w:lastRenderedPageBreak/>
-        <w:t>F</w:t>
-      </w:r>
-      <w:r>
-        <w:t>amily/</w:t>
-      </w:r>
-      <w:r>
-        <w:t>friends</w:t>
-      </w:r>
-      <w:r>
-        <w:tab/>
-      </w:r>
-      <w:r>
-        <w:tab/>
-      </w:r>
-      <w:r>
-        <w:t>[  ]</w:t>
-      </w:r>
-    </w:p>
-    <w:p>
-      <w:pPr>
-        <w:pStyle w:val="ListParagraph"/>
-      </w:pPr>
-      <w:r>
-        <w:t xml:space="preserve">Staff </w:t>
-      </w:r>
-      <w:r>
-        <w:tab/>
-      </w:r>
-      <w:r>
-        <w:tab/>
-      </w:r>
-      <w:r>
-        <w:tab/>
-      </w:r>
-      <w:r>
-        <w:t>[</w:t>
-      </w:r>
-      <w:r>
-        <w:t xml:space="preserve">  ]</w:t>
-      </w:r>
-    </w:p>
-    <w:p>
-      <w:pPr>
-        <w:pStyle w:val="ListParagraph"/>
-      </w:pPr>
-      <w:r>
-        <w:t>E</w:t>
-      </w:r>
-      <w:r>
-        <w:t xml:space="preserve">xhibitions </w:t>
-      </w:r>
-      <w:r>
-        <w:tab/>
-      </w:r>
-      <w:r>
-        <w:tab/>
-      </w:r>
-      <w:r>
-        <w:t>[</w:t>
-      </w:r>
-      <w:r>
-        <w:t xml:space="preserve">  ] </w:t>
-      </w:r>
-    </w:p>
-    <w:p>
-      <w:pPr>
-        <w:pStyle w:val="ListParagraph"/>
-      </w:pPr>
-      <w:r>
-        <w:t>Career visits/</w:t>
-      </w:r>
-      <w:r>
-        <w:t xml:space="preserve"> talks </w:t>
-      </w:r>
-      <w:r>
-        <w:tab/>
-      </w:r>
-      <w:r>
-        <w:t xml:space="preserve">[ </w:t>
-      </w:r>
-      <w:r>
-        <w:t xml:space="preserve"> </w:t>
-      </w:r>
-      <w:r>
-        <w:t>]</w:t>
-      </w:r>
-    </w:p>
-    <w:p>
-      <w:pPr>
-        <w:pStyle w:val="ListParagraph"/>
-      </w:pPr>
-      <w:r>
-        <w:t>Students</w:t>
-      </w:r>
-      <w:r>
-        <w:t xml:space="preserve">/alumni </w:t>
-      </w:r>
-      <w:r>
-        <w:tab/>
-      </w:r>
-      <w:r>
-        <w:t xml:space="preserve">[  ] </w:t>
-      </w:r>
-    </w:p>
-    <w:p>
-      <w:pPr>
-        <w:pStyle w:val="ListParagraph"/>
-      </w:pPr>
-      <w:r>
-        <w:t>Social media</w:t>
-      </w:r>
-      <w:r>
-        <w:tab/>
-      </w:r>
-      <w:r>
-        <w:tab/>
-        <w:t>[  ]</w:t>
-      </w:r>
-    </w:p>
-    <w:p>
-      <w:pPr>
-        <w:pStyle w:val="ListParagraph"/>
-        <w:sectPr>
-          <w:type w:val="continuous"/>
-          <w:pgSz w:w="12240" w:h="15840"/>
-          <w:pgMar w:top="1440" w:right="1440" w:bottom="1440" w:left="1530" w:header="720" w:footer="720" w:gutter="0"/>
-          <w:cols w:num="2" w:space="720"/>
-          <w:docGrid w:linePitch="360"/>
-        </w:sectPr>
-      </w:pPr>
-      <w:r>
-        <w:t>Others (</w:t>
-      </w:r>
-      <w:r>
-        <w:t>specify)</w:t>
-      </w:r>
-      <w:r>
-        <w:t xml:space="preserve"> </w:t>
-      </w:r>
-      <w:r>
-        <w:t>______________</w:t>
-      </w:r>
-    </w:p>
-    <w:p>
-      <w:pPr>
-        <w:pStyle w:val="ListParagraph"/>
-        <w:rPr>
-          <w:b/>
-          <w:i/>
-          <w:sz w:val="20"/>
-          <w:szCs w:val="20"/>
-        </w:rPr>
-      </w:pPr>
-      <w:r>
-        <w:rPr>
-          <w:b/>
-          <w:i/>
-          <w:sz w:val="20"/>
-          <w:szCs w:val="20"/>
-        </w:rPr>
-        <w:lastRenderedPageBreak/>
-        <w:t>I declare that all statements in this form and any materials</w:t>
-      </w:r>
-      <w:r>
-        <w:rPr>
-          <w:b/>
-          <w:i/>
-          <w:sz w:val="20"/>
-          <w:szCs w:val="20"/>
-        </w:rPr>
-        <w:t xml:space="preserve"> filed in support here of are </w:t>
-      </w:r>
-      <w:r>
-        <w:rPr>
-          <w:b/>
-          <w:i/>
-          <w:sz w:val="20"/>
-          <w:szCs w:val="20"/>
-        </w:rPr>
-        <w:t>true,</w:t>
-      </w:r>
-      <w:r>
-        <w:rPr>
-          <w:b/>
-          <w:i/>
-          <w:sz w:val="20"/>
-          <w:szCs w:val="20"/>
-        </w:rPr>
-        <w:t xml:space="preserve"> correct and complete. I acknowledge the institutions rules and regulations mostly in fee payment.</w:t>
-      </w:r>
-    </w:p>
-    <w:p>
-      <w:pPr>
-        <w:pStyle w:val="ListParagraph"/>
-        <w:rPr>
-          <w:b/>
-          <w:sz w:val="20"/>
-          <w:szCs w:val="20"/>
-        </w:rPr>
-      </w:pPr>
-    </w:p>
-    <w:p>
-      <w:pPr>
-        <w:pStyle w:val="ListParagraph"/>
-      </w:pPr>
-      <w:r>
-        <w:rPr>
-          <w:rFonts w:ascii="Times New Roman" w:hAnsi="Times New Roman" w:cs="Times New Roman"/>
-          <w:noProof/>
-          <w:sz w:val="24"/>
-          <w:szCs w:val="24"/>
-        </w:rPr>
         <w:drawing>
-          <wp:anchor distT="36576" distB="36576" distL="36576" distR="36576" simplePos="0" relativeHeight="251676672" behindDoc="0" locked="0" layoutInCell="1" allowOverlap="1" wp14:anchorId="23E0C7BD" wp14:editId="015B5FE7">
+          <wp:anchor distT="0" distB="0" distL="114300" distR="114300" simplePos="0" relativeHeight="251672576" behindDoc="1" locked="0" layoutInCell="1" allowOverlap="1" wp14:anchorId="425518F9" wp14:editId="55ABCE5D">
             <wp:simplePos x="0" y="0"/>
-            <wp:positionH relativeFrom="column">
-              <wp:posOffset>-933450</wp:posOffset>
+            <wp:positionH relativeFrom="page">
+              <wp:posOffset>110359</wp:posOffset>
             </wp:positionH>
             <wp:positionV relativeFrom="paragraph">
-              <wp:posOffset>117475</wp:posOffset>
+              <wp:posOffset>197419</wp:posOffset>
             </wp:positionV>
-            <wp:extent cx="7762875" cy="1179830"/>
+            <wp:extent cx="3648177" cy="2818152"/>
             <wp:effectExtent l="0" t="0" r="9525" b="1270"/>
             <wp:wrapNone/>
-            <wp:docPr id="14" name="Picture 14" descr="fnn"/>
+            <wp:docPr id="9" name="Picture 9" descr="Certificate Border Green PNGs for Free Download"/>
             <wp:cNvGraphicFramePr>
               <a:graphicFrameLocks xmlns:a="http://schemas.openxmlformats.org/drawingml/2006/main" noChangeAspect="1"/>
             </wp:cNvGraphicFramePr>
@@ -2080,12 +1800,12 @@
               <a:graphicData uri="http://schemas.openxmlformats.org/drawingml/2006/picture">
                 <pic:pic xmlns:pic="http://schemas.openxmlformats.org/drawingml/2006/picture">
                   <pic:nvPicPr>
-                    <pic:cNvPr id="0" name="Picture 2" descr="fnn"/>
+                    <pic:cNvPr id="0" name="Picture 3" descr="Certificate Border Green PNGs for Free Download"/>
                     <pic:cNvPicPr>
                       <a:picLocks noChangeAspect="1" noChangeArrowheads="1"/>
                     </pic:cNvPicPr>
                   </pic:nvPicPr>
-                  <pic:blipFill rotWithShape="1">
+                  <pic:blipFill>
                     <a:blip r:embed="rId13">
                       <a:extLst>
                         <a:ext uri="{28A0092B-C50C-407E-A947-70E740481C1C}">
@@ -2093,13 +1813,15 @@
                         </a:ext>
                       </a:extLst>
                     </a:blip>
-                    <a:srcRect l="2975" t="33543" r="6598" b="49573"/>
-                    <a:stretch/>
+                    <a:srcRect/>
+                    <a:stretch>
+                      <a:fillRect/>
+                    </a:stretch>
                   </pic:blipFill>
                   <pic:spPr bwMode="auto">
                     <a:xfrm>
                       <a:off x="0" y="0"/>
-                      <a:ext cx="7762875" cy="1179830"/>
+                      <a:ext cx="3651271" cy="2820542"/>
                     </a:xfrm>
                     <a:prstGeom prst="rect">
                       <a:avLst/>
@@ -2108,12 +1830,6 @@
                     <a:ln>
                       <a:noFill/>
                     </a:ln>
-                    <a:effectLst/>
-                    <a:extLst>
-                      <a:ext uri="{53640926-AAD7-44D8-BBD7-CCE9431645EC}">
-                        <a14:shadowObscured xmlns:a14="http://schemas.microsoft.com/office/drawing/2010/main"/>
-                      </a:ext>
-                    </a:extLst>
                   </pic:spPr>
                 </pic:pic>
               </a:graphicData>
@@ -2128,42 +1844,136 @@
         </w:drawing>
       </w:r>
       <w:r>
-        <w:t>Signature of applicant: _________________</w:t>
-      </w:r>
-      <w:r>
-        <w:t>_</w:t>
-      </w:r>
-      <w:r>
-        <w:t xml:space="preserve">                         Date: </w:t>
-      </w:r>
-      <w:r>
-        <w:t xml:space="preserve">_____/______/_______ </w:t>
-      </w:r>
-    </w:p>
-    <w:p>
-      <w:pPr>
-        <w:pStyle w:val="ListParagraph"/>
-      </w:pPr>
-      <w:r>
-        <w:rPr>
-          <w:rFonts w:ascii="Times New Roman" w:hAnsi="Times New Roman" w:cs="Times New Roman"/>
+        <w:t>Applicable</w:t>
+      </w:r>
+      <w:r>
+        <w:t>)</w:t>
+      </w:r>
+      <w:r>
+        <w:t>:</w:t>
+      </w:r>
+      <w:r>
+        <w:t xml:space="preserve"> </w:t>
+      </w:r>
+    </w:p>
+    <w:p>
+      <w:pPr>
+        <w:pStyle w:val="ListParagraph"/>
+      </w:pPr>
+      <w:r>
+        <w:t xml:space="preserve">Website </w:t>
+      </w:r>
+      <w:r>
+        <w:tab/>
+      </w:r>
+      <w:r>
+        <w:t>[</w:t>
+      </w:r>
+      <w:r>
+        <w:t xml:space="preserve">  ]</w:t>
+      </w:r>
+    </w:p>
+    <w:p>
+      <w:pPr>
+        <w:pStyle w:val="ListParagraph"/>
+      </w:pPr>
+      <w:r>
+        <w:t>N</w:t>
+      </w:r>
+      <w:r>
+        <w:t>ewspaper</w:t>
+      </w:r>
+      <w:r>
+        <w:tab/>
+      </w:r>
+      <w:r>
+        <w:t>[</w:t>
+      </w:r>
+      <w:r>
+        <w:t xml:space="preserve">  ]</w:t>
+      </w:r>
+    </w:p>
+    <w:p>
+      <w:pPr>
+        <w:pStyle w:val="ListParagraph"/>
+      </w:pPr>
+      <w:r>
+        <w:t xml:space="preserve">Television </w:t>
+      </w:r>
+      <w:r>
+        <w:tab/>
+      </w:r>
+      <w:r>
+        <w:t>[</w:t>
+      </w:r>
+      <w:r>
+        <w:t xml:space="preserve">  ]</w:t>
+      </w:r>
+    </w:p>
+    <w:p>
+      <w:pPr>
+        <w:pStyle w:val="ListParagraph"/>
+      </w:pPr>
+      <w:r>
+        <w:t>R</w:t>
+      </w:r>
+      <w:r>
+        <w:t xml:space="preserve">adio </w:t>
+      </w:r>
+      <w:r>
+        <w:tab/>
+      </w:r>
+      <w:r>
+        <w:tab/>
+      </w:r>
+      <w:r>
+        <w:t>[</w:t>
+      </w:r>
+      <w:r>
+        <w:t xml:space="preserve">  ]</w:t>
+      </w:r>
+    </w:p>
+    <w:p>
+      <w:pPr>
+        <w:pStyle w:val="ListParagraph"/>
+      </w:pPr>
+      <w:r>
+        <w:t>I</w:t>
+      </w:r>
+      <w:r>
+        <w:t>nternet</w:t>
+      </w:r>
+      <w:r>
+        <w:tab/>
+      </w:r>
+      <w:r>
+        <w:t>[</w:t>
+      </w:r>
+      <w:r>
+        <w:t xml:space="preserve">  ]</w:t>
+      </w:r>
+    </w:p>
+    <w:p>
+      <w:pPr>
+        <w:pStyle w:val="ListParagraph"/>
+      </w:pPr>
+      <w:r>
+        <w:rPr>
           <w:noProof/>
-          <w:sz w:val="24"/>
-          <w:szCs w:val="24"/>
         </w:rPr>
         <w:drawing>
-          <wp:anchor distT="36576" distB="36576" distL="36576" distR="36576" simplePos="0" relativeHeight="251673941" behindDoc="0" locked="0" layoutInCell="1" allowOverlap="1" wp14:anchorId="2FFDC656" wp14:editId="35AEA862">
+          <wp:anchor distT="0" distB="0" distL="114300" distR="114300" simplePos="0" relativeHeight="251671552" behindDoc="1" locked="0" layoutInCell="1" allowOverlap="1" wp14:anchorId="64EC5878" wp14:editId="5A0ADF7D">
             <wp:simplePos x="0" y="0"/>
             <wp:positionH relativeFrom="column">
-              <wp:posOffset>3066415</wp:posOffset>
+              <wp:posOffset>2701816</wp:posOffset>
             </wp:positionH>
             <wp:positionV relativeFrom="paragraph">
-              <wp:posOffset>483235</wp:posOffset>
+              <wp:posOffset>70616</wp:posOffset>
             </wp:positionV>
-            <wp:extent cx="3152775" cy="628650"/>
-            <wp:effectExtent l="0" t="0" r="9525" b="0"/>
+            <wp:extent cx="3981712" cy="1824276"/>
+            <wp:effectExtent l="0" t="0" r="0" b="5080"/>
             <wp:wrapNone/>
-            <wp:docPr id="12" name="Picture 12" descr="rnet design 2"/>
+            <wp:docPr id="6" name="Picture 6" descr="Certificate Borders PNGs for Free Download"/>
             <wp:cNvGraphicFramePr>
               <a:graphicFrameLocks xmlns:a="http://schemas.openxmlformats.org/drawingml/2006/main" noChangeAspect="1"/>
             </wp:cNvGraphicFramePr>
@@ -2171,12 +1981,12 @@
               <a:graphicData uri="http://schemas.openxmlformats.org/drawingml/2006/picture">
                 <pic:pic xmlns:pic="http://schemas.openxmlformats.org/drawingml/2006/picture">
                   <pic:nvPicPr>
-                    <pic:cNvPr id="0" name="Picture 3" descr="rnet design 2"/>
+                    <pic:cNvPr id="0" name="Picture 1" descr="Certificate Borders PNGs for Free Download"/>
                     <pic:cNvPicPr>
                       <a:picLocks noChangeAspect="1" noChangeArrowheads="1"/>
                     </pic:cNvPicPr>
                   </pic:nvPicPr>
-                  <pic:blipFill rotWithShape="1">
+                  <pic:blipFill>
                     <a:blip r:embed="rId14">
                       <a:extLst>
                         <a:ext uri="{28A0092B-C50C-407E-A947-70E740481C1C}">
@@ -2184,13 +1994,15 @@
                         </a:ext>
                       </a:extLst>
                     </a:blip>
-                    <a:srcRect b="60000"/>
-                    <a:stretch/>
+                    <a:srcRect/>
+                    <a:stretch>
+                      <a:fillRect/>
+                    </a:stretch>
                   </pic:blipFill>
                   <pic:spPr bwMode="auto">
-                    <a:xfrm rot="10800000">
+                    <a:xfrm flipH="1">
                       <a:off x="0" y="0"/>
-                      <a:ext cx="3152775" cy="628650"/>
+                      <a:ext cx="3992650" cy="1829288"/>
                     </a:xfrm>
                     <a:prstGeom prst="rect">
                       <a:avLst/>
@@ -2199,12 +2011,6 @@
                     <a:ln>
                       <a:noFill/>
                     </a:ln>
-                    <a:effectLst/>
-                    <a:extLst>
-                      <a:ext uri="{53640926-AAD7-44D8-BBD7-CCE9431645EC}">
-                        <a14:shadowObscured xmlns:a14="http://schemas.microsoft.com/office/drawing/2010/main"/>
-                      </a:ext>
-                    </a:extLst>
                   </pic:spPr>
                 </pic:pic>
               </a:graphicData>
@@ -2219,79 +2025,252 @@
         </w:drawing>
       </w:r>
       <w:r>
-        <w:rPr>
-          <w:rFonts w:ascii="Times New Roman" w:hAnsi="Times New Roman" w:cs="Times New Roman"/>
-          <w:noProof/>
-          <w:sz w:val="24"/>
-          <w:szCs w:val="24"/>
-        </w:rPr>
-        <w:drawing>
-          <wp:anchor distT="36576" distB="36576" distL="36576" distR="36576" simplePos="0" relativeHeight="251674282" behindDoc="0" locked="0" layoutInCell="1" allowOverlap="1" wp14:anchorId="04B7B2BD" wp14:editId="1650ACB1">
-            <wp:simplePos x="0" y="0"/>
-            <wp:positionH relativeFrom="column">
-              <wp:posOffset>-57150</wp:posOffset>
-            </wp:positionH>
-            <wp:positionV relativeFrom="paragraph">
-              <wp:posOffset>473075</wp:posOffset>
-            </wp:positionV>
-            <wp:extent cx="3124200" cy="638175"/>
-            <wp:effectExtent l="0" t="0" r="0" b="9525"/>
-            <wp:wrapNone/>
-            <wp:docPr id="13" name="Picture 13" descr="rnet design 2"/>
-            <wp:cNvGraphicFramePr>
-              <a:graphicFrameLocks xmlns:a="http://schemas.openxmlformats.org/drawingml/2006/main" noChangeAspect="1"/>
-            </wp:cNvGraphicFramePr>
-            <a:graphic xmlns:a="http://schemas.openxmlformats.org/drawingml/2006/main">
-              <a:graphicData uri="http://schemas.openxmlformats.org/drawingml/2006/picture">
-                <pic:pic xmlns:pic="http://schemas.openxmlformats.org/drawingml/2006/picture">
-                  <pic:nvPicPr>
-                    <pic:cNvPr id="0" name="Picture 3" descr="rnet design 2"/>
-                    <pic:cNvPicPr>
-                      <a:picLocks noChangeAspect="1" noChangeArrowheads="1"/>
-                    </pic:cNvPicPr>
-                  </pic:nvPicPr>
-                  <pic:blipFill rotWithShape="1">
-                    <a:blip r:embed="rId14">
-                      <a:extLst>
-                        <a:ext uri="{28A0092B-C50C-407E-A947-70E740481C1C}">
-                          <a14:useLocalDpi xmlns:a14="http://schemas.microsoft.com/office/drawing/2010/main" val="0"/>
-                        </a:ext>
-                      </a:extLst>
-                    </a:blip>
-                    <a:srcRect t="70545" r="21858"/>
-                    <a:stretch/>
-                  </pic:blipFill>
-                  <pic:spPr bwMode="auto">
-                    <a:xfrm flipH="1">
-                      <a:off x="0" y="0"/>
-                      <a:ext cx="3124200" cy="638175"/>
-                    </a:xfrm>
-                    <a:prstGeom prst="rect">
-                      <a:avLst/>
-                    </a:prstGeom>
-                    <a:noFill/>
-                    <a:ln>
-                      <a:noFill/>
-                    </a:ln>
-                    <a:effectLst/>
-                    <a:extLst>
-                      <a:ext uri="{53640926-AAD7-44D8-BBD7-CCE9431645EC}">
-                        <a14:shadowObscured xmlns:a14="http://schemas.microsoft.com/office/drawing/2010/main"/>
-                      </a:ext>
-                    </a:extLst>
-                  </pic:spPr>
-                </pic:pic>
-              </a:graphicData>
-            </a:graphic>
-            <wp14:sizeRelH relativeFrom="page">
-              <wp14:pctWidth>0</wp14:pctWidth>
-            </wp14:sizeRelH>
-            <wp14:sizeRelV relativeFrom="page">
-              <wp14:pctHeight>0</wp14:pctHeight>
-            </wp14:sizeRelV>
-          </wp:anchor>
-        </w:drawing>
-      </w:r>
+        <w:t>P</w:t>
+      </w:r>
+      <w:r>
+        <w:t xml:space="preserve">osters </w:t>
+      </w:r>
+      <w:r>
+        <w:tab/>
+      </w:r>
+      <w:r>
+        <w:tab/>
+      </w:r>
+      <w:r>
+        <w:t>[</w:t>
+      </w:r>
+      <w:r>
+        <w:t xml:space="preserve">  ]</w:t>
+      </w:r>
+    </w:p>
+    <w:p>
+      <w:pPr>
+        <w:pStyle w:val="ListParagraph"/>
+      </w:pPr>
+      <w:r>
+        <w:lastRenderedPageBreak/>
+        <w:t>F</w:t>
+      </w:r>
+      <w:r>
+        <w:t>amily/</w:t>
+      </w:r>
+      <w:r>
+        <w:t>friends</w:t>
+      </w:r>
+      <w:r>
+        <w:tab/>
+      </w:r>
+      <w:r>
+        <w:tab/>
+      </w:r>
+      <w:r>
+        <w:t>[  ]</w:t>
+      </w:r>
+    </w:p>
+    <w:p>
+      <w:pPr>
+        <w:pStyle w:val="ListParagraph"/>
+      </w:pPr>
+      <w:r>
+        <w:t xml:space="preserve">Staff </w:t>
+      </w:r>
+      <w:r>
+        <w:tab/>
+      </w:r>
+      <w:r>
+        <w:tab/>
+      </w:r>
+      <w:r>
+        <w:tab/>
+      </w:r>
+      <w:r>
+        <w:t>[</w:t>
+      </w:r>
+      <w:r>
+        <w:t xml:space="preserve">  ]</w:t>
+      </w:r>
+    </w:p>
+    <w:p>
+      <w:pPr>
+        <w:pStyle w:val="ListParagraph"/>
+      </w:pPr>
+      <w:r>
+        <w:t>E</w:t>
+      </w:r>
+      <w:r>
+        <w:t xml:space="preserve">xhibitions </w:t>
+      </w:r>
+      <w:r>
+        <w:tab/>
+      </w:r>
+      <w:r>
+        <w:tab/>
+      </w:r>
+      <w:r>
+        <w:t>[</w:t>
+      </w:r>
+      <w:r>
+        <w:t xml:space="preserve">  ] </w:t>
+      </w:r>
+    </w:p>
+    <w:p>
+      <w:pPr>
+        <w:pStyle w:val="ListParagraph"/>
+      </w:pPr>
+      <w:r>
+        <w:t>Career visits/</w:t>
+      </w:r>
+      <w:r>
+        <w:t xml:space="preserve"> talks </w:t>
+      </w:r>
+      <w:r>
+        <w:tab/>
+      </w:r>
+      <w:r>
+        <w:t xml:space="preserve">[ </w:t>
+      </w:r>
+      <w:r>
+        <w:t xml:space="preserve"> </w:t>
+      </w:r>
+      <w:r>
+        <w:t>]</w:t>
+      </w:r>
+    </w:p>
+    <w:p>
+      <w:pPr>
+        <w:pStyle w:val="ListParagraph"/>
+      </w:pPr>
+      <w:r>
+        <w:t>Students</w:t>
+      </w:r>
+      <w:r>
+        <w:t xml:space="preserve">/alumni </w:t>
+      </w:r>
+      <w:r>
+        <w:tab/>
+      </w:r>
+      <w:r>
+        <w:t xml:space="preserve">[  ] </w:t>
+      </w:r>
+    </w:p>
+    <w:p>
+      <w:pPr>
+        <w:pStyle w:val="ListParagraph"/>
+      </w:pPr>
+      <w:r>
+        <w:t>Social media</w:t>
+      </w:r>
+      <w:r>
+        <w:tab/>
+      </w:r>
+      <w:r>
+        <w:tab/>
+        <w:t>[  ]</w:t>
+      </w:r>
+    </w:p>
+    <w:p>
+      <w:pPr>
+        <w:pStyle w:val="ListParagraph"/>
+        <w:sectPr>
+          <w:type w:val="continuous"/>
+          <w:pgSz w:w="12240" w:h="15840"/>
+          <w:pgMar w:top="1440" w:right="1440" w:bottom="1440" w:left="1530" w:header="720" w:footer="720" w:gutter="0"/>
+          <w:cols w:num="2" w:space="720"/>
+          <w:docGrid w:linePitch="360"/>
+        </w:sectPr>
+      </w:pPr>
+      <w:r>
+        <w:t>Others (</w:t>
+      </w:r>
+      <w:r>
+        <w:t>specify)</w:t>
+      </w:r>
+      <w:r>
+        <w:t xml:space="preserve"> </w:t>
+      </w:r>
+      <w:r>
+        <w:t>______________</w:t>
+      </w:r>
+    </w:p>
+    <w:p>
+      <w:pPr>
+        <w:pStyle w:val="ListParagraph"/>
+        <w:rPr>
+          <w:b/>
+          <w:i/>
+          <w:sz w:val="20"/>
+          <w:szCs w:val="20"/>
+        </w:rPr>
+      </w:pPr>
+      <w:r>
+        <w:rPr>
+          <w:b/>
+          <w:i/>
+          <w:sz w:val="20"/>
+          <w:szCs w:val="20"/>
+        </w:rPr>
+        <w:lastRenderedPageBreak/>
+        <w:t>I declare that all statements in this form and any materials</w:t>
+      </w:r>
+      <w:r>
+        <w:rPr>
+          <w:b/>
+          <w:i/>
+          <w:sz w:val="20"/>
+          <w:szCs w:val="20"/>
+        </w:rPr>
+        <w:t xml:space="preserve"> filed in support here of are </w:t>
+      </w:r>
+      <w:r>
+        <w:rPr>
+          <w:b/>
+          <w:i/>
+          <w:sz w:val="20"/>
+          <w:szCs w:val="20"/>
+        </w:rPr>
+        <w:t>true,</w:t>
+      </w:r>
+      <w:r>
+        <w:rPr>
+          <w:b/>
+          <w:i/>
+          <w:sz w:val="20"/>
+          <w:szCs w:val="20"/>
+        </w:rPr>
+        <w:t xml:space="preserve"> correct and complete. I acknowledge the institutions rules and regulations mostly in fee payment.</w:t>
+      </w:r>
+    </w:p>
+    <w:p>
+      <w:pPr>
+        <w:pStyle w:val="ListParagraph"/>
+        <w:rPr>
+          <w:b/>
+          <w:sz w:val="20"/>
+          <w:szCs w:val="20"/>
+        </w:rPr>
+      </w:pPr>
+    </w:p>
+    <w:p>
+      <w:pPr>
+        <w:pStyle w:val="ListParagraph"/>
+      </w:pPr>
+      <w:r>
+        <w:t>Signature of applicant: _________________</w:t>
+      </w:r>
+      <w:r>
+        <w:t>_</w:t>
+      </w:r>
+      <w:r>
+        <w:t xml:space="preserve">                         Date: </w:t>
+      </w:r>
+      <w:r>
+        <w:t xml:space="preserve">_____/______/_______ </w:t>
+      </w:r>
+    </w:p>
+    <w:p>
+      <w:pPr>
+        <w:pStyle w:val="ListParagraph"/>
+      </w:pPr>
       <w:r>
         <w:t xml:space="preserve"> Signature of registrar: ___________________                         Date: _____/______/_______</w:t>
       </w:r>

--- a/ADMISION_FORM.docx
+++ b/ADMISION_FORM.docx
@@ -793,6 +793,8 @@
         </w:rPr>
         <w:t>UGUNJA</w:t>
       </w:r>
+      <w:bookmarkStart w:id="0" w:name="_GoBack"/>
+      <w:bookmarkEnd w:id="0"/>
     </w:p>
     <w:p>
       <w:pPr>
@@ -887,7 +889,7 @@
           </mc:Choice>
           <mc:Fallback>
             <w:pict>
-              <v:rect w14:anchorId="5314ACB6" id="Rectangle 2" o:spid="_x0000_s1028" style="position:absolute;left:0;text-align:left;margin-left:-34.5pt;margin-top:17.1pt;width:112.5pt;height:108pt;z-index:251661312;visibility:visible;mso-wrap-style:square;mso-width-percent:0;mso-height-percent:0;mso-wrap-distance-left:9pt;mso-wrap-distance-top:0;mso-wrap-distance-right:9pt;mso-wrap-distance-bottom:0;mso-position-horizontal:absolute;mso-position-horizontal-relative:text;mso-position-vertical:absolute;mso-position-vertical-relative:text;mso-width-percent:0;mso-height-percent:0;mso-width-relative:margin;mso-height-relative:margin;v-text-anchor:middle" o:gfxdata="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" filled="f" strokecolor="#41719c" strokeweight="1pt">
+              <v:rect w14:anchorId="4F531088" id="Rectangle 2" o:spid="_x0000_s1028" style="position:absolute;left:0;text-align:left;margin-left:-34.5pt;margin-top:17.1pt;width:112.5pt;height:108pt;z-index:251661312;visibility:visible;mso-wrap-style:square;mso-width-percent:0;mso-height-percent:0;mso-wrap-distance-left:9pt;mso-wrap-distance-top:0;mso-wrap-distance-right:9pt;mso-wrap-distance-bottom:0;mso-position-horizontal:absolute;mso-position-horizontal-relative:text;mso-position-vertical:absolute;mso-position-vertical-relative:text;mso-width-percent:0;mso-height-percent:0;mso-width-relative:margin;mso-height-relative:margin;v-text-anchor:middle" o:gfxdata="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" filled="f" strokecolor="#41719c" strokeweight="1pt">
                 <v:textbox>
                   <w:txbxContent>
                     <w:p>
@@ -1155,8 +1157,6 @@
           <w:sz w:val="16"/>
         </w:rPr>
       </w:pPr>
-      <w:bookmarkStart w:id="0" w:name="_GoBack"/>
-      <w:bookmarkEnd w:id="0"/>
       <w:r>
         <w:rPr>
           <w:b/>
@@ -1238,7 +1238,7 @@
                                 <w:color w:val="FF0000"/>
                                 <w:sz w:val="24"/>
                               </w:rPr>
-                              <w:t>6/03</w:t>
+                              <w:t>6/04</w:t>
                             </w:r>
                             <w:r>
                               <w:rPr>
@@ -1256,7 +1256,7 @@
                                 <w:color w:val="FF0000"/>
                                 <w:sz w:val="24"/>
                               </w:rPr>
-                              <w:t>088</w:t>
+                              <w:t>091</w:t>
                             </w:r>
                           </w:p>
                         </w:txbxContent>
@@ -1309,7 +1309,7 @@
                           <w:color w:val="FF0000"/>
                           <w:sz w:val="24"/>
                         </w:rPr>
-                        <w:t>6/03</w:t>
+                        <w:t>6/04</w:t>
                       </w:r>
                       <w:r>
                         <w:rPr>
@@ -1327,7 +1327,7 @@
                           <w:color w:val="FF0000"/>
                           <w:sz w:val="24"/>
                         </w:rPr>
-                        <w:t>088</w:t>
+                        <w:t>091</w:t>
                       </w:r>
                     </w:p>
                   </w:txbxContent>
@@ -1764,7 +1764,7 @@
       <w:pPr>
         <w:pStyle w:val="ListParagraph"/>
         <w:sectPr>
-          <w:pgSz w:w="12240" w:h="15840"/>
+          <w:pgSz w:w="11906" w:h="16838" w:code="9"/>
           <w:pgMar w:top="540" w:right="1260" w:bottom="1440" w:left="1530" w:header="720" w:footer="720" w:gutter="0"/>
           <w:cols w:space="720"/>
           <w:docGrid w:linePitch="360"/>
@@ -2172,7 +2172,6 @@
       <w:pPr>
         <w:pStyle w:val="ListParagraph"/>
         <w:sectPr>
-          <w:type w:val="continuous"/>
           <w:pgSz w:w="12240" w:h="15840"/>
           <w:pgMar w:top="1440" w:right="1440" w:bottom="1440" w:left="1530" w:header="720" w:footer="720" w:gutter="0"/>
           <w:cols w:num="2" w:space="720"/>

--- a/ADMISION_FORM.docx
+++ b/ADMISION_FORM.docx
@@ -22,13 +22,13 @@
               <wp:anchor distT="0" distB="0" distL="114300" distR="114300" simplePos="0" relativeHeight="251664895" behindDoc="1" locked="0" layoutInCell="1" allowOverlap="1" wp14:anchorId="351E904C" wp14:editId="70928DBF">
                 <wp:simplePos x="0" y="0"/>
                 <wp:positionH relativeFrom="page">
-                  <wp:align>right</wp:align>
+                  <wp:posOffset>-190500</wp:posOffset>
                 </wp:positionH>
                 <wp:positionV relativeFrom="paragraph">
-                  <wp:posOffset>-353533</wp:posOffset>
+                  <wp:posOffset>-323850</wp:posOffset>
                 </wp:positionV>
-                <wp:extent cx="7761767" cy="10047768"/>
-                <wp:effectExtent l="0" t="0" r="10795" b="10795"/>
+                <wp:extent cx="7761767" cy="11268075"/>
+                <wp:effectExtent l="0" t="0" r="10795" b="28575"/>
                 <wp:wrapNone/>
                 <wp:docPr id="10" name="Rectangle 10"/>
                 <wp:cNvGraphicFramePr/>
@@ -39,7 +39,7 @@
                       <wps:spPr>
                         <a:xfrm>
                           <a:off x="0" y="0"/>
-                          <a:ext cx="7761767" cy="10047768"/>
+                          <a:ext cx="7761767" cy="11268075"/>
                         </a:xfrm>
                         <a:prstGeom prst="rect">
                           <a:avLst/>
@@ -87,7 +87,7 @@
           </mc:Choice>
           <mc:Fallback>
             <w:pict>
-              <v:rect w14:anchorId="450ABC45" id="Rectangle 10" o:spid="_x0000_s1026" style="position:absolute;margin-left:559.95pt;margin-top:-27.85pt;width:611.15pt;height:791.15pt;z-index:-251651585;visibility:visible;mso-wrap-style:square;mso-width-percent:0;mso-height-percent:0;mso-wrap-distance-left:9pt;mso-wrap-distance-top:0;mso-wrap-distance-right:9pt;mso-wrap-distance-bottom:0;mso-position-horizontal:right;mso-position-horizontal-relative:page;mso-position-vertical:absolute;mso-position-vertical-relative:text;mso-width-percent:0;mso-height-percent:0;mso-width-relative:margin;mso-height-relative:margin;v-text-anchor:middle" o:gfxdata="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" fillcolor="#e2efd9 [665]" strokecolor="#1f4d78 [1604]" strokeweight="1pt">
+              <v:rect w14:anchorId="1A7FDA50" id="Rectangle 10" o:spid="_x0000_s1026" style="position:absolute;margin-left:-15pt;margin-top:-25.5pt;width:611.15pt;height:887.25pt;z-index:-251651585;visibility:visible;mso-wrap-style:square;mso-width-percent:0;mso-height-percent:0;mso-wrap-distance-left:9pt;mso-wrap-distance-top:0;mso-wrap-distance-right:9pt;mso-wrap-distance-bottom:0;mso-position-horizontal:absolute;mso-position-horizontal-relative:page;mso-position-vertical:absolute;mso-position-vertical-relative:text;mso-width-percent:0;mso-height-percent:0;mso-width-relative:margin;mso-height-relative:margin;v-text-anchor:middle" o:gfxdata="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" fillcolor="#e2efd9 [665]" strokecolor="#1f4d78 [1604]" strokeweight="1pt">
                 <w10:wrap anchorx="page"/>
               </v:rect>
             </w:pict>
@@ -102,7 +102,7 @@
           <w:szCs w:val="32"/>
         </w:rPr>
         <w:drawing>
-          <wp:anchor distT="0" distB="0" distL="114300" distR="114300" simplePos="0" relativeHeight="251659264" behindDoc="1" locked="0" layoutInCell="1" allowOverlap="1" wp14:anchorId="6228C8E2" wp14:editId="51AF5E11">
+          <wp:anchor distT="0" distB="0" distL="114300" distR="114300" simplePos="0" relativeHeight="251671039" behindDoc="1" locked="0" layoutInCell="1" allowOverlap="1" wp14:anchorId="6228C8E2" wp14:editId="51AF5E11">
             <wp:simplePos x="0" y="0"/>
             <wp:positionH relativeFrom="margin">
               <wp:align>center</wp:align>
@@ -793,8 +793,6 @@
         </w:rPr>
         <w:t>UGUNJA</w:t>
       </w:r>
-      <w:bookmarkStart w:id="0" w:name="_GoBack"/>
-      <w:bookmarkEnd w:id="0"/>
     </w:p>
     <w:p>
       <w:pPr>
@@ -820,8 +818,8 @@
                 <wp:positionV relativeFrom="paragraph">
                   <wp:posOffset>217170</wp:posOffset>
                 </wp:positionV>
-                <wp:extent cx="1428750" cy="1371600"/>
-                <wp:effectExtent l="0" t="0" r="19050" b="19050"/>
+                <wp:extent cx="1428750" cy="1019175"/>
+                <wp:effectExtent l="0" t="0" r="19050" b="28575"/>
                 <wp:wrapNone/>
                 <wp:docPr id="2" name="Rectangle 2"/>
                 <wp:cNvGraphicFramePr/>
@@ -832,7 +830,7 @@
                       <wps:spPr>
                         <a:xfrm>
                           <a:off x="0" y="0"/>
-                          <a:ext cx="1428750" cy="1371600"/>
+                          <a:ext cx="1428750" cy="1019175"/>
                         </a:xfrm>
                         <a:prstGeom prst="rect">
                           <a:avLst/>
@@ -889,7 +887,7 @@
           </mc:Choice>
           <mc:Fallback>
             <w:pict>
-              <v:rect w14:anchorId="4F531088" id="Rectangle 2" o:spid="_x0000_s1028" style="position:absolute;left:0;text-align:left;margin-left:-34.5pt;margin-top:17.1pt;width:112.5pt;height:108pt;z-index:251661312;visibility:visible;mso-wrap-style:square;mso-width-percent:0;mso-height-percent:0;mso-wrap-distance-left:9pt;mso-wrap-distance-top:0;mso-wrap-distance-right:9pt;mso-wrap-distance-bottom:0;mso-position-horizontal:absolute;mso-position-horizontal-relative:text;mso-position-vertical:absolute;mso-position-vertical-relative:text;mso-width-percent:0;mso-height-percent:0;mso-width-relative:margin;mso-height-relative:margin;v-text-anchor:middle" o:gfxdata="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" filled="f" strokecolor="#41719c" strokeweight="1pt">
+              <v:rect w14:anchorId="4F531088" id="Rectangle 2" o:spid="_x0000_s1028" style="position:absolute;left:0;text-align:left;margin-left:-34.5pt;margin-top:17.1pt;width:112.5pt;height:80.25pt;z-index:251661312;visibility:visible;mso-wrap-style:square;mso-width-percent:0;mso-height-percent:0;mso-wrap-distance-left:9pt;mso-wrap-distance-top:0;mso-wrap-distance-right:9pt;mso-wrap-distance-bottom:0;mso-position-horizontal:absolute;mso-position-horizontal-relative:text;mso-position-vertical:absolute;mso-position-vertical-relative:text;mso-width-percent:0;mso-height-percent:0;mso-width-relative:margin;mso-height-relative:margin;v-text-anchor:middle" o:gfxdata="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" filled="f" strokecolor="#41719c" strokeweight="1pt">
                 <v:textbox>
                   <w:txbxContent>
                     <w:p>
@@ -1148,15 +1146,6 @@
         </w:rPr>
         <w:t>Ugunja</w:t>
       </w:r>
-    </w:p>
-    <w:p>
-      <w:pPr>
-        <w:jc w:val="right"/>
-        <w:rPr>
-          <w:b/>
-          <w:sz w:val="16"/>
-        </w:rPr>
-      </w:pPr>
       <w:r>
         <w:rPr>
           <w:b/>
@@ -1166,7 +1155,7 @@
         <mc:AlternateContent>
           <mc:Choice Requires="wps">
             <w:drawing>
-              <wp:anchor distT="0" distB="0" distL="114300" distR="114300" simplePos="0" relativeHeight="251658752" behindDoc="0" locked="0" layoutInCell="1" allowOverlap="1" wp14:anchorId="7F931714" wp14:editId="48E9482F">
+              <wp:anchor distT="0" distB="0" distL="114300" distR="114300" simplePos="0" relativeHeight="251658752" behindDoc="0" locked="0" layoutInCell="1" allowOverlap="1" wp14:anchorId="26B6CE76" wp14:editId="4E1B520B">
                 <wp:simplePos x="0" y="0"/>
                 <wp:positionH relativeFrom="column">
                   <wp:posOffset>4305300</wp:posOffset>
@@ -1238,7 +1227,7 @@
                                 <w:color w:val="FF0000"/>
                                 <w:sz w:val="24"/>
                               </w:rPr>
-                              <w:t>6/04</w:t>
+                              <w:t>6/05</w:t>
                             </w:r>
                             <w:r>
                               <w:rPr>
@@ -1256,8 +1245,10 @@
                                 <w:color w:val="FF0000"/>
                                 <w:sz w:val="24"/>
                               </w:rPr>
-                              <w:t>091</w:t>
+                              <w:t>092</w:t>
                             </w:r>
+                            <w:bookmarkStart w:id="0" w:name="_GoBack"/>
+                            <w:bookmarkEnd w:id="0"/>
                           </w:p>
                         </w:txbxContent>
                       </wps:txbx>
@@ -1281,7 +1272,7 @@
           </mc:Choice>
           <mc:Fallback>
             <w:pict>
-              <v:shape w14:anchorId="7F931714" id="Text Box 11" o:spid="_x0000_s1030" type="#_x0000_t202" style="position:absolute;left:0;text-align:left;margin-left:339pt;margin-top:9.8pt;width:186pt;height:23.25pt;z-index:251658752;visibility:visible;mso-wrap-style:square;mso-width-percent:0;mso-height-percent:0;mso-wrap-distance-left:9pt;mso-wrap-distance-top:0;mso-wrap-distance-right:9pt;mso-wrap-distance-bottom:0;mso-position-horizontal:absolute;mso-position-horizontal-relative:text;mso-position-vertical:absolute;mso-position-vertical-relative:text;mso-width-percent:0;mso-height-percent:0;mso-width-relative:margin;mso-height-relative:margin;v-text-anchor:top" o:gfxdata="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" filled="f" stroked="f" strokeweight=".5pt">
+              <v:shape w14:anchorId="26B6CE76" id="Text Box 11" o:spid="_x0000_s1030" type="#_x0000_t202" style="position:absolute;left:0;text-align:left;margin-left:339pt;margin-top:9.8pt;width:186pt;height:23.25pt;z-index:251658752;visibility:visible;mso-wrap-style:square;mso-width-percent:0;mso-height-percent:0;mso-wrap-distance-left:9pt;mso-wrap-distance-top:0;mso-wrap-distance-right:9pt;mso-wrap-distance-bottom:0;mso-position-horizontal:absolute;mso-position-horizontal-relative:text;mso-position-vertical:absolute;mso-position-vertical-relative:text;mso-width-percent:0;mso-height-percent:0;mso-width-relative:margin;mso-height-relative:margin;v-text-anchor:top" o:gfxdata="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" filled="f" stroked="f" strokeweight=".5pt">
                 <v:textbox>
                   <w:txbxContent>
                     <w:p>
@@ -1309,7 +1300,7 @@
                           <w:color w:val="FF0000"/>
                           <w:sz w:val="24"/>
                         </w:rPr>
-                        <w:t>6/04</w:t>
+                        <w:t>6/05</w:t>
                       </w:r>
                       <w:r>
                         <w:rPr>
@@ -1327,8 +1318,10 @@
                           <w:color w:val="FF0000"/>
                           <w:sz w:val="24"/>
                         </w:rPr>
-                        <w:t>091</w:t>
+                        <w:t>092</w:t>
                       </w:r>
+                      <w:bookmarkStart w:id="1" w:name="_GoBack"/>
+                      <w:bookmarkEnd w:id="1"/>
                     </w:p>
                   </w:txbxContent>
                 </v:textbox>
@@ -1409,22 +1402,34 @@
         <w:pStyle w:val="ListParagraph"/>
       </w:pPr>
       <w:r>
-        <w:t>Surname/family name</w:t>
-      </w:r>
-      <w:r>
-        <w:t>___________________</w:t>
+        <w:t>Student’s Full Name: __________________________________________________</w:t>
+      </w:r>
+    </w:p>
+    <w:p>
+      <w:pPr>
+        <w:pStyle w:val="ListParagraph"/>
+      </w:pPr>
+      <w:r>
+        <w:t>Date o</w:t>
+      </w:r>
+      <w:r>
+        <w:t>f B</w:t>
+      </w:r>
+      <w:r>
+        <w:t xml:space="preserve">irth: </w:t>
+      </w:r>
+      <w:r>
+        <w:t>______/_____</w:t>
+      </w:r>
+      <w:r>
+        <w:t>/______</w:t>
       </w:r>
       <w:r>
         <w:t xml:space="preserve"> </w:t>
       </w:r>
       <w:r>
-        <w:t>ot</w:t>
-      </w:r>
-      <w:r>
-        <w:t xml:space="preserve">her names: </w:t>
-      </w:r>
-      <w:r>
-        <w:t>________________</w:t>
+        <w:tab/>
+        <w:t>Address: _____________</w:t>
       </w:r>
     </w:p>
     <w:p>
@@ -1432,26 +1437,34 @@
         <w:pStyle w:val="ListParagraph"/>
       </w:pPr>
       <w:r>
-        <w:t>Date o</w:t>
-      </w:r>
-      <w:r>
-        <w:t>f B</w:t>
-      </w:r>
-      <w:r>
-        <w:t xml:space="preserve">irth: </w:t>
-      </w:r>
-      <w:r>
-        <w:t>______/_____</w:t>
-      </w:r>
-      <w:r>
-        <w:t>/______</w:t>
+        <w:t>Gender:</w:t>
+      </w:r>
+      <w:r>
+        <w:t xml:space="preserve">   </w:t>
+      </w:r>
+      <w:r>
+        <w:t>[  ]</w:t>
+      </w:r>
+      <w:r>
+        <w:t xml:space="preserve"> Male </w:t>
+      </w:r>
+      <w:r>
+        <w:t xml:space="preserve">[  ] </w:t>
+      </w:r>
+      <w:r>
+        <w:t>Female</w:t>
       </w:r>
       <w:r>
         <w:t xml:space="preserve"> </w:t>
       </w:r>
       <w:r>
         <w:tab/>
-        <w:t>Address: _____________</w:t>
+      </w:r>
+      <w:r>
+        <w:tab/>
+      </w:r>
+      <w:r>
+        <w:t>Marital status:    [  ] Single      [  ] married</w:t>
       </w:r>
     </w:p>
     <w:p>
@@ -1459,67 +1472,38 @@
         <w:pStyle w:val="ListParagraph"/>
       </w:pPr>
       <w:r>
-        <w:t>Gender:</w:t>
-      </w:r>
-      <w:r>
-        <w:t xml:space="preserve">   </w:t>
-      </w:r>
-      <w:r>
-        <w:t>[  ]</w:t>
-      </w:r>
-      <w:r>
-        <w:t xml:space="preserve"> Male </w:t>
-      </w:r>
-      <w:r>
-        <w:t xml:space="preserve">[  ] </w:t>
-      </w:r>
-      <w:r>
-        <w:t>Female</w:t>
+        <w:t>Nationality: ____________</w:t>
       </w:r>
       <w:r>
         <w:t xml:space="preserve"> </w:t>
       </w:r>
       <w:r>
         <w:tab/>
-      </w:r>
-      <w:r>
-        <w:tab/>
-      </w:r>
-      <w:r>
-        <w:t>Marital status:    [  ] Single      [  ] married</w:t>
-      </w:r>
-    </w:p>
-    <w:p>
-      <w:pPr>
-        <w:pStyle w:val="ListParagraph"/>
-      </w:pPr>
-      <w:r>
-        <w:t>Nationality: ____________</w:t>
+        <w:t>County</w:t>
+      </w:r>
+      <w:r>
+        <w:t>_</w:t>
+      </w:r>
+      <w:r>
+        <w:t>_____________</w:t>
+      </w:r>
+      <w:r>
+        <w:tab/>
+        <w:t>Sub County ______________ Constituency ________________</w:t>
+      </w:r>
+      <w:r>
+        <w:tab/>
+        <w:t>Ward __________</w:t>
+      </w:r>
+      <w:r>
+        <w:t>__</w:t>
+      </w:r>
+      <w:r>
+        <w:tab/>
+        <w:t>Location/Village: _________</w:t>
       </w:r>
       <w:r>
         <w:t xml:space="preserve"> </w:t>
-      </w:r>
-      <w:r>
-        <w:tab/>
-        <w:t>County</w:t>
-      </w:r>
-      <w:r>
-        <w:t>_</w:t>
-      </w:r>
-      <w:r>
-        <w:t>_____________</w:t>
-      </w:r>
-      <w:r>
-        <w:tab/>
-        <w:t>Sub County ______________ Constituency ________________</w:t>
-      </w:r>
-      <w:r>
-        <w:tab/>
-        <w:t>Ward ____________</w:t>
-      </w:r>
-      <w:r>
-        <w:tab/>
-        <w:t xml:space="preserve">Location/Village: ___________ </w:t>
       </w:r>
     </w:p>
     <w:p>
@@ -1632,7 +1616,10 @@
       </w:r>
       <w:r>
         <w:tab/>
-        <w:t>Institution: ____________ Achievement: __________________</w:t>
+        <w:t>Institution: ____________</w:t>
+      </w:r>
+      <w:r>
+        <w:t xml:space="preserve"> Achievement: ________________</w:t>
       </w:r>
     </w:p>
     <w:p>
@@ -1662,11 +1649,14 @@
       </w:r>
       <w:r>
         <w:tab/>
-        <w:t>Duration: ____________</w:t>
-      </w:r>
-      <w:r>
-        <w:tab/>
-        <w:t>Enlistment Date: ___________</w:t>
+        <w:t>Duration: _________</w:t>
+      </w:r>
+      <w:r>
+        <w:t>___</w:t>
+      </w:r>
+      <w:r>
+        <w:tab/>
+        <w:t>Enlistment Date: _________</w:t>
       </w:r>
     </w:p>
     <w:p>
@@ -1762,10 +1752,9 @@
     </w:p>
     <w:p>
       <w:pPr>
-        <w:pStyle w:val="ListParagraph"/>
         <w:sectPr>
           <w:pgSz w:w="11906" w:h="16838" w:code="9"/>
-          <w:pgMar w:top="540" w:right="1260" w:bottom="1440" w:left="1530" w:header="720" w:footer="720" w:gutter="0"/>
+          <w:pgMar w:top="540" w:right="1260" w:bottom="90" w:left="1530" w:header="720" w:footer="720" w:gutter="0"/>
           <w:cols w:space="720"/>
           <w:docGrid w:linePitch="360"/>
         </w:sectPr>
@@ -1773,21 +1762,84 @@
     </w:p>
     <w:p>
       <w:pPr>
-        <w:pStyle w:val="ListParagraph"/>
+        <w:spacing w:after="0" w:line="240" w:lineRule="auto"/>
+      </w:pPr>
+      <w:r>
+        <w:lastRenderedPageBreak/>
+        <w:t xml:space="preserve">Website </w:t>
+      </w:r>
+      <w:r>
+        <w:tab/>
+        <w:t>[  ]</w:t>
+      </w:r>
+    </w:p>
+    <w:p>
+      <w:pPr>
+        <w:spacing w:after="0" w:line="240" w:lineRule="auto"/>
+      </w:pPr>
+      <w:r>
+        <w:t>Newspaper</w:t>
+      </w:r>
+      <w:r>
+        <w:tab/>
+        <w:t>[  ]</w:t>
+      </w:r>
+    </w:p>
+    <w:p>
+      <w:pPr>
+        <w:spacing w:after="0" w:line="240" w:lineRule="auto"/>
+      </w:pPr>
+      <w:r>
+        <w:t xml:space="preserve">Television </w:t>
+      </w:r>
+      <w:r>
+        <w:tab/>
+        <w:t>[  ]</w:t>
+      </w:r>
+    </w:p>
+    <w:p>
+      <w:pPr>
+        <w:spacing w:after="0" w:line="240" w:lineRule="auto"/>
+      </w:pPr>
+      <w:r>
+        <w:t xml:space="preserve">Radio </w:t>
+      </w:r>
+      <w:r>
+        <w:tab/>
+      </w:r>
+      <w:r>
+        <w:tab/>
+        <w:t>[  ]</w:t>
+      </w:r>
+    </w:p>
+    <w:p>
+      <w:pPr>
+        <w:spacing w:after="0" w:line="240" w:lineRule="auto"/>
+      </w:pPr>
+      <w:r>
+        <w:t>Internet</w:t>
+      </w:r>
+      <w:r>
+        <w:tab/>
+        <w:t>[  ]</w:t>
+      </w:r>
+    </w:p>
+    <w:p>
+      <w:pPr>
+        <w:spacing w:after="0" w:line="240" w:lineRule="auto"/>
       </w:pPr>
       <w:r>
         <w:rPr>
           <w:noProof/>
         </w:rPr>
-        <w:lastRenderedPageBreak/>
         <w:drawing>
-          <wp:anchor distT="0" distB="0" distL="114300" distR="114300" simplePos="0" relativeHeight="251672576" behindDoc="1" locked="0" layoutInCell="1" allowOverlap="1" wp14:anchorId="425518F9" wp14:editId="55ABCE5D">
+          <wp:anchor distT="0" distB="0" distL="114300" distR="114300" simplePos="0" relativeHeight="251672576" behindDoc="1" locked="0" layoutInCell="1" allowOverlap="1" wp14:anchorId="551912B7" wp14:editId="3DEFDA5C">
             <wp:simplePos x="0" y="0"/>
             <wp:positionH relativeFrom="page">
-              <wp:posOffset>110359</wp:posOffset>
+              <wp:align>left</wp:align>
             </wp:positionH>
             <wp:positionV relativeFrom="paragraph">
-              <wp:posOffset>197419</wp:posOffset>
+              <wp:posOffset>179705</wp:posOffset>
             </wp:positionV>
             <wp:extent cx="3648177" cy="2818152"/>
             <wp:effectExtent l="0" t="0" r="9525" b="1270"/>
@@ -1821,7 +1873,7 @@
                   <pic:spPr bwMode="auto">
                     <a:xfrm>
                       <a:off x="0" y="0"/>
-                      <a:ext cx="3651271" cy="2820542"/>
+                      <a:ext cx="3648177" cy="2818152"/>
                     </a:xfrm>
                     <a:prstGeom prst="rect">
                       <a:avLst/>
@@ -1844,131 +1896,158 @@
         </w:drawing>
       </w:r>
       <w:r>
-        <w:t>Applicable</w:t>
-      </w:r>
-      <w:r>
-        <w:t>)</w:t>
-      </w:r>
-      <w:r>
-        <w:t>:</w:t>
-      </w:r>
-      <w:r>
-        <w:t xml:space="preserve"> </w:t>
-      </w:r>
-    </w:p>
-    <w:p>
-      <w:pPr>
-        <w:pStyle w:val="ListParagraph"/>
-      </w:pPr>
-      <w:r>
-        <w:t xml:space="preserve">Website </w:t>
-      </w:r>
-      <w:r>
-        <w:tab/>
-      </w:r>
-      <w:r>
-        <w:t>[</w:t>
-      </w:r>
-      <w:r>
-        <w:t xml:space="preserve">  ]</w:t>
-      </w:r>
-    </w:p>
-    <w:p>
-      <w:pPr>
-        <w:pStyle w:val="ListParagraph"/>
-      </w:pPr>
-      <w:r>
-        <w:t>N</w:t>
-      </w:r>
-      <w:r>
-        <w:t>ewspaper</w:t>
-      </w:r>
-      <w:r>
-        <w:tab/>
-      </w:r>
-      <w:r>
-        <w:t>[</w:t>
-      </w:r>
-      <w:r>
-        <w:t xml:space="preserve">  ]</w:t>
-      </w:r>
-    </w:p>
-    <w:p>
-      <w:pPr>
-        <w:pStyle w:val="ListParagraph"/>
-      </w:pPr>
-      <w:r>
-        <w:t xml:space="preserve">Television </w:t>
-      </w:r>
-      <w:r>
-        <w:tab/>
-      </w:r>
-      <w:r>
-        <w:t>[</w:t>
-      </w:r>
-      <w:r>
-        <w:t xml:space="preserve">  ]</w:t>
-      </w:r>
-    </w:p>
-    <w:p>
-      <w:pPr>
-        <w:pStyle w:val="ListParagraph"/>
-      </w:pPr>
-      <w:r>
-        <w:t>R</w:t>
-      </w:r>
-      <w:r>
-        <w:t xml:space="preserve">adio </w:t>
-      </w:r>
-      <w:r>
-        <w:tab/>
-      </w:r>
-      <w:r>
-        <w:tab/>
-      </w:r>
-      <w:r>
-        <w:t>[</w:t>
-      </w:r>
-      <w:r>
-        <w:t xml:space="preserve">  ]</w:t>
-      </w:r>
-    </w:p>
-    <w:p>
-      <w:pPr>
-        <w:pStyle w:val="ListParagraph"/>
-      </w:pPr>
-      <w:r>
-        <w:t>I</w:t>
-      </w:r>
-      <w:r>
-        <w:t>nternet</w:t>
-      </w:r>
-      <w:r>
-        <w:tab/>
-      </w:r>
-      <w:r>
-        <w:t>[</w:t>
-      </w:r>
-      <w:r>
-        <w:t xml:space="preserve">  ]</w:t>
-      </w:r>
-    </w:p>
-    <w:p>
-      <w:pPr>
-        <w:pStyle w:val="ListParagraph"/>
+        <w:t xml:space="preserve">Posters </w:t>
+      </w:r>
+      <w:r>
+        <w:tab/>
+      </w:r>
+      <w:r>
+        <w:tab/>
+        <w:t>[  ]</w:t>
+      </w:r>
+    </w:p>
+    <w:p>
+      <w:pPr>
+        <w:spacing w:after="0" w:line="240" w:lineRule="auto"/>
+      </w:pPr>
+      <w:r>
+        <w:t>Family/friends</w:t>
+      </w:r>
+      <w:r>
+        <w:tab/>
+      </w:r>
+      <w:r>
+        <w:t>[  ]</w:t>
+      </w:r>
+    </w:p>
+    <w:p>
+      <w:pPr>
+        <w:spacing w:after="0" w:line="240" w:lineRule="auto"/>
+      </w:pPr>
+      <w:r>
+        <w:lastRenderedPageBreak/>
+        <w:t xml:space="preserve">Staff </w:t>
+      </w:r>
+      <w:r>
+        <w:tab/>
+      </w:r>
+      <w:r>
+        <w:tab/>
+      </w:r>
+      <w:r>
+        <w:tab/>
+        <w:t>[  ]</w:t>
+      </w:r>
+    </w:p>
+    <w:p>
+      <w:pPr>
+        <w:spacing w:after="0" w:line="240" w:lineRule="auto"/>
+      </w:pPr>
+      <w:r>
+        <w:t xml:space="preserve">Exhibitions </w:t>
+      </w:r>
+      <w:r>
+        <w:tab/>
+      </w:r>
+      <w:r>
+        <w:tab/>
+        <w:t xml:space="preserve">[  ] </w:t>
+      </w:r>
+    </w:p>
+    <w:p>
+      <w:pPr>
+        <w:spacing w:after="0" w:line="240" w:lineRule="auto"/>
+      </w:pPr>
+      <w:r>
+        <w:t xml:space="preserve">Career visits/ talks </w:t>
+      </w:r>
+      <w:r>
+        <w:tab/>
+        <w:t>[  ]</w:t>
+      </w:r>
+    </w:p>
+    <w:p>
+      <w:pPr>
+        <w:spacing w:after="0" w:line="240" w:lineRule="auto"/>
+      </w:pPr>
+      <w:r>
+        <w:t xml:space="preserve">Students/alumni </w:t>
+      </w:r>
+      <w:r>
+        <w:tab/>
+        <w:t xml:space="preserve">[  ] </w:t>
+      </w:r>
+    </w:p>
+    <w:p>
+      <w:pPr>
+        <w:spacing w:after="0" w:line="240" w:lineRule="auto"/>
+      </w:pPr>
+      <w:r>
+        <w:t>Social media</w:t>
+      </w:r>
+      <w:r>
+        <w:tab/>
+      </w:r>
+      <w:r>
+        <w:tab/>
+        <w:t>[  ]</w:t>
+      </w:r>
+    </w:p>
+    <w:p>
+      <w:pPr>
+        <w:tabs>
+          <w:tab w:val="left" w:pos="90"/>
+          <w:tab w:val="left" w:pos="540"/>
+        </w:tabs>
+        <w:spacing w:after="0" w:line="240" w:lineRule="auto"/>
+        <w:sectPr>
+          <w:type w:val="continuous"/>
+          <w:pgSz w:w="11906" w:h="16838" w:code="9"/>
+          <w:pgMar w:top="540" w:right="1260" w:bottom="90" w:left="1530" w:header="720" w:footer="720" w:gutter="0"/>
+          <w:cols w:num="2" w:space="720"/>
+          <w:docGrid w:linePitch="360"/>
+        </w:sectPr>
+      </w:pPr>
+      <w:r>
+        <w:t xml:space="preserve">Others (specify) </w:t>
+      </w:r>
+      <w:r>
+        <w:t>____________</w:t>
+      </w:r>
+    </w:p>
+    <w:p>
+      <w:pPr>
+        <w:tabs>
+          <w:tab w:val="left" w:pos="90"/>
+          <w:tab w:val="left" w:pos="540"/>
+        </w:tabs>
+      </w:pPr>
+    </w:p>
+    <w:p>
+      <w:pPr>
+        <w:tabs>
+          <w:tab w:val="left" w:pos="90"/>
+          <w:tab w:val="left" w:pos="540"/>
+        </w:tabs>
+        <w:rPr>
+          <w:b/>
+          <w:i/>
+          <w:sz w:val="20"/>
+          <w:szCs w:val="20"/>
+        </w:rPr>
       </w:pPr>
       <w:r>
         <w:rPr>
           <w:noProof/>
         </w:rPr>
         <w:drawing>
-          <wp:anchor distT="0" distB="0" distL="114300" distR="114300" simplePos="0" relativeHeight="251671552" behindDoc="1" locked="0" layoutInCell="1" allowOverlap="1" wp14:anchorId="64EC5878" wp14:editId="5A0ADF7D">
+          <wp:anchor distT="0" distB="0" distL="114300" distR="114300" simplePos="0" relativeHeight="251671552" behindDoc="1" locked="0" layoutInCell="1" allowOverlap="1" wp14:anchorId="5375502D" wp14:editId="5691A4D0">
             <wp:simplePos x="0" y="0"/>
             <wp:positionH relativeFrom="column">
-              <wp:posOffset>2701816</wp:posOffset>
+              <wp:posOffset>2568575</wp:posOffset>
             </wp:positionH>
             <wp:positionV relativeFrom="paragraph">
-              <wp:posOffset>70616</wp:posOffset>
+              <wp:posOffset>321310</wp:posOffset>
             </wp:positionV>
             <wp:extent cx="3981712" cy="1824276"/>
             <wp:effectExtent l="0" t="0" r="0" b="5080"/>
@@ -2002,7 +2081,7 @@
                   <pic:spPr bwMode="auto">
                     <a:xfrm flipH="1">
                       <a:off x="0" y="0"/>
-                      <a:ext cx="3992650" cy="1829288"/>
+                      <a:ext cx="3981712" cy="1824276"/>
                     </a:xfrm>
                     <a:prstGeom prst="rect">
                       <a:avLst/>
@@ -2025,255 +2104,65 @@
         </w:drawing>
       </w:r>
       <w:r>
-        <w:t>P</w:t>
-      </w:r>
-      <w:r>
-        <w:t xml:space="preserve">osters </w:t>
-      </w:r>
-      <w:r>
-        <w:tab/>
-      </w:r>
-      <w:r>
-        <w:tab/>
-      </w:r>
-      <w:r>
-        <w:t>[</w:t>
-      </w:r>
-      <w:r>
-        <w:t xml:space="preserve">  ]</w:t>
-      </w:r>
-    </w:p>
-    <w:p>
-      <w:pPr>
-        <w:pStyle w:val="ListParagraph"/>
-      </w:pPr>
-      <w:r>
-        <w:lastRenderedPageBreak/>
-        <w:t>F</w:t>
-      </w:r>
-      <w:r>
-        <w:t>amily/</w:t>
-      </w:r>
-      <w:r>
-        <w:t>friends</w:t>
-      </w:r>
-      <w:r>
-        <w:tab/>
-      </w:r>
-      <w:r>
-        <w:tab/>
-      </w:r>
-      <w:r>
-        <w:t>[  ]</w:t>
-      </w:r>
-    </w:p>
-    <w:p>
-      <w:pPr>
-        <w:pStyle w:val="ListParagraph"/>
-      </w:pPr>
-      <w:r>
-        <w:t xml:space="preserve">Staff </w:t>
-      </w:r>
-      <w:r>
-        <w:tab/>
-      </w:r>
-      <w:r>
-        <w:tab/>
-      </w:r>
-      <w:r>
-        <w:tab/>
-      </w:r>
-      <w:r>
-        <w:t>[</w:t>
-      </w:r>
-      <w:r>
-        <w:t xml:space="preserve">  ]</w:t>
-      </w:r>
-    </w:p>
-    <w:p>
-      <w:pPr>
-        <w:pStyle w:val="ListParagraph"/>
-      </w:pPr>
-      <w:r>
-        <w:t>E</w:t>
-      </w:r>
-      <w:r>
-        <w:t xml:space="preserve">xhibitions </w:t>
-      </w:r>
-      <w:r>
-        <w:tab/>
-      </w:r>
-      <w:r>
-        <w:tab/>
-      </w:r>
-      <w:r>
-        <w:t>[</w:t>
-      </w:r>
-      <w:r>
-        <w:t xml:space="preserve">  ] </w:t>
-      </w:r>
-    </w:p>
-    <w:p>
-      <w:pPr>
-        <w:pStyle w:val="ListParagraph"/>
-      </w:pPr>
-      <w:r>
-        <w:t>Career visits/</w:t>
-      </w:r>
-      <w:r>
-        <w:t xml:space="preserve"> talks </w:t>
-      </w:r>
-      <w:r>
-        <w:tab/>
-      </w:r>
-      <w:r>
-        <w:t xml:space="preserve">[ </w:t>
-      </w:r>
-      <w:r>
-        <w:t xml:space="preserve"> </w:t>
-      </w:r>
-      <w:r>
-        <w:t>]</w:t>
-      </w:r>
-    </w:p>
-    <w:p>
-      <w:pPr>
-        <w:pStyle w:val="ListParagraph"/>
-      </w:pPr>
-      <w:r>
-        <w:t>Students</w:t>
-      </w:r>
-      <w:r>
-        <w:t xml:space="preserve">/alumni </w:t>
-      </w:r>
-      <w:r>
-        <w:tab/>
-      </w:r>
-      <w:r>
-        <w:t xml:space="preserve">[  ] </w:t>
-      </w:r>
-    </w:p>
-    <w:p>
-      <w:pPr>
-        <w:pStyle w:val="ListParagraph"/>
-      </w:pPr>
-      <w:r>
-        <w:t>Social media</w:t>
-      </w:r>
-      <w:r>
-        <w:tab/>
-      </w:r>
-      <w:r>
-        <w:tab/>
-        <w:t>[  ]</w:t>
-      </w:r>
-    </w:p>
-    <w:p>
-      <w:pPr>
-        <w:pStyle w:val="ListParagraph"/>
-        <w:sectPr>
-          <w:pgSz w:w="12240" w:h="15840"/>
-          <w:pgMar w:top="1440" w:right="1440" w:bottom="1440" w:left="1530" w:header="720" w:footer="720" w:gutter="0"/>
-          <w:cols w:num="2" w:space="720"/>
-          <w:docGrid w:linePitch="360"/>
-        </w:sectPr>
-      </w:pPr>
-      <w:r>
-        <w:t>Others (</w:t>
-      </w:r>
-      <w:r>
-        <w:t>specify)</w:t>
-      </w:r>
-      <w:r>
-        <w:t xml:space="preserve"> </w:t>
-      </w:r>
-      <w:r>
-        <w:t>______________</w:t>
-      </w:r>
-    </w:p>
-    <w:p>
-      <w:pPr>
-        <w:pStyle w:val="ListParagraph"/>
         <w:rPr>
           <w:b/>
           <w:i/>
           <w:sz w:val="20"/>
           <w:szCs w:val="20"/>
         </w:rPr>
-      </w:pPr>
-      <w:r>
+        <w:t>I declare that all statements in this form and any materials filed in support here of are true, correct and complete. I acknowledge the institutions rules and regulations mostly in fee payment.</w:t>
+      </w:r>
+    </w:p>
+    <w:p>
+      <w:pPr>
+        <w:tabs>
+          <w:tab w:val="left" w:pos="90"/>
+          <w:tab w:val="left" w:pos="540"/>
+        </w:tabs>
         <w:rPr>
           <w:b/>
           <w:i/>
           <w:sz w:val="20"/>
           <w:szCs w:val="20"/>
         </w:rPr>
-        <w:lastRenderedPageBreak/>
-        <w:t>I declare that all statements in this form and any materials</w:t>
-      </w:r>
-      <w:r>
-        <w:rPr>
-          <w:b/>
-          <w:i/>
-          <w:sz w:val="20"/>
-          <w:szCs w:val="20"/>
-        </w:rPr>
-        <w:t xml:space="preserve"> filed in support here of are </w:t>
-      </w:r>
-      <w:r>
-        <w:rPr>
-          <w:b/>
-          <w:i/>
-          <w:sz w:val="20"/>
-          <w:szCs w:val="20"/>
-        </w:rPr>
-        <w:t>true,</w:t>
-      </w:r>
-      <w:r>
-        <w:rPr>
-          <w:b/>
-          <w:i/>
-          <w:sz w:val="20"/>
-          <w:szCs w:val="20"/>
-        </w:rPr>
-        <w:t xml:space="preserve"> correct and complete. I acknowledge the institutions rules and regulations mostly in fee payment.</w:t>
-      </w:r>
-    </w:p>
-    <w:p>
-      <w:pPr>
-        <w:pStyle w:val="ListParagraph"/>
-        <w:rPr>
-          <w:b/>
-          <w:sz w:val="20"/>
-          <w:szCs w:val="20"/>
-        </w:rPr>
-      </w:pPr>
-    </w:p>
-    <w:p>
-      <w:pPr>
-        <w:pStyle w:val="ListParagraph"/>
-      </w:pPr>
-      <w:r>
-        <w:t>Signature of applicant: _________________</w:t>
-      </w:r>
-      <w:r>
-        <w:t>_</w:t>
-      </w:r>
-      <w:r>
-        <w:t xml:space="preserve">                         Date: </w:t>
-      </w:r>
-      <w:r>
-        <w:t xml:space="preserve">_____/______/_______ </w:t>
-      </w:r>
-    </w:p>
-    <w:p>
-      <w:pPr>
-        <w:pStyle w:val="ListParagraph"/>
-      </w:pPr>
-      <w:r>
-        <w:t xml:space="preserve"> Signature of registrar: ___________________                         Date: _____/______/_______</w:t>
-      </w:r>
-    </w:p>
+      </w:pPr>
+    </w:p>
+    <w:p>
+      <w:pPr>
+        <w:tabs>
+          <w:tab w:val="left" w:pos="90"/>
+          <w:tab w:val="left" w:pos="540"/>
+        </w:tabs>
+      </w:pPr>
+      <w:r>
+        <w:tab/>
+      </w:r>
+      <w:r>
+        <w:tab/>
+      </w:r>
+      <w:r>
+        <w:t>Signature of applicant: __________________                         Date: _____/______/_______</w:t>
+      </w:r>
+    </w:p>
+    <w:p>
+      <w:pPr>
+        <w:ind w:firstLine="720"/>
+        <w:sectPr>
+          <w:type w:val="continuous"/>
+          <w:pgSz w:w="11906" w:h="16838" w:code="9"/>
+          <w:pgMar w:top="540" w:right="1260" w:bottom="90" w:left="1530" w:header="720" w:footer="720" w:gutter="0"/>
+          <w:cols w:space="720"/>
+          <w:docGrid w:linePitch="360"/>
+        </w:sectPr>
+      </w:pPr>
+      <w:r>
+        <w:t xml:space="preserve">Signature of registrar: ___________________                   </w:t>
+      </w:r>
+      <w:r>
+        <w:t xml:space="preserve">      Date: _____/______/______</w:t>
+      </w:r>
+    </w:p>
+    <w:p/>
     <w:sectPr>
       <w:type w:val="continuous"/>
       <w:pgSz w:w="12240" w:h="15840"/>

--- a/ADMISION_FORM.docx
+++ b/ADMISION_FORM.docx
@@ -28,7 +28,7 @@
                   <wp:posOffset>-323850</wp:posOffset>
                 </wp:positionV>
                 <wp:extent cx="7761767" cy="11268075"/>
-                <wp:effectExtent l="0" t="0" r="10795" b="28575"/>
+                <wp:effectExtent l="0" t="0" r="0" b="9525"/>
                 <wp:wrapNone/>
                 <wp:docPr id="10" name="Rectangle 10"/>
                 <wp:cNvGraphicFramePr/>
@@ -50,6 +50,9 @@
                             <a:lumOff val="80000"/>
                           </a:schemeClr>
                         </a:solidFill>
+                        <a:ln>
+                          <a:noFill/>
+                        </a:ln>
                       </wps:spPr>
                       <wps:style>
                         <a:lnRef idx="2">
@@ -87,7 +90,7 @@
           </mc:Choice>
           <mc:Fallback>
             <w:pict>
-              <v:rect w14:anchorId="1A7FDA50" id="Rectangle 10" o:spid="_x0000_s1026" style="position:absolute;margin-left:-15pt;margin-top:-25.5pt;width:611.15pt;height:887.25pt;z-index:-251651585;visibility:visible;mso-wrap-style:square;mso-width-percent:0;mso-height-percent:0;mso-wrap-distance-left:9pt;mso-wrap-distance-top:0;mso-wrap-distance-right:9pt;mso-wrap-distance-bottom:0;mso-position-horizontal:absolute;mso-position-horizontal-relative:page;mso-position-vertical:absolute;mso-position-vertical-relative:text;mso-width-percent:0;mso-height-percent:0;mso-width-relative:margin;mso-height-relative:margin;v-text-anchor:middle" o:gfxdata="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" fillcolor="#e2efd9 [665]" strokecolor="#1f4d78 [1604]" strokeweight="1pt">
+              <v:rect w14:anchorId="53B990FD" id="Rectangle 10" o:spid="_x0000_s1026" style="position:absolute;margin-left:-15pt;margin-top:-25.5pt;width:611.15pt;height:887.25pt;z-index:-251651585;visibility:visible;mso-wrap-style:square;mso-width-percent:0;mso-height-percent:0;mso-wrap-distance-left:9pt;mso-wrap-distance-top:0;mso-wrap-distance-right:9pt;mso-wrap-distance-bottom:0;mso-position-horizontal:absolute;mso-position-horizontal-relative:page;mso-position-vertical:absolute;mso-position-vertical-relative:text;mso-width-percent:0;mso-height-percent:0;mso-width-relative:margin;mso-height-relative:margin;v-text-anchor:middle" o:gfxdata="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" fillcolor="#e2efd9 [665]" stroked="f" strokeweight="1pt">
                 <w10:wrap anchorx="page"/>
               </v:rect>
             </w:pict>
@@ -1245,10 +1248,8 @@
                                 <w:color w:val="FF0000"/>
                                 <w:sz w:val="24"/>
                               </w:rPr>
-                              <w:t>092</w:t>
+                              <w:t>095</w:t>
                             </w:r>
-                            <w:bookmarkStart w:id="0" w:name="_GoBack"/>
-                            <w:bookmarkEnd w:id="0"/>
                           </w:p>
                         </w:txbxContent>
                       </wps:txbx>
@@ -1272,7 +1273,11 @@
           </mc:Choice>
           <mc:Fallback>
             <w:pict>
-              <v:shape w14:anchorId="26B6CE76" id="Text Box 11" o:spid="_x0000_s1030" type="#_x0000_t202" style="position:absolute;left:0;text-align:left;margin-left:339pt;margin-top:9.8pt;width:186pt;height:23.25pt;z-index:251658752;visibility:visible;mso-wrap-style:square;mso-width-percent:0;mso-height-percent:0;mso-wrap-distance-left:9pt;mso-wrap-distance-top:0;mso-wrap-distance-right:9pt;mso-wrap-distance-bottom:0;mso-position-horizontal:absolute;mso-position-horizontal-relative:text;mso-position-vertical:absolute;mso-position-vertical-relative:text;mso-width-percent:0;mso-height-percent:0;mso-width-relative:margin;mso-height-relative:margin;v-text-anchor:top" o:gfxdata="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" filled="f" stroked="f" strokeweight=".5pt">
+              <v:shapetype w14:anchorId="26B6CE76" id="_x0000_t202" coordsize="21600,21600" o:spt="202" path="m,l,21600r21600,l21600,xe">
+                <v:stroke joinstyle="miter"/>
+                <v:path gradientshapeok="t" o:connecttype="rect"/>
+              </v:shapetype>
+              <v:shape id="Text Box 11" o:spid="_x0000_s1030" type="#_x0000_t202" style="position:absolute;left:0;text-align:left;margin-left:339pt;margin-top:9.8pt;width:186pt;height:23.25pt;z-index:251658752;visibility:visible;mso-wrap-style:square;mso-width-percent:0;mso-height-percent:0;mso-wrap-distance-left:9pt;mso-wrap-distance-top:0;mso-wrap-distance-right:9pt;mso-wrap-distance-bottom:0;mso-position-horizontal:absolute;mso-position-horizontal-relative:text;mso-position-vertical:absolute;mso-position-vertical-relative:text;mso-width-percent:0;mso-height-percent:0;mso-width-relative:margin;mso-height-relative:margin;v-text-anchor:top" o:gfxdata="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" filled="f" stroked="f" strokeweight=".5pt">
                 <v:textbox>
                   <w:txbxContent>
                     <w:p>
@@ -1318,10 +1323,8 @@
                           <w:color w:val="FF0000"/>
                           <w:sz w:val="24"/>
                         </w:rPr>
-                        <w:t>092</w:t>
+                        <w:t>095</w:t>
                       </w:r>
-                      <w:bookmarkStart w:id="1" w:name="_GoBack"/>
-                      <w:bookmarkEnd w:id="1"/>
                     </w:p>
                   </w:txbxContent>
                 </v:textbox>
@@ -1402,7 +1405,12 @@
         <w:pStyle w:val="ListParagraph"/>
       </w:pPr>
       <w:r>
-        <w:t>Student’s Full Name: __________________________________________________</w:t>
+        <w:t>Student’s Full Name: _________________________________________</w:t>
+      </w:r>
+      <w:bookmarkStart w:id="0" w:name="_GoBack"/>
+      <w:bookmarkEnd w:id="0"/>
+      <w:r>
+        <w:t>_________</w:t>
       </w:r>
     </w:p>
     <w:p>
@@ -1915,8 +1923,6 @@
       </w:r>
       <w:r>
         <w:tab/>
-      </w:r>
-      <w:r>
         <w:t>[  ]</w:t>
       </w:r>
     </w:p>
@@ -2009,10 +2015,7 @@
         </w:sectPr>
       </w:pPr>
       <w:r>
-        <w:t xml:space="preserve">Others (specify) </w:t>
-      </w:r>
-      <w:r>
-        <w:t>____________</w:t>
+        <w:t>Others (specify) ____________</w:t>
       </w:r>
     </w:p>
     <w:p>
@@ -2139,8 +2142,6 @@
       </w:r>
       <w:r>
         <w:tab/>
-      </w:r>
-      <w:r>
         <w:t>Signature of applicant: __________________                         Date: _____/______/_______</w:t>
       </w:r>
     </w:p>
@@ -2156,10 +2157,7 @@
         </w:sectPr>
       </w:pPr>
       <w:r>
-        <w:t xml:space="preserve">Signature of registrar: ___________________                   </w:t>
-      </w:r>
-      <w:r>
-        <w:t xml:space="preserve">      Date: _____/______/______</w:t>
+        <w:t>Signature of registrar: ___________________                         Date: _____/______/______</w:t>
       </w:r>
     </w:p>
     <w:p/>

--- a/ADMISION_FORM.docx
+++ b/ADMISION_FORM.docx
@@ -1248,7 +1248,7 @@
                                 <w:color w:val="FF0000"/>
                                 <w:sz w:val="24"/>
                               </w:rPr>
-                              <w:t>095</w:t>
+                              <w:t>099</w:t>
                             </w:r>
                           </w:p>
                         </w:txbxContent>
@@ -1323,7 +1323,7 @@
                           <w:color w:val="FF0000"/>
                           <w:sz w:val="24"/>
                         </w:rPr>
-                        <w:t>095</w:t>
+                        <w:t>099</w:t>
                       </w:r>
                     </w:p>
                   </w:txbxContent>
@@ -1373,7 +1373,16 @@
           <w:b/>
           <w:i/>
         </w:rPr>
-        <w:t>NOTE: That the names appearing on this form should be the same as those in your certificates,</w:t>
+        <w:t>NOTE: That the names appearing on this form should be the same as those in your</w:t>
+      </w:r>
+      <w:bookmarkStart w:id="0" w:name="_GoBack"/>
+      <w:bookmarkEnd w:id="0"/>
+      <w:r>
+        <w:rPr>
+          <w:b/>
+          <w:i/>
+        </w:rPr>
+        <w:t xml:space="preserve"> certificates,</w:t>
       </w:r>
     </w:p>
     <w:p>
@@ -1405,12 +1414,7 @@
         <w:pStyle w:val="ListParagraph"/>
       </w:pPr>
       <w:r>
-        <w:t>Student’s Full Name: _________________________________________</w:t>
-      </w:r>
-      <w:bookmarkStart w:id="0" w:name="_GoBack"/>
-      <w:bookmarkEnd w:id="0"/>
-      <w:r>
-        <w:t>_________</w:t>
+        <w:t>Student’s Full Name: __________________________________________________</w:t>
       </w:r>
     </w:p>
     <w:p>

--- a/ADMISION_FORM.docx
+++ b/ADMISION_FORM.docx
@@ -1248,7 +1248,7 @@
                                 <w:color w:val="FF0000"/>
                                 <w:sz w:val="24"/>
                               </w:rPr>
-                              <w:t>099</w:t>
+                              <w:t>102</w:t>
                             </w:r>
                           </w:p>
                         </w:txbxContent>
@@ -1323,7 +1323,7 @@
                           <w:color w:val="FF0000"/>
                           <w:sz w:val="24"/>
                         </w:rPr>
-                        <w:t>099</w:t>
+                        <w:t>102</w:t>
                       </w:r>
                     </w:p>
                   </w:txbxContent>
@@ -1373,7 +1373,7 @@
           <w:b/>
           <w:i/>
         </w:rPr>
-        <w:t>NOTE: That the names appearing on this form should be the same as those in your</w:t>
+        <w:t>NOTE: That the names appearing on this form should be the same</w:t>
       </w:r>
       <w:bookmarkStart w:id="0" w:name="_GoBack"/>
       <w:bookmarkEnd w:id="0"/>
@@ -1382,7 +1382,7 @@
           <w:b/>
           <w:i/>
         </w:rPr>
-        <w:t xml:space="preserve"> certificates,</w:t>
+        <w:t xml:space="preserve"> as those in your certificates,</w:t>
       </w:r>
     </w:p>
     <w:p>

--- a/ADMISION_FORM.docx
+++ b/ADMISION_FORM.docx
@@ -1209,7 +1209,6 @@
                             <w:pPr>
                               <w:rPr>
                                 <w:rFonts w:ascii="Algerian" w:hAnsi="Algerian"/>
-                                <w:b/>
                                 <w:color w:val="FF0000"/>
                                 <w:sz w:val="24"/>
                               </w:rPr>
@@ -1217,7 +1216,6 @@
                             <w:r>
                               <w:rPr>
                                 <w:rFonts w:ascii="Algerian" w:hAnsi="Algerian"/>
-                                <w:b/>
                                 <w:color w:val="FF0000"/>
                                 <w:sz w:val="24"/>
                               </w:rPr>
@@ -1226,16 +1224,14 @@
                             <w:r>
                               <w:rPr>
                                 <w:rFonts w:ascii="Algerian" w:hAnsi="Algerian"/>
-                                <w:b/>
                                 <w:color w:val="FF0000"/>
                                 <w:sz w:val="24"/>
                               </w:rPr>
-                              <w:t>6/05</w:t>
+                              <w:t>6/06</w:t>
                             </w:r>
                             <w:r>
                               <w:rPr>
                                 <w:rFonts w:ascii="Algerian" w:hAnsi="Algerian"/>
-                                <w:b/>
                                 <w:color w:val="FF0000"/>
                                 <w:sz w:val="24"/>
                               </w:rPr>
@@ -1244,11 +1240,10 @@
                             <w:r>
                               <w:rPr>
                                 <w:rFonts w:ascii="Algerian" w:hAnsi="Algerian"/>
-                                <w:b/>
                                 <w:color w:val="FF0000"/>
                                 <w:sz w:val="24"/>
                               </w:rPr>
-                              <w:t>102</w:t>
+                              <w:t>105</w:t>
                             </w:r>
                           </w:p>
                         </w:txbxContent>
@@ -1284,7 +1279,6 @@
                       <w:pPr>
                         <w:rPr>
                           <w:rFonts w:ascii="Algerian" w:hAnsi="Algerian"/>
-                          <w:b/>
                           <w:color w:val="FF0000"/>
                           <w:sz w:val="24"/>
                         </w:rPr>
@@ -1292,7 +1286,6 @@
                       <w:r>
                         <w:rPr>
                           <w:rFonts w:ascii="Algerian" w:hAnsi="Algerian"/>
-                          <w:b/>
                           <w:color w:val="FF0000"/>
                           <w:sz w:val="24"/>
                         </w:rPr>
@@ -1301,16 +1294,14 @@
                       <w:r>
                         <w:rPr>
                           <w:rFonts w:ascii="Algerian" w:hAnsi="Algerian"/>
-                          <w:b/>
                           <w:color w:val="FF0000"/>
                           <w:sz w:val="24"/>
                         </w:rPr>
-                        <w:t>6/05</w:t>
+                        <w:t>6/06</w:t>
                       </w:r>
                       <w:r>
                         <w:rPr>
                           <w:rFonts w:ascii="Algerian" w:hAnsi="Algerian"/>
-                          <w:b/>
                           <w:color w:val="FF0000"/>
                           <w:sz w:val="24"/>
                         </w:rPr>
@@ -1319,11 +1310,10 @@
                       <w:r>
                         <w:rPr>
                           <w:rFonts w:ascii="Algerian" w:hAnsi="Algerian"/>
-                          <w:b/>
                           <w:color w:val="FF0000"/>
                           <w:sz w:val="24"/>
                         </w:rPr>
-                        <w:t>102</w:t>
+                        <w:t>105</w:t>
                       </w:r>
                     </w:p>
                   </w:txbxContent>
@@ -1373,7 +1363,7 @@
           <w:b/>
           <w:i/>
         </w:rPr>
-        <w:t>NOTE: That the names appearing on this form should be the same</w:t>
+        <w:t>NOTE: That the names appearing on this form should be the same a</w:t>
       </w:r>
       <w:bookmarkStart w:id="0" w:name="_GoBack"/>
       <w:bookmarkEnd w:id="0"/>
@@ -1382,7 +1372,7 @@
           <w:b/>
           <w:i/>
         </w:rPr>
-        <w:t xml:space="preserve"> as those in your certificates,</w:t>
+        <w:t>s those in your certificates,</w:t>
       </w:r>
     </w:p>
     <w:p>
@@ -2048,7 +2038,7 @@
           <w:noProof/>
         </w:rPr>
         <w:drawing>
-          <wp:anchor distT="0" distB="0" distL="114300" distR="114300" simplePos="0" relativeHeight="251671552" behindDoc="1" locked="0" layoutInCell="1" allowOverlap="1" wp14:anchorId="5375502D" wp14:editId="5691A4D0">
+          <wp:anchor distT="0" distB="0" distL="114300" distR="114300" simplePos="0" relativeHeight="251671552" behindDoc="1" locked="0" layoutInCell="1" allowOverlap="1" wp14:anchorId="079667C2" wp14:editId="30172F01">
             <wp:simplePos x="0" y="0"/>
             <wp:positionH relativeFrom="column">
               <wp:posOffset>2568575</wp:posOffset>

--- a/ADMISION_FORM.docx
+++ b/ADMISION_FORM.docx
@@ -1243,7 +1243,7 @@
                                 <w:color w:val="FF0000"/>
                                 <w:sz w:val="24"/>
                               </w:rPr>
-                              <w:t>105</w:t>
+                              <w:t>106</w:t>
                             </w:r>
                           </w:p>
                         </w:txbxContent>
@@ -1313,7 +1313,7 @@
                           <w:color w:val="FF0000"/>
                           <w:sz w:val="24"/>
                         </w:rPr>
-                        <w:t>105</w:t>
+                        <w:t>106</w:t>
                       </w:r>
                     </w:p>
                   </w:txbxContent>
@@ -1363,17 +1363,10 @@
           <w:b/>
           <w:i/>
         </w:rPr>
-        <w:t>NOTE: That the names appearing on this form should be the same a</w:t>
+        <w:t>NOTE: That the names appearing on this form should be the same as those in your certificates,</w:t>
       </w:r>
       <w:bookmarkStart w:id="0" w:name="_GoBack"/>
       <w:bookmarkEnd w:id="0"/>
-      <w:r>
-        <w:rPr>
-          <w:b/>
-          <w:i/>
-        </w:rPr>
-        <w:t>s those in your certificates,</w:t>
-      </w:r>
     </w:p>
     <w:p>
       <w:pPr>
